--- a/Knowledge/3-Work knowledge/1-Software Engineering/1-Software Engineering Fundamentals/5-My Source/3-Network Topologies/7-Hybrid Topology.docx
+++ b/Knowledge/3-Work knowledge/1-Software Engineering/1-Software Engineering Fundamentals/5-My Source/3-Network Topologies/7-Hybrid Topology.docx
@@ -4,303 +4,637 @@
   <w:body>
     <w:p>
       <w:pPr>
-        <w:pStyle w:val="Heading1"/>
-        <w:spacing w:before="240" w:after="240"/>
+        <w:keepNext/>
+        <w:keepLines/>
+        <w:spacing w:before="240" w:after="240" w:line="276" w:lineRule="auto"/>
+        <w:outlineLvl w:val="0"/>
+        <w:rPr>
+          <w:rFonts w:asciiTheme="majorHAnsi" w:eastAsiaTheme="majorEastAsia" w:hAnsiTheme="majorHAnsi" w:cstheme="majorBidi"/>
+          <w:color w:val="2F5496" w:themeColor="accent1" w:themeShade="BF"/>
+          <w:kern w:val="0"/>
+          <w:sz w:val="40"/>
+          <w:szCs w:val="40"/>
+          <w:lang w:val="en"/>
+          <w14:ligatures w14:val="none"/>
+        </w:rPr>
       </w:pPr>
       <w:bookmarkStart w:id="0" w:name="_xcm2oz38c465" w:colFirst="0" w:colLast="0"/>
       <w:bookmarkEnd w:id="0"/>
       <w:r>
+        <w:rPr>
+          <w:rFonts w:asciiTheme="majorHAnsi" w:eastAsiaTheme="majorEastAsia" w:hAnsiTheme="majorHAnsi" w:cstheme="majorBidi"/>
+          <w:color w:val="2F5496" w:themeColor="accent1" w:themeShade="BF"/>
+          <w:kern w:val="0"/>
+          <w:sz w:val="40"/>
+          <w:szCs w:val="40"/>
+          <w:lang w:val="en"/>
+          <w14:ligatures w14:val="none"/>
+        </w:rPr>
         <w:t>Hybrid Topology</w:t>
       </w:r>
     </w:p>
     <w:p>
       <w:pPr>
-        <w:pStyle w:val="Heading2"/>
-      </w:pPr>
-      <w:r>
-        <w:t xml:space="preserve">What Is </w:t>
-      </w:r>
-      <w:r>
-        <w:t>Hybrid Topology</w:t>
-      </w:r>
-      <w:r>
-        <w:t>?</w:t>
+        <w:keepNext/>
+        <w:keepLines/>
+        <w:spacing w:before="160" w:after="80" w:line="276" w:lineRule="auto"/>
+        <w:outlineLvl w:val="1"/>
+        <w:rPr>
+          <w:rFonts w:asciiTheme="majorHAnsi" w:eastAsiaTheme="majorEastAsia" w:hAnsiTheme="majorHAnsi" w:cstheme="majorBidi"/>
+          <w:color w:val="2F5496" w:themeColor="accent1" w:themeShade="BF"/>
+          <w:kern w:val="0"/>
+          <w:sz w:val="32"/>
+          <w:szCs w:val="32"/>
+          <w:lang w:val="en"/>
+          <w14:ligatures w14:val="none"/>
+        </w:rPr>
+      </w:pPr>
+      <w:r>
+        <w:rPr>
+          <w:rFonts w:asciiTheme="majorHAnsi" w:eastAsiaTheme="majorEastAsia" w:hAnsiTheme="majorHAnsi" w:cstheme="majorBidi"/>
+          <w:color w:val="2F5496" w:themeColor="accent1" w:themeShade="BF"/>
+          <w:kern w:val="0"/>
+          <w:sz w:val="32"/>
+          <w:szCs w:val="32"/>
+          <w:lang w:val="en"/>
+          <w14:ligatures w14:val="none"/>
+        </w:rPr>
+        <w:t>What Is Hybrid Topology?</w:t>
       </w:r>
     </w:p>
     <w:p>
       <w:pPr>
-        <w:spacing w:before="240" w:after="240"/>
-      </w:pPr>
-      <w:r>
-        <w:rPr>
-          <w:b/>
+        <w:spacing w:before="240" w:after="240" w:line="276" w:lineRule="auto"/>
+        <w:rPr>
+          <w:rFonts w:ascii="Arial" w:eastAsia="Arial" w:hAnsi="Arial" w:cs="Arial"/>
+          <w:kern w:val="0"/>
+          <w:sz w:val="22"/>
+          <w:szCs w:val="22"/>
+          <w:lang w:val="en"/>
+          <w14:ligatures w14:val="none"/>
+        </w:rPr>
+      </w:pPr>
+      <w:r>
+        <w:rPr>
+          <w:rFonts w:ascii="Arial" w:eastAsia="Arial" w:hAnsi="Arial" w:cs="Arial"/>
+          <w:b/>
+          <w:kern w:val="0"/>
+          <w:sz w:val="22"/>
+          <w:szCs w:val="22"/>
           <w:highlight w:val="darkGray"/>
+          <w:lang w:val="en"/>
+          <w14:ligatures w14:val="none"/>
         </w:rPr>
         <w:t># Source</w:t>
       </w:r>
       <w:r>
         <w:rPr>
+          <w:rFonts w:ascii="Arial" w:eastAsia="Arial" w:hAnsi="Arial" w:cs="Arial"/>
+          <w:kern w:val="0"/>
+          <w:sz w:val="22"/>
+          <w:szCs w:val="22"/>
           <w:highlight w:val="darkGray"/>
+          <w:lang w:val="en"/>
+          <w14:ligatures w14:val="none"/>
         </w:rPr>
         <w:t xml:space="preserve">: </w:t>
       </w:r>
       <w:r>
         <w:rPr>
-          <w:b/>
+          <w:rFonts w:ascii="Arial" w:eastAsia="Arial" w:hAnsi="Arial" w:cs="Arial"/>
+          <w:b/>
+          <w:kern w:val="0"/>
+          <w:sz w:val="22"/>
+          <w:szCs w:val="22"/>
           <w:highlight w:val="darkGray"/>
-        </w:rPr>
-        <w:t>Chatgpt (GPT‑5 Mini) at [12/18/2025]</w:t>
+          <w:lang w:val="en"/>
+          <w14:ligatures w14:val="none"/>
+        </w:rPr>
+        <w:t>Chatgpt (GPT</w:t>
+      </w:r>
+      <w:r>
+        <w:rPr>
+          <w:rFonts w:ascii="Cambria Math" w:eastAsia="Arial" w:hAnsi="Cambria Math" w:cs="Cambria Math"/>
+          <w:b/>
+          <w:kern w:val="0"/>
+          <w:sz w:val="22"/>
+          <w:szCs w:val="22"/>
+          <w:highlight w:val="darkGray"/>
+          <w:lang w:val="en"/>
+          <w14:ligatures w14:val="none"/>
+        </w:rPr>
+        <w:t>‑</w:t>
+      </w:r>
+      <w:r>
+        <w:rPr>
+          <w:rFonts w:ascii="Arial" w:eastAsia="Arial" w:hAnsi="Arial" w:cs="Arial"/>
+          <w:b/>
+          <w:kern w:val="0"/>
+          <w:sz w:val="22"/>
+          <w:szCs w:val="22"/>
+          <w:highlight w:val="darkGray"/>
+          <w:lang w:val="en"/>
+          <w14:ligatures w14:val="none"/>
+        </w:rPr>
+        <w:t>5 Mini) at [12/18/2025]</w:t>
       </w:r>
     </w:p>
     <w:p>
       <w:pPr>
-        <w:spacing w:before="240" w:after="240"/>
-      </w:pPr>
-      <w:r>
-        <w:rPr>
-          <w:rFonts w:ascii="Roboto Mono" w:eastAsia="Roboto Mono" w:hAnsi="Roboto Mono"/>
-          <w:sz w:val="24"/>
+        <w:spacing w:before="240" w:after="240" w:line="276" w:lineRule="auto"/>
+        <w:rPr>
+          <w:rFonts w:ascii="Arial" w:eastAsia="Arial" w:hAnsi="Arial" w:cs="Arial"/>
+          <w:kern w:val="0"/>
+          <w:sz w:val="22"/>
+          <w:szCs w:val="22"/>
+          <w:lang w:val="en"/>
+          <w14:ligatures w14:val="none"/>
+        </w:rPr>
+      </w:pPr>
+      <w:r>
+        <w:rPr>
+          <w:rFonts w:ascii="Roboto Mono" w:eastAsia="Roboto Mono" w:hAnsi="Roboto Mono" w:cs="Arial"/>
+          <w:kern w:val="0"/>
+          <w:szCs w:val="22"/>
+          <w:lang w:val="en"/>
+          <w14:ligatures w14:val="none"/>
         </w:rPr>
         <w:t xml:space="preserve">A </w:t>
       </w:r>
       <w:r>
         <w:rPr>
-          <w:rFonts w:ascii="Roboto Mono" w:eastAsia="Roboto Mono" w:hAnsi="Roboto Mono"/>
+          <w:rFonts w:ascii="Roboto Mono" w:eastAsia="Roboto Mono" w:hAnsi="Roboto Mono" w:cs="Arial"/>
           <w:b/>
           <w:bCs/>
-          <w:sz w:val="24"/>
+          <w:kern w:val="0"/>
+          <w:szCs w:val="22"/>
+          <w:lang w:val="en"/>
+          <w14:ligatures w14:val="none"/>
         </w:rPr>
         <w:t>Hybrid Topology</w:t>
       </w:r>
       <w:r>
         <w:rPr>
-          <w:rFonts w:ascii="Roboto Mono" w:eastAsia="Roboto Mono" w:hAnsi="Roboto Mono"/>
-          <w:sz w:val="24"/>
+          <w:rFonts w:ascii="Roboto Mono" w:eastAsia="Roboto Mono" w:hAnsi="Roboto Mono" w:cs="Arial"/>
+          <w:kern w:val="0"/>
+          <w:szCs w:val="22"/>
+          <w:lang w:val="en"/>
+          <w14:ligatures w14:val="none"/>
         </w:rPr>
         <w:t xml:space="preserve"> is a </w:t>
       </w:r>
       <w:r>
         <w:rPr>
-          <w:rFonts w:ascii="Roboto Mono" w:eastAsia="Roboto Mono" w:hAnsi="Roboto Mono"/>
+          <w:rFonts w:ascii="Roboto Mono" w:eastAsia="Roboto Mono" w:hAnsi="Roboto Mono" w:cs="Arial"/>
           <w:b/>
           <w:bCs/>
-          <w:sz w:val="24"/>
+          <w:kern w:val="0"/>
+          <w:szCs w:val="22"/>
+          <w:lang w:val="en"/>
+          <w14:ligatures w14:val="none"/>
         </w:rPr>
         <w:t>combination of two or more different types of network topologies</w:t>
       </w:r>
       <w:r>
         <w:rPr>
-          <w:rFonts w:ascii="Roboto Mono" w:eastAsia="Roboto Mono" w:hAnsi="Roboto Mono"/>
-          <w:sz w:val="24"/>
+          <w:rFonts w:ascii="Roboto Mono" w:eastAsia="Roboto Mono" w:hAnsi="Roboto Mono" w:cs="Arial"/>
+          <w:kern w:val="0"/>
+          <w:szCs w:val="22"/>
+          <w:lang w:val="en"/>
+          <w14:ligatures w14:val="none"/>
         </w:rPr>
         <w:t xml:space="preserve"> (like star, mesh, ring, or bus) to create a </w:t>
       </w:r>
       <w:r>
         <w:rPr>
-          <w:rFonts w:ascii="Roboto Mono" w:eastAsia="Roboto Mono" w:hAnsi="Roboto Mono"/>
+          <w:rFonts w:ascii="Roboto Mono" w:eastAsia="Roboto Mono" w:hAnsi="Roboto Mono" w:cs="Arial"/>
           <w:b/>
           <w:bCs/>
-          <w:sz w:val="24"/>
+          <w:kern w:val="0"/>
+          <w:szCs w:val="22"/>
+          <w:lang w:val="en"/>
+          <w14:ligatures w14:val="none"/>
         </w:rPr>
         <w:t>flexible, scalable, and efficient network</w:t>
       </w:r>
       <w:r>
         <w:rPr>
-          <w:rFonts w:ascii="Roboto Mono" w:eastAsia="Roboto Mono" w:hAnsi="Roboto Mono"/>
-          <w:sz w:val="24"/>
+          <w:rFonts w:ascii="Roboto Mono" w:eastAsia="Roboto Mono" w:hAnsi="Roboto Mono" w:cs="Arial"/>
+          <w:kern w:val="0"/>
+          <w:szCs w:val="22"/>
+          <w:lang w:val="en"/>
+          <w14:ligatures w14:val="none"/>
         </w:rPr>
         <w:t xml:space="preserve"> structure.</w:t>
       </w:r>
     </w:p>
     <w:p>
-      <w:r>
-        <w:rPr>
-          <w:rFonts w:ascii="Roboto Mono" w:eastAsia="Roboto Mono" w:hAnsi="Roboto Mono"/>
-          <w:sz w:val="24"/>
-        </w:rPr>
-        <w:pict w14:anchorId="5F3AF185">
+      <w:pPr>
+        <w:spacing w:after="0" w:line="276" w:lineRule="auto"/>
+        <w:rPr>
+          <w:rFonts w:ascii="Arial" w:eastAsia="Arial" w:hAnsi="Arial" w:cs="Arial"/>
+          <w:kern w:val="0"/>
+          <w:sz w:val="22"/>
+          <w:szCs w:val="22"/>
+          <w:lang w:val="en"/>
+          <w14:ligatures w14:val="none"/>
+        </w:rPr>
+      </w:pPr>
+      <w:r>
+        <w:rPr>
+          <w:rFonts w:ascii="Roboto Mono" w:eastAsia="Roboto Mono" w:hAnsi="Roboto Mono" w:cs="Arial"/>
+          <w:kern w:val="0"/>
+          <w:szCs w:val="22"/>
+          <w:lang w:val="en"/>
+          <w14:ligatures w14:val="none"/>
+        </w:rPr>
+        <w:pict w14:anchorId="5A28611A">
           <v:rect id="_x0000_i1025" style="width:0;height:1.5pt" o:hralign="center" o:hrstd="t" o:hr="t" fillcolor="#a0a0a0" stroked="f"/>
         </w:pict>
       </w:r>
     </w:p>
     <w:p>
       <w:pPr>
-        <w:pStyle w:val="Heading2"/>
-        <w:keepNext w:val="0"/>
-        <w:keepLines w:val="0"/>
-        <w:rPr>
+        <w:spacing w:before="160" w:after="80" w:line="276" w:lineRule="auto"/>
+        <w:outlineLvl w:val="1"/>
+        <w:rPr>
+          <w:rFonts w:asciiTheme="majorHAnsi" w:eastAsiaTheme="majorEastAsia" w:hAnsiTheme="majorHAnsi" w:cstheme="majorBidi"/>
           <w:b/>
           <w:bCs/>
+          <w:color w:val="2F5496" w:themeColor="accent1" w:themeShade="BF"/>
+          <w:kern w:val="0"/>
           <w:sz w:val="34"/>
           <w:szCs w:val="34"/>
+          <w:lang w:val="en"/>
+          <w14:ligatures w14:val="none"/>
         </w:rPr>
       </w:pPr>
       <w:bookmarkStart w:id="1" w:name="_7rbp9imz5g3k" w:colFirst="0" w:colLast="0"/>
       <w:bookmarkEnd w:id="1"/>
       <w:r>
         <w:rPr>
+          <w:rFonts w:ascii="Segoe UI Emoji" w:eastAsiaTheme="majorEastAsia" w:hAnsi="Segoe UI Emoji" w:cs="Segoe UI Emoji"/>
           <w:b/>
           <w:bCs/>
+          <w:color w:val="2F5496" w:themeColor="accent1" w:themeShade="BF"/>
+          <w:kern w:val="0"/>
           <w:sz w:val="34"/>
           <w:szCs w:val="34"/>
-        </w:rPr>
-        <w:t>🧠 Simple Definition:</w:t>
+          <w:lang w:val="en"/>
+          <w14:ligatures w14:val="none"/>
+        </w:rPr>
+        <w:t>🧠</w:t>
+      </w:r>
+      <w:r>
+        <w:rPr>
+          <w:rFonts w:asciiTheme="majorHAnsi" w:eastAsiaTheme="majorEastAsia" w:hAnsiTheme="majorHAnsi" w:cstheme="majorBidi"/>
+          <w:b/>
+          <w:bCs/>
+          <w:color w:val="2F5496" w:themeColor="accent1" w:themeShade="BF"/>
+          <w:kern w:val="0"/>
+          <w:sz w:val="34"/>
+          <w:szCs w:val="34"/>
+          <w:lang w:val="en"/>
+          <w14:ligatures w14:val="none"/>
+        </w:rPr>
+        <w:t xml:space="preserve"> Simple Definition:</w:t>
       </w:r>
     </w:p>
     <w:p>
       <w:pPr>
-        <w:spacing w:before="240" w:after="240"/>
-      </w:pPr>
-      <w:r>
-        <w:rPr>
-          <w:b/>
+        <w:spacing w:before="240" w:after="240" w:line="276" w:lineRule="auto"/>
+        <w:rPr>
+          <w:rFonts w:ascii="Arial" w:eastAsia="Arial" w:hAnsi="Arial" w:cs="Arial"/>
+          <w:kern w:val="0"/>
+          <w:sz w:val="22"/>
+          <w:szCs w:val="22"/>
+          <w:lang w:val="en"/>
+          <w14:ligatures w14:val="none"/>
+        </w:rPr>
+      </w:pPr>
+      <w:r>
+        <w:rPr>
+          <w:rFonts w:ascii="Arial" w:eastAsia="Arial" w:hAnsi="Arial" w:cs="Arial"/>
+          <w:b/>
+          <w:kern w:val="0"/>
+          <w:sz w:val="22"/>
+          <w:szCs w:val="22"/>
           <w:highlight w:val="darkGray"/>
+          <w:lang w:val="en"/>
+          <w14:ligatures w14:val="none"/>
         </w:rPr>
         <w:t># Source</w:t>
       </w:r>
       <w:r>
         <w:rPr>
+          <w:rFonts w:ascii="Arial" w:eastAsia="Arial" w:hAnsi="Arial" w:cs="Arial"/>
+          <w:kern w:val="0"/>
+          <w:sz w:val="22"/>
+          <w:szCs w:val="22"/>
           <w:highlight w:val="darkGray"/>
+          <w:lang w:val="en"/>
+          <w14:ligatures w14:val="none"/>
         </w:rPr>
         <w:t xml:space="preserve">: </w:t>
       </w:r>
       <w:r>
         <w:rPr>
-          <w:b/>
+          <w:rFonts w:ascii="Arial" w:eastAsia="Arial" w:hAnsi="Arial" w:cs="Arial"/>
+          <w:b/>
+          <w:kern w:val="0"/>
+          <w:sz w:val="22"/>
+          <w:szCs w:val="22"/>
           <w:highlight w:val="darkGray"/>
-        </w:rPr>
-        <w:t>Chatgpt (GPT‑5 Mini) at [12/18/2025]</w:t>
+          <w:lang w:val="en"/>
+          <w14:ligatures w14:val="none"/>
+        </w:rPr>
+        <w:t>Chatgpt (GPT</w:t>
+      </w:r>
+      <w:r>
+        <w:rPr>
+          <w:rFonts w:ascii="Cambria Math" w:eastAsia="Arial" w:hAnsi="Cambria Math" w:cs="Cambria Math"/>
+          <w:b/>
+          <w:kern w:val="0"/>
+          <w:sz w:val="22"/>
+          <w:szCs w:val="22"/>
+          <w:highlight w:val="darkGray"/>
+          <w:lang w:val="en"/>
+          <w14:ligatures w14:val="none"/>
+        </w:rPr>
+        <w:t>‑</w:t>
+      </w:r>
+      <w:r>
+        <w:rPr>
+          <w:rFonts w:ascii="Arial" w:eastAsia="Arial" w:hAnsi="Arial" w:cs="Arial"/>
+          <w:b/>
+          <w:kern w:val="0"/>
+          <w:sz w:val="22"/>
+          <w:szCs w:val="22"/>
+          <w:highlight w:val="darkGray"/>
+          <w:lang w:val="en"/>
+          <w14:ligatures w14:val="none"/>
+        </w:rPr>
+        <w:t>5 Mini) at [12/18/2025]</w:t>
       </w:r>
     </w:p>
     <w:p>
       <w:pPr>
-        <w:spacing w:before="240" w:after="240"/>
+        <w:spacing w:before="240" w:after="240" w:line="276" w:lineRule="auto"/>
         <w:ind w:left="600" w:right="600"/>
-      </w:pPr>
-      <w:r>
-        <w:rPr>
-          <w:rFonts w:ascii="Roboto Mono" w:eastAsia="Roboto Mono" w:hAnsi="Roboto Mono"/>
-          <w:sz w:val="24"/>
+        <w:rPr>
+          <w:rFonts w:ascii="Arial" w:eastAsia="Arial" w:hAnsi="Arial" w:cs="Arial"/>
+          <w:kern w:val="0"/>
+          <w:sz w:val="22"/>
+          <w:szCs w:val="22"/>
+          <w:lang w:val="en"/>
+          <w14:ligatures w14:val="none"/>
+        </w:rPr>
+      </w:pPr>
+      <w:r>
+        <w:rPr>
+          <w:rFonts w:ascii="Roboto Mono" w:eastAsia="Roboto Mono" w:hAnsi="Roboto Mono" w:cs="Arial"/>
+          <w:kern w:val="0"/>
+          <w:szCs w:val="22"/>
+          <w:lang w:val="en"/>
+          <w14:ligatures w14:val="none"/>
         </w:rPr>
         <w:t xml:space="preserve">A </w:t>
       </w:r>
       <w:r>
         <w:rPr>
-          <w:rFonts w:ascii="Roboto Mono" w:eastAsia="Roboto Mono" w:hAnsi="Roboto Mono"/>
+          <w:rFonts w:ascii="Roboto Mono" w:eastAsia="Roboto Mono" w:hAnsi="Roboto Mono" w:cs="Arial"/>
           <w:b/>
           <w:bCs/>
-          <w:sz w:val="24"/>
+          <w:kern w:val="0"/>
+          <w:szCs w:val="22"/>
+          <w:lang w:val="en"/>
+          <w14:ligatures w14:val="none"/>
         </w:rPr>
         <w:t>Hybrid Topology</w:t>
       </w:r>
       <w:r>
         <w:rPr>
-          <w:rFonts w:ascii="Roboto Mono" w:eastAsia="Roboto Mono" w:hAnsi="Roboto Mono"/>
-          <w:sz w:val="24"/>
+          <w:rFonts w:ascii="Roboto Mono" w:eastAsia="Roboto Mono" w:hAnsi="Roboto Mono" w:cs="Arial"/>
+          <w:kern w:val="0"/>
+          <w:szCs w:val="22"/>
+          <w:lang w:val="en"/>
+          <w14:ligatures w14:val="none"/>
         </w:rPr>
         <w:t xml:space="preserve"> blends multiple network layouts into a </w:t>
       </w:r>
       <w:r>
         <w:rPr>
-          <w:rFonts w:ascii="Roboto Mono" w:eastAsia="Roboto Mono" w:hAnsi="Roboto Mono"/>
+          <w:rFonts w:ascii="Roboto Mono" w:eastAsia="Roboto Mono" w:hAnsi="Roboto Mono" w:cs="Arial"/>
           <w:b/>
           <w:bCs/>
-          <w:sz w:val="24"/>
+          <w:kern w:val="0"/>
+          <w:szCs w:val="22"/>
+          <w:lang w:val="en"/>
+          <w14:ligatures w14:val="none"/>
         </w:rPr>
         <w:t>single design</w:t>
       </w:r>
       <w:r>
         <w:rPr>
-          <w:rFonts w:ascii="Roboto Mono" w:eastAsia="Roboto Mono" w:hAnsi="Roboto Mono"/>
-          <w:sz w:val="24"/>
+          <w:rFonts w:ascii="Roboto Mono" w:eastAsia="Roboto Mono" w:hAnsi="Roboto Mono" w:cs="Arial"/>
+          <w:kern w:val="0"/>
+          <w:szCs w:val="22"/>
+          <w:lang w:val="en"/>
+          <w14:ligatures w14:val="none"/>
         </w:rPr>
         <w:t xml:space="preserve"> to leverage the </w:t>
       </w:r>
       <w:r>
         <w:rPr>
-          <w:rFonts w:ascii="Roboto Mono" w:eastAsia="Roboto Mono" w:hAnsi="Roboto Mono"/>
+          <w:rFonts w:ascii="Roboto Mono" w:eastAsia="Roboto Mono" w:hAnsi="Roboto Mono" w:cs="Arial"/>
           <w:b/>
           <w:bCs/>
-          <w:sz w:val="24"/>
+          <w:kern w:val="0"/>
+          <w:szCs w:val="22"/>
+          <w:lang w:val="en"/>
+          <w14:ligatures w14:val="none"/>
         </w:rPr>
         <w:t>advantages of each</w:t>
       </w:r>
       <w:r>
         <w:rPr>
-          <w:rFonts w:ascii="Roboto Mono" w:eastAsia="Roboto Mono" w:hAnsi="Roboto Mono"/>
-          <w:sz w:val="24"/>
+          <w:rFonts w:ascii="Roboto Mono" w:eastAsia="Roboto Mono" w:hAnsi="Roboto Mono" w:cs="Arial"/>
+          <w:kern w:val="0"/>
+          <w:szCs w:val="22"/>
+          <w:lang w:val="en"/>
+          <w14:ligatures w14:val="none"/>
         </w:rPr>
         <w:t xml:space="preserve"> and minimize their weaknesses.</w:t>
       </w:r>
     </w:p>
     <w:p>
-      <w:r>
-        <w:rPr>
-          <w:rFonts w:ascii="Roboto Mono" w:eastAsia="Roboto Mono" w:hAnsi="Roboto Mono"/>
-          <w:sz w:val="24"/>
-        </w:rPr>
-        <w:pict w14:anchorId="73506FFA">
+      <w:pPr>
+        <w:spacing w:after="0" w:line="276" w:lineRule="auto"/>
+        <w:rPr>
+          <w:rFonts w:ascii="Arial" w:eastAsia="Arial" w:hAnsi="Arial" w:cs="Arial"/>
+          <w:kern w:val="0"/>
+          <w:sz w:val="22"/>
+          <w:szCs w:val="22"/>
+          <w:lang w:val="en"/>
+          <w14:ligatures w14:val="none"/>
+        </w:rPr>
+      </w:pPr>
+      <w:r>
+        <w:rPr>
+          <w:rFonts w:ascii="Roboto Mono" w:eastAsia="Roboto Mono" w:hAnsi="Roboto Mono" w:cs="Arial"/>
+          <w:kern w:val="0"/>
+          <w:szCs w:val="22"/>
+          <w:lang w:val="en"/>
+          <w14:ligatures w14:val="none"/>
+        </w:rPr>
+        <w:pict w14:anchorId="5A2206FF">
           <v:rect id="_x0000_i1026" style="width:0;height:1.5pt" o:hralign="center" o:hrstd="t" o:hr="t" fillcolor="#a0a0a0" stroked="f"/>
         </w:pict>
       </w:r>
     </w:p>
     <w:p>
       <w:pPr>
-        <w:pStyle w:val="Heading2"/>
-        <w:keepNext w:val="0"/>
-        <w:keepLines w:val="0"/>
-        <w:rPr>
+        <w:spacing w:before="160" w:after="80" w:line="276" w:lineRule="auto"/>
+        <w:outlineLvl w:val="1"/>
+        <w:rPr>
+          <w:rFonts w:asciiTheme="majorHAnsi" w:eastAsiaTheme="majorEastAsia" w:hAnsiTheme="majorHAnsi" w:cstheme="majorBidi"/>
           <w:b/>
           <w:bCs/>
+          <w:color w:val="2F5496" w:themeColor="accent1" w:themeShade="BF"/>
+          <w:kern w:val="0"/>
           <w:sz w:val="34"/>
           <w:szCs w:val="34"/>
+          <w:lang w:val="en"/>
+          <w14:ligatures w14:val="none"/>
         </w:rPr>
       </w:pPr>
       <w:bookmarkStart w:id="2" w:name="_pml3l9zbsgep" w:colFirst="0" w:colLast="0"/>
       <w:bookmarkEnd w:id="2"/>
       <w:r>
         <w:rPr>
+          <w:rFonts w:ascii="Segoe UI Emoji" w:eastAsiaTheme="majorEastAsia" w:hAnsi="Segoe UI Emoji" w:cs="Segoe UI Emoji"/>
           <w:b/>
           <w:bCs/>
+          <w:color w:val="2F5496" w:themeColor="accent1" w:themeShade="BF"/>
+          <w:kern w:val="0"/>
           <w:sz w:val="34"/>
           <w:szCs w:val="34"/>
-        </w:rPr>
-        <w:t>🖼️ Visual Example</w:t>
+          <w:lang w:val="en"/>
+          <w14:ligatures w14:val="none"/>
+        </w:rPr>
+        <w:t>🖼️</w:t>
+      </w:r>
+      <w:r>
+        <w:rPr>
+          <w:rFonts w:asciiTheme="majorHAnsi" w:eastAsiaTheme="majorEastAsia" w:hAnsiTheme="majorHAnsi" w:cstheme="majorBidi"/>
+          <w:b/>
+          <w:bCs/>
+          <w:color w:val="2F5496" w:themeColor="accent1" w:themeShade="BF"/>
+          <w:kern w:val="0"/>
+          <w:sz w:val="34"/>
+          <w:szCs w:val="34"/>
+          <w:lang w:val="en"/>
+          <w14:ligatures w14:val="none"/>
+        </w:rPr>
+        <w:t xml:space="preserve"> Visual Example</w:t>
       </w:r>
     </w:p>
     <w:p>
       <w:pPr>
-        <w:spacing w:before="240" w:after="240"/>
-      </w:pPr>
-      <w:r>
-        <w:rPr>
-          <w:b/>
+        <w:spacing w:before="240" w:after="240" w:line="276" w:lineRule="auto"/>
+        <w:rPr>
+          <w:rFonts w:ascii="Arial" w:eastAsia="Arial" w:hAnsi="Arial" w:cs="Arial"/>
+          <w:kern w:val="0"/>
+          <w:sz w:val="22"/>
+          <w:szCs w:val="22"/>
+          <w:lang w:val="en"/>
+          <w14:ligatures w14:val="none"/>
+        </w:rPr>
+      </w:pPr>
+      <w:r>
+        <w:rPr>
+          <w:rFonts w:ascii="Arial" w:eastAsia="Arial" w:hAnsi="Arial" w:cs="Arial"/>
+          <w:b/>
+          <w:kern w:val="0"/>
+          <w:sz w:val="22"/>
+          <w:szCs w:val="22"/>
           <w:highlight w:val="darkGray"/>
+          <w:lang w:val="en"/>
+          <w14:ligatures w14:val="none"/>
         </w:rPr>
         <w:t># Source</w:t>
       </w:r>
       <w:r>
         <w:rPr>
+          <w:rFonts w:ascii="Arial" w:eastAsia="Arial" w:hAnsi="Arial" w:cs="Arial"/>
+          <w:kern w:val="0"/>
+          <w:sz w:val="22"/>
+          <w:szCs w:val="22"/>
           <w:highlight w:val="darkGray"/>
+          <w:lang w:val="en"/>
+          <w14:ligatures w14:val="none"/>
         </w:rPr>
         <w:t xml:space="preserve">: </w:t>
       </w:r>
       <w:r>
         <w:rPr>
-          <w:b/>
+          <w:rFonts w:ascii="Arial" w:eastAsia="Arial" w:hAnsi="Arial" w:cs="Arial"/>
+          <w:b/>
+          <w:kern w:val="0"/>
+          <w:sz w:val="22"/>
+          <w:szCs w:val="22"/>
           <w:highlight w:val="darkGray"/>
-        </w:rPr>
-        <w:t>Chatgpt (GPT‑5 Mini) at [12/18/2025]</w:t>
+          <w:lang w:val="en"/>
+          <w14:ligatures w14:val="none"/>
+        </w:rPr>
+        <w:t>Chatgpt (GPT</w:t>
+      </w:r>
+      <w:r>
+        <w:rPr>
+          <w:rFonts w:ascii="Cambria Math" w:eastAsia="Arial" w:hAnsi="Cambria Math" w:cs="Cambria Math"/>
+          <w:b/>
+          <w:kern w:val="0"/>
+          <w:sz w:val="22"/>
+          <w:szCs w:val="22"/>
+          <w:highlight w:val="darkGray"/>
+          <w:lang w:val="en"/>
+          <w14:ligatures w14:val="none"/>
+        </w:rPr>
+        <w:t>‑</w:t>
+      </w:r>
+      <w:r>
+        <w:rPr>
+          <w:rFonts w:ascii="Arial" w:eastAsia="Arial" w:hAnsi="Arial" w:cs="Arial"/>
+          <w:b/>
+          <w:kern w:val="0"/>
+          <w:sz w:val="22"/>
+          <w:szCs w:val="22"/>
+          <w:highlight w:val="darkGray"/>
+          <w:lang w:val="en"/>
+          <w14:ligatures w14:val="none"/>
+        </w:rPr>
+        <w:t>5 Mini) at [12/18/2025]</w:t>
       </w:r>
     </w:p>
     <w:p>
       <w:pPr>
-        <w:spacing w:before="240" w:after="240"/>
-      </w:pPr>
-      <w:r>
-        <w:rPr>
-          <w:rFonts w:ascii="Roboto Mono" w:eastAsia="Roboto Mono" w:hAnsi="Roboto Mono"/>
-          <w:sz w:val="24"/>
+        <w:spacing w:before="240" w:after="240" w:line="276" w:lineRule="auto"/>
+        <w:rPr>
+          <w:rFonts w:ascii="Arial" w:eastAsia="Arial" w:hAnsi="Arial" w:cs="Arial"/>
+          <w:kern w:val="0"/>
+          <w:sz w:val="22"/>
+          <w:szCs w:val="22"/>
+          <w:lang w:val="en"/>
+          <w14:ligatures w14:val="none"/>
+        </w:rPr>
+      </w:pPr>
+      <w:r>
+        <w:rPr>
+          <w:rFonts w:ascii="Roboto Mono" w:eastAsia="Roboto Mono" w:hAnsi="Roboto Mono" w:cs="Arial"/>
+          <w:kern w:val="0"/>
+          <w:szCs w:val="22"/>
+          <w:lang w:val="en"/>
+          <w14:ligatures w14:val="none"/>
         </w:rPr>
         <w:t>Imagine a network where:</w:t>
       </w:r>
@@ -311,35 +645,55 @@
           <w:ilvl w:val="0"/>
           <w:numId w:val="1"/>
         </w:numPr>
-        <w:spacing w:before="240"/>
-      </w:pPr>
-      <w:r>
-        <w:rPr>
-          <w:rFonts w:ascii="Roboto Mono" w:eastAsia="Roboto Mono" w:hAnsi="Roboto Mono"/>
-          <w:sz w:val="24"/>
+        <w:spacing w:before="240" w:after="0" w:line="276" w:lineRule="auto"/>
+        <w:rPr>
+          <w:rFonts w:ascii="Arial" w:eastAsia="Arial" w:hAnsi="Arial" w:cs="Arial"/>
+          <w:kern w:val="0"/>
+          <w:sz w:val="22"/>
+          <w:szCs w:val="22"/>
+          <w:lang w:val="en"/>
+          <w14:ligatures w14:val="none"/>
+        </w:rPr>
+      </w:pPr>
+      <w:r>
+        <w:rPr>
+          <w:rFonts w:ascii="Roboto Mono" w:eastAsia="Roboto Mono" w:hAnsi="Roboto Mono" w:cs="Arial"/>
+          <w:kern w:val="0"/>
+          <w:szCs w:val="22"/>
+          <w:lang w:val="en"/>
+          <w14:ligatures w14:val="none"/>
         </w:rPr>
         <w:t xml:space="preserve">A </w:t>
       </w:r>
       <w:r>
         <w:rPr>
-          <w:rFonts w:ascii="Roboto Mono" w:eastAsia="Roboto Mono" w:hAnsi="Roboto Mono"/>
+          <w:rFonts w:ascii="Roboto Mono" w:eastAsia="Roboto Mono" w:hAnsi="Roboto Mono" w:cs="Arial"/>
           <w:b/>
           <w:bCs/>
-          <w:sz w:val="24"/>
+          <w:kern w:val="0"/>
+          <w:szCs w:val="22"/>
+          <w:lang w:val="en"/>
+          <w14:ligatures w14:val="none"/>
         </w:rPr>
         <w:t>star</w:t>
       </w:r>
       <w:r>
         <w:rPr>
-          <w:rFonts w:ascii="Roboto Mono" w:eastAsia="Roboto Mono" w:hAnsi="Roboto Mono"/>
-          <w:sz w:val="24"/>
+          <w:rFonts w:ascii="Roboto Mono" w:eastAsia="Roboto Mono" w:hAnsi="Roboto Mono" w:cs="Arial"/>
+          <w:kern w:val="0"/>
+          <w:szCs w:val="22"/>
+          <w:lang w:val="en"/>
+          <w14:ligatures w14:val="none"/>
         </w:rPr>
         <w:t xml:space="preserve"> connects office PCs,</w:t>
       </w:r>
       <w:r>
         <w:rPr>
-          <w:rFonts w:ascii="Roboto Mono" w:eastAsia="Roboto Mono" w:hAnsi="Roboto Mono"/>
-          <w:sz w:val="24"/>
+          <w:rFonts w:ascii="Roboto Mono" w:eastAsia="Roboto Mono" w:hAnsi="Roboto Mono" w:cs="Arial"/>
+          <w:kern w:val="0"/>
+          <w:szCs w:val="22"/>
+          <w:lang w:val="en"/>
+          <w14:ligatures w14:val="none"/>
         </w:rPr>
         <w:br/>
       </w:r>
@@ -350,34 +704,55 @@
           <w:ilvl w:val="0"/>
           <w:numId w:val="1"/>
         </w:numPr>
-      </w:pPr>
-      <w:r>
-        <w:rPr>
-          <w:rFonts w:ascii="Roboto Mono" w:eastAsia="Roboto Mono" w:hAnsi="Roboto Mono"/>
-          <w:sz w:val="24"/>
+        <w:spacing w:after="0" w:line="276" w:lineRule="auto"/>
+        <w:rPr>
+          <w:rFonts w:ascii="Arial" w:eastAsia="Arial" w:hAnsi="Arial" w:cs="Arial"/>
+          <w:kern w:val="0"/>
+          <w:sz w:val="22"/>
+          <w:szCs w:val="22"/>
+          <w:lang w:val="en"/>
+          <w14:ligatures w14:val="none"/>
+        </w:rPr>
+      </w:pPr>
+      <w:r>
+        <w:rPr>
+          <w:rFonts w:ascii="Roboto Mono" w:eastAsia="Roboto Mono" w:hAnsi="Roboto Mono" w:cs="Arial"/>
+          <w:kern w:val="0"/>
+          <w:szCs w:val="22"/>
+          <w:lang w:val="en"/>
+          <w14:ligatures w14:val="none"/>
         </w:rPr>
         <w:t xml:space="preserve">A </w:t>
       </w:r>
       <w:r>
         <w:rPr>
-          <w:rFonts w:ascii="Roboto Mono" w:eastAsia="Roboto Mono" w:hAnsi="Roboto Mono"/>
+          <w:rFonts w:ascii="Roboto Mono" w:eastAsia="Roboto Mono" w:hAnsi="Roboto Mono" w:cs="Arial"/>
           <w:b/>
           <w:bCs/>
-          <w:sz w:val="24"/>
+          <w:kern w:val="0"/>
+          <w:szCs w:val="22"/>
+          <w:lang w:val="en"/>
+          <w14:ligatures w14:val="none"/>
         </w:rPr>
         <w:t>ring</w:t>
       </w:r>
       <w:r>
         <w:rPr>
-          <w:rFonts w:ascii="Roboto Mono" w:eastAsia="Roboto Mono" w:hAnsi="Roboto Mono"/>
-          <w:sz w:val="24"/>
+          <w:rFonts w:ascii="Roboto Mono" w:eastAsia="Roboto Mono" w:hAnsi="Roboto Mono" w:cs="Arial"/>
+          <w:kern w:val="0"/>
+          <w:szCs w:val="22"/>
+          <w:lang w:val="en"/>
+          <w14:ligatures w14:val="none"/>
         </w:rPr>
         <w:t xml:space="preserve"> connects core switches between departments,</w:t>
       </w:r>
       <w:r>
         <w:rPr>
-          <w:rFonts w:ascii="Roboto Mono" w:eastAsia="Roboto Mono" w:hAnsi="Roboto Mono"/>
-          <w:sz w:val="24"/>
+          <w:rFonts w:ascii="Roboto Mono" w:eastAsia="Roboto Mono" w:hAnsi="Roboto Mono" w:cs="Arial"/>
+          <w:kern w:val="0"/>
+          <w:szCs w:val="22"/>
+          <w:lang w:val="en"/>
+          <w14:ligatures w14:val="none"/>
         </w:rPr>
         <w:br/>
       </w:r>
@@ -388,50 +763,83 @@
           <w:ilvl w:val="0"/>
           <w:numId w:val="1"/>
         </w:numPr>
-        <w:spacing w:after="240"/>
-      </w:pPr>
-      <w:r>
-        <w:rPr>
-          <w:rFonts w:ascii="Roboto Mono" w:eastAsia="Roboto Mono" w:hAnsi="Roboto Mono"/>
-          <w:sz w:val="24"/>
+        <w:spacing w:after="240" w:line="276" w:lineRule="auto"/>
+        <w:rPr>
+          <w:rFonts w:ascii="Arial" w:eastAsia="Arial" w:hAnsi="Arial" w:cs="Arial"/>
+          <w:kern w:val="0"/>
+          <w:sz w:val="22"/>
+          <w:szCs w:val="22"/>
+          <w:lang w:val="en"/>
+          <w14:ligatures w14:val="none"/>
+        </w:rPr>
+      </w:pPr>
+      <w:r>
+        <w:rPr>
+          <w:rFonts w:ascii="Roboto Mono" w:eastAsia="Roboto Mono" w:hAnsi="Roboto Mono" w:cs="Arial"/>
+          <w:kern w:val="0"/>
+          <w:szCs w:val="22"/>
+          <w:lang w:val="en"/>
+          <w14:ligatures w14:val="none"/>
         </w:rPr>
         <w:t xml:space="preserve">A </w:t>
       </w:r>
       <w:r>
         <w:rPr>
-          <w:rFonts w:ascii="Roboto Mono" w:eastAsia="Roboto Mono" w:hAnsi="Roboto Mono"/>
+          <w:rFonts w:ascii="Roboto Mono" w:eastAsia="Roboto Mono" w:hAnsi="Roboto Mono" w:cs="Arial"/>
           <w:b/>
           <w:bCs/>
-          <w:sz w:val="24"/>
+          <w:kern w:val="0"/>
+          <w:szCs w:val="22"/>
+          <w:lang w:val="en"/>
+          <w14:ligatures w14:val="none"/>
         </w:rPr>
         <w:t>mesh</w:t>
       </w:r>
       <w:r>
         <w:rPr>
-          <w:rFonts w:ascii="Roboto Mono" w:eastAsia="Roboto Mono" w:hAnsi="Roboto Mono"/>
-          <w:sz w:val="24"/>
+          <w:rFonts w:ascii="Roboto Mono" w:eastAsia="Roboto Mono" w:hAnsi="Roboto Mono" w:cs="Arial"/>
+          <w:kern w:val="0"/>
+          <w:szCs w:val="22"/>
+          <w:lang w:val="en"/>
+          <w14:ligatures w14:val="none"/>
         </w:rPr>
         <w:t xml:space="preserve"> connects critical servers.</w:t>
       </w:r>
       <w:r>
         <w:rPr>
-          <w:rFonts w:ascii="Roboto Mono" w:eastAsia="Roboto Mono" w:hAnsi="Roboto Mono"/>
-          <w:sz w:val="24"/>
+          <w:rFonts w:ascii="Roboto Mono" w:eastAsia="Roboto Mono" w:hAnsi="Roboto Mono" w:cs="Arial"/>
+          <w:kern w:val="0"/>
+          <w:szCs w:val="22"/>
+          <w:lang w:val="en"/>
+          <w14:ligatures w14:val="none"/>
         </w:rPr>
         <w:br/>
       </w:r>
     </w:p>
     <w:p>
       <w:pPr>
-        <w:spacing w:before="240" w:after="240"/>
-      </w:pPr>
-      <w:r>
-        <w:rPr>
+        <w:spacing w:before="240" w:after="240" w:line="276" w:lineRule="auto"/>
+        <w:rPr>
+          <w:rFonts w:ascii="Arial" w:eastAsia="Arial" w:hAnsi="Arial" w:cs="Arial"/>
+          <w:kern w:val="0"/>
+          <w:sz w:val="22"/>
+          <w:szCs w:val="22"/>
+          <w:lang w:val="en"/>
+          <w14:ligatures w14:val="none"/>
+        </w:rPr>
+      </w:pPr>
+      <w:r>
+        <w:rPr>
+          <w:rFonts w:ascii="Arial" w:eastAsia="Arial" w:hAnsi="Arial" w:cs="Arial"/>
           <w:noProof/>
-        </w:rPr>
-        <w:lastRenderedPageBreak/>
+          <w:kern w:val="0"/>
+          <w:sz w:val="22"/>
+          <w:szCs w:val="22"/>
+          <w:lang w:val="en"/>
+          <w14:ligatures w14:val="none"/>
+        </w:rPr>
         <w:drawing>
-          <wp:inline distT="114300" distB="114300" distL="114300" distR="114300" wp14:anchorId="7DBB1079" wp14:editId="0C73F622">
+          <wp:inline distT="114300" distB="114300" distL="114300" distR="114300" wp14:anchorId="15F70A9F" wp14:editId="415F4244">
             <wp:extent cx="5943600" cy="1866900"/>
             <wp:effectExtent l="0" t="0" r="0" b="0"/>
             <wp:docPr id="1" name="image1.png"/>
@@ -468,143 +876,515 @@
       </w:r>
     </w:p>
     <w:p>
-      <w:r>
-        <w:rPr>
-          <w:rFonts w:ascii="Roboto Mono" w:eastAsia="Roboto Mono" w:hAnsi="Roboto Mono"/>
-          <w:sz w:val="24"/>
+      <w:pPr>
+        <w:spacing w:after="0" w:line="276" w:lineRule="auto"/>
+        <w:rPr>
+          <w:rFonts w:ascii="Arial" w:eastAsia="Arial" w:hAnsi="Arial" w:cs="Arial"/>
+          <w:kern w:val="0"/>
+          <w:sz w:val="22"/>
+          <w:szCs w:val="22"/>
+          <w:lang w:val="en"/>
+          <w14:ligatures w14:val="none"/>
+        </w:rPr>
+      </w:pPr>
+      <w:r>
+        <w:rPr>
+          <w:rFonts w:ascii="Roboto Mono" w:eastAsia="Roboto Mono" w:hAnsi="Roboto Mono" w:cs="Arial"/>
+          <w:kern w:val="0"/>
+          <w:szCs w:val="22"/>
+          <w:lang w:val="en"/>
+          <w14:ligatures w14:val="none"/>
         </w:rPr>
         <w:t xml:space="preserve">    [PC1]       [PC2]</w:t>
       </w:r>
     </w:p>
     <w:p>
-      <w:r>
-        <w:rPr>
-          <w:rFonts w:ascii="Roboto Mono" w:eastAsia="Roboto Mono" w:hAnsi="Roboto Mono"/>
-          <w:sz w:val="24"/>
+      <w:pPr>
+        <w:spacing w:after="0" w:line="276" w:lineRule="auto"/>
+        <w:rPr>
+          <w:rFonts w:ascii="Arial" w:eastAsia="Arial" w:hAnsi="Arial" w:cs="Arial"/>
+          <w:kern w:val="0"/>
+          <w:sz w:val="22"/>
+          <w:szCs w:val="22"/>
+          <w:lang w:val="en"/>
+          <w14:ligatures w14:val="none"/>
+        </w:rPr>
+      </w:pPr>
+      <w:r>
+        <w:rPr>
+          <w:rFonts w:ascii="Roboto Mono" w:eastAsia="Roboto Mono" w:hAnsi="Roboto Mono" w:cs="Arial"/>
+          <w:kern w:val="0"/>
+          <w:szCs w:val="22"/>
+          <w:lang w:val="en"/>
+          <w14:ligatures w14:val="none"/>
         </w:rPr>
         <w:t xml:space="preserve">        \         /</w:t>
       </w:r>
     </w:p>
     <w:p>
+      <w:pPr>
+        <w:spacing w:after="0" w:line="276" w:lineRule="auto"/>
+        <w:rPr>
+          <w:rFonts w:ascii="Arial" w:eastAsia="Arial" w:hAnsi="Arial" w:cs="Arial"/>
+          <w:kern w:val="0"/>
+          <w:sz w:val="22"/>
+          <w:szCs w:val="22"/>
+          <w:lang w:val="en"/>
+          <w14:ligatures w14:val="none"/>
+        </w:rPr>
+      </w:pPr>
       <w:r>
         <w:rPr>
           <w:rFonts w:ascii="Roboto Mono" w:eastAsia="Roboto Mono" w:hAnsi="Roboto Mono" w:cs="Arial Unicode MS"/>
-          <w:sz w:val="24"/>
-        </w:rPr>
-        <w:t xml:space="preserve">        [Switch A]    ← Star</w:t>
+          <w:kern w:val="0"/>
+          <w:szCs w:val="22"/>
+          <w:lang w:val="en"/>
+          <w14:ligatures w14:val="none"/>
+        </w:rPr>
+        <w:t xml:space="preserve">        [Switch A]    </w:t>
+      </w:r>
+      <w:r>
+        <w:rPr>
+          <w:rFonts w:ascii="Arial" w:eastAsia="Roboto Mono" w:hAnsi="Arial" w:cs="Arial"/>
+          <w:kern w:val="0"/>
+          <w:szCs w:val="22"/>
+          <w:lang w:val="en"/>
+          <w14:ligatures w14:val="none"/>
+        </w:rPr>
+        <w:t>←</w:t>
+      </w:r>
+      <w:r>
+        <w:rPr>
+          <w:rFonts w:ascii="Roboto Mono" w:eastAsia="Roboto Mono" w:hAnsi="Roboto Mono" w:cs="Arial Unicode MS"/>
+          <w:kern w:val="0"/>
+          <w:szCs w:val="22"/>
+          <w:lang w:val="en"/>
+          <w14:ligatures w14:val="none"/>
+        </w:rPr>
+        <w:t xml:space="preserve"> Star</w:t>
       </w:r>
     </w:p>
     <w:p>
-      <w:r>
-        <w:rPr>
-          <w:rFonts w:ascii="Roboto Mono" w:eastAsia="Roboto Mono" w:hAnsi="Roboto Mono"/>
-          <w:sz w:val="24"/>
-        </w:rPr>
-        <w:t xml:space="preserve">           │</w:t>
+      <w:pPr>
+        <w:spacing w:after="0" w:line="276" w:lineRule="auto"/>
+        <w:rPr>
+          <w:rFonts w:ascii="Arial" w:eastAsia="Arial" w:hAnsi="Arial" w:cs="Arial"/>
+          <w:kern w:val="0"/>
+          <w:sz w:val="22"/>
+          <w:szCs w:val="22"/>
+          <w:lang w:val="en"/>
+          <w14:ligatures w14:val="none"/>
+        </w:rPr>
+      </w:pPr>
+      <w:r>
+        <w:rPr>
+          <w:rFonts w:ascii="Roboto Mono" w:eastAsia="Roboto Mono" w:hAnsi="Roboto Mono" w:cs="Arial"/>
+          <w:kern w:val="0"/>
+          <w:szCs w:val="22"/>
+          <w:lang w:val="en"/>
+          <w14:ligatures w14:val="none"/>
+        </w:rPr>
+        <w:t xml:space="preserve">           </w:t>
+      </w:r>
+      <w:r>
+        <w:rPr>
+          <w:rFonts w:ascii="MS Gothic" w:eastAsia="MS Gothic" w:hAnsi="MS Gothic" w:cs="MS Gothic" w:hint="eastAsia"/>
+          <w:kern w:val="0"/>
+          <w:szCs w:val="22"/>
+          <w:lang w:val="en"/>
+          <w14:ligatures w14:val="none"/>
+        </w:rPr>
+        <w:t>│</w:t>
       </w:r>
     </w:p>
     <w:p>
+      <w:pPr>
+        <w:spacing w:after="0" w:line="276" w:lineRule="auto"/>
+        <w:rPr>
+          <w:rFonts w:ascii="Arial" w:eastAsia="Arial" w:hAnsi="Arial" w:cs="Arial"/>
+          <w:kern w:val="0"/>
+          <w:sz w:val="22"/>
+          <w:szCs w:val="22"/>
+          <w:lang w:val="en"/>
+          <w14:ligatures w14:val="none"/>
+        </w:rPr>
+      </w:pPr>
       <w:r>
         <w:rPr>
           <w:rFonts w:ascii="Roboto Mono" w:eastAsia="Roboto Mono" w:hAnsi="Roboto Mono" w:cs="Arial Unicode MS"/>
-          <w:sz w:val="24"/>
-        </w:rPr>
-        <w:t xml:space="preserve">    [Router]────[Router]────[Router]   ← Ring</w:t>
+          <w:kern w:val="0"/>
+          <w:szCs w:val="22"/>
+          <w:lang w:val="en"/>
+          <w14:ligatures w14:val="none"/>
+        </w:rPr>
+        <w:t xml:space="preserve">    [Router]</w:t>
+      </w:r>
+      <w:r>
+        <w:rPr>
+          <w:rFonts w:ascii="Arial" w:eastAsia="Roboto Mono" w:hAnsi="Arial" w:cs="Arial"/>
+          <w:kern w:val="0"/>
+          <w:szCs w:val="22"/>
+          <w:lang w:val="en"/>
+          <w14:ligatures w14:val="none"/>
+        </w:rPr>
+        <w:t>────</w:t>
+      </w:r>
+      <w:r>
+        <w:rPr>
+          <w:rFonts w:ascii="Roboto Mono" w:eastAsia="Roboto Mono" w:hAnsi="Roboto Mono" w:cs="Arial Unicode MS"/>
+          <w:kern w:val="0"/>
+          <w:szCs w:val="22"/>
+          <w:lang w:val="en"/>
+          <w14:ligatures w14:val="none"/>
+        </w:rPr>
+        <w:t>[Router]</w:t>
+      </w:r>
+      <w:r>
+        <w:rPr>
+          <w:rFonts w:ascii="Arial" w:eastAsia="Roboto Mono" w:hAnsi="Arial" w:cs="Arial"/>
+          <w:kern w:val="0"/>
+          <w:szCs w:val="22"/>
+          <w:lang w:val="en"/>
+          <w14:ligatures w14:val="none"/>
+        </w:rPr>
+        <w:t>────</w:t>
+      </w:r>
+      <w:r>
+        <w:rPr>
+          <w:rFonts w:ascii="Roboto Mono" w:eastAsia="Roboto Mono" w:hAnsi="Roboto Mono" w:cs="Arial Unicode MS"/>
+          <w:kern w:val="0"/>
+          <w:szCs w:val="22"/>
+          <w:lang w:val="en"/>
+          <w14:ligatures w14:val="none"/>
+        </w:rPr>
+        <w:t xml:space="preserve">[Router]   </w:t>
+      </w:r>
+      <w:r>
+        <w:rPr>
+          <w:rFonts w:ascii="Arial" w:eastAsia="Roboto Mono" w:hAnsi="Arial" w:cs="Arial"/>
+          <w:kern w:val="0"/>
+          <w:szCs w:val="22"/>
+          <w:lang w:val="en"/>
+          <w14:ligatures w14:val="none"/>
+        </w:rPr>
+        <w:t>←</w:t>
+      </w:r>
+      <w:r>
+        <w:rPr>
+          <w:rFonts w:ascii="Roboto Mono" w:eastAsia="Roboto Mono" w:hAnsi="Roboto Mono" w:cs="Arial Unicode MS"/>
+          <w:kern w:val="0"/>
+          <w:szCs w:val="22"/>
+          <w:lang w:val="en"/>
+          <w14:ligatures w14:val="none"/>
+        </w:rPr>
+        <w:t xml:space="preserve"> Ring</w:t>
       </w:r>
     </w:p>
     <w:p>
-      <w:r>
-        <w:rPr>
-          <w:rFonts w:ascii="Roboto Mono" w:eastAsia="Roboto Mono" w:hAnsi="Roboto Mono"/>
-          <w:sz w:val="24"/>
-        </w:rPr>
-        <w:t xml:space="preserve">       │           │           │</w:t>
+      <w:pPr>
+        <w:spacing w:after="0" w:line="276" w:lineRule="auto"/>
+        <w:rPr>
+          <w:rFonts w:ascii="Arial" w:eastAsia="Arial" w:hAnsi="Arial" w:cs="Arial"/>
+          <w:kern w:val="0"/>
+          <w:sz w:val="22"/>
+          <w:szCs w:val="22"/>
+          <w:lang w:val="en"/>
+          <w14:ligatures w14:val="none"/>
+        </w:rPr>
+      </w:pPr>
+      <w:r>
+        <w:rPr>
+          <w:rFonts w:ascii="Roboto Mono" w:eastAsia="Roboto Mono" w:hAnsi="Roboto Mono" w:cs="Arial"/>
+          <w:kern w:val="0"/>
+          <w:szCs w:val="22"/>
+          <w:lang w:val="en"/>
+          <w14:ligatures w14:val="none"/>
+        </w:rPr>
+        <w:t xml:space="preserve">       </w:t>
+      </w:r>
+      <w:r>
+        <w:rPr>
+          <w:rFonts w:ascii="MS Gothic" w:eastAsia="MS Gothic" w:hAnsi="MS Gothic" w:cs="MS Gothic" w:hint="eastAsia"/>
+          <w:kern w:val="0"/>
+          <w:szCs w:val="22"/>
+          <w:lang w:val="en"/>
+          <w14:ligatures w14:val="none"/>
+        </w:rPr>
+        <w:t>│</w:t>
+      </w:r>
+      <w:r>
+        <w:rPr>
+          <w:rFonts w:ascii="Roboto Mono" w:eastAsia="Roboto Mono" w:hAnsi="Roboto Mono" w:cs="Arial"/>
+          <w:kern w:val="0"/>
+          <w:szCs w:val="22"/>
+          <w:lang w:val="en"/>
+          <w14:ligatures w14:val="none"/>
+        </w:rPr>
+        <w:t xml:space="preserve">           </w:t>
+      </w:r>
+      <w:r>
+        <w:rPr>
+          <w:rFonts w:ascii="MS Gothic" w:eastAsia="MS Gothic" w:hAnsi="MS Gothic" w:cs="MS Gothic" w:hint="eastAsia"/>
+          <w:kern w:val="0"/>
+          <w:szCs w:val="22"/>
+          <w:lang w:val="en"/>
+          <w14:ligatures w14:val="none"/>
+        </w:rPr>
+        <w:t>│</w:t>
+      </w:r>
+      <w:r>
+        <w:rPr>
+          <w:rFonts w:ascii="Roboto Mono" w:eastAsia="Roboto Mono" w:hAnsi="Roboto Mono" w:cs="Arial"/>
+          <w:kern w:val="0"/>
+          <w:szCs w:val="22"/>
+          <w:lang w:val="en"/>
+          <w14:ligatures w14:val="none"/>
+        </w:rPr>
+        <w:t xml:space="preserve">           </w:t>
+      </w:r>
+      <w:r>
+        <w:rPr>
+          <w:rFonts w:ascii="MS Gothic" w:eastAsia="MS Gothic" w:hAnsi="MS Gothic" w:cs="MS Gothic" w:hint="eastAsia"/>
+          <w:kern w:val="0"/>
+          <w:szCs w:val="22"/>
+          <w:lang w:val="en"/>
+          <w14:ligatures w14:val="none"/>
+        </w:rPr>
+        <w:t>│</w:t>
       </w:r>
     </w:p>
     <w:p>
+      <w:pPr>
+        <w:spacing w:after="0" w:line="276" w:lineRule="auto"/>
+        <w:rPr>
+          <w:rFonts w:ascii="Arial" w:eastAsia="Arial" w:hAnsi="Arial" w:cs="Arial"/>
+          <w:kern w:val="0"/>
+          <w:sz w:val="22"/>
+          <w:szCs w:val="22"/>
+          <w:lang w:val="en"/>
+          <w14:ligatures w14:val="none"/>
+        </w:rPr>
+      </w:pPr>
       <w:r>
         <w:rPr>
           <w:rFonts w:ascii="Roboto Mono" w:eastAsia="Roboto Mono" w:hAnsi="Roboto Mono" w:cs="Arial Unicode MS"/>
-          <w:sz w:val="24"/>
-        </w:rPr>
-        <w:t xml:space="preserve">   [Server1]   [Server2]   [Server3]   ← Mesh</w:t>
+          <w:kern w:val="0"/>
+          <w:szCs w:val="22"/>
+          <w:lang w:val="en"/>
+          <w14:ligatures w14:val="none"/>
+        </w:rPr>
+        <w:t xml:space="preserve">   [Server1]   [Server2]   [Server3]   </w:t>
+      </w:r>
+      <w:r>
+        <w:rPr>
+          <w:rFonts w:ascii="Arial" w:eastAsia="Roboto Mono" w:hAnsi="Arial" w:cs="Arial"/>
+          <w:kern w:val="0"/>
+          <w:szCs w:val="22"/>
+          <w:lang w:val="en"/>
+          <w14:ligatures w14:val="none"/>
+        </w:rPr>
+        <w:t>←</w:t>
+      </w:r>
+      <w:r>
+        <w:rPr>
+          <w:rFonts w:ascii="Roboto Mono" w:eastAsia="Roboto Mono" w:hAnsi="Roboto Mono" w:cs="Arial Unicode MS"/>
+          <w:kern w:val="0"/>
+          <w:szCs w:val="22"/>
+          <w:lang w:val="en"/>
+          <w14:ligatures w14:val="none"/>
+        </w:rPr>
+        <w:t xml:space="preserve"> Mesh</w:t>
       </w:r>
     </w:p>
-    <w:p/>
     <w:p>
-      <w:r>
-        <w:rPr>
-          <w:rFonts w:ascii="Roboto Mono" w:eastAsia="Roboto Mono" w:hAnsi="Roboto Mono"/>
-          <w:sz w:val="24"/>
-        </w:rPr>
-        <w:pict w14:anchorId="6FE4C2E7">
+      <w:pPr>
+        <w:spacing w:after="0" w:line="276" w:lineRule="auto"/>
+        <w:rPr>
+          <w:rFonts w:ascii="Arial" w:eastAsia="Arial" w:hAnsi="Arial" w:cs="Arial"/>
+          <w:kern w:val="0"/>
+          <w:sz w:val="22"/>
+          <w:szCs w:val="22"/>
+          <w:lang w:val="en"/>
+          <w14:ligatures w14:val="none"/>
+        </w:rPr>
+      </w:pPr>
+    </w:p>
+    <w:p>
+      <w:pPr>
+        <w:spacing w:after="0" w:line="276" w:lineRule="auto"/>
+        <w:rPr>
+          <w:rFonts w:ascii="Arial" w:eastAsia="Arial" w:hAnsi="Arial" w:cs="Arial"/>
+          <w:kern w:val="0"/>
+          <w:sz w:val="22"/>
+          <w:szCs w:val="22"/>
+          <w:lang w:val="en"/>
+          <w14:ligatures w14:val="none"/>
+        </w:rPr>
+      </w:pPr>
+      <w:r>
+        <w:rPr>
+          <w:rFonts w:ascii="Roboto Mono" w:eastAsia="Roboto Mono" w:hAnsi="Roboto Mono" w:cs="Arial"/>
+          <w:kern w:val="0"/>
+          <w:szCs w:val="22"/>
+          <w:lang w:val="en"/>
+          <w14:ligatures w14:val="none"/>
+        </w:rPr>
+        <w:pict w14:anchorId="66735BB2">
           <v:rect id="_x0000_i1027" style="width:0;height:1.5pt" o:hralign="center" o:hrstd="t" o:hr="t" fillcolor="#a0a0a0" stroked="f"/>
         </w:pict>
       </w:r>
     </w:p>
     <w:p>
       <w:pPr>
-        <w:pStyle w:val="Heading2"/>
-        <w:keepNext w:val="0"/>
-        <w:keepLines w:val="0"/>
-        <w:rPr>
+        <w:spacing w:before="160" w:after="80" w:line="276" w:lineRule="auto"/>
+        <w:outlineLvl w:val="1"/>
+        <w:rPr>
+          <w:rFonts w:asciiTheme="majorHAnsi" w:eastAsiaTheme="majorEastAsia" w:hAnsiTheme="majorHAnsi" w:cstheme="majorBidi"/>
           <w:b/>
           <w:bCs/>
+          <w:color w:val="2F5496" w:themeColor="accent1" w:themeShade="BF"/>
+          <w:kern w:val="0"/>
           <w:sz w:val="34"/>
           <w:szCs w:val="34"/>
+          <w:lang w:val="en"/>
+          <w14:ligatures w14:val="none"/>
         </w:rPr>
       </w:pPr>
       <w:bookmarkStart w:id="3" w:name="_bobveij64zpm" w:colFirst="0" w:colLast="0"/>
       <w:bookmarkEnd w:id="3"/>
       <w:r>
         <w:rPr>
+          <w:rFonts w:ascii="Segoe UI Emoji" w:eastAsiaTheme="majorEastAsia" w:hAnsi="Segoe UI Emoji" w:cs="Segoe UI Emoji"/>
           <w:b/>
           <w:bCs/>
+          <w:color w:val="2F5496" w:themeColor="accent1" w:themeShade="BF"/>
+          <w:kern w:val="0"/>
           <w:sz w:val="34"/>
           <w:szCs w:val="34"/>
-        </w:rPr>
-        <w:t>🔧 Examples of Hybrid Topologies</w:t>
+          <w:lang w:val="en"/>
+          <w14:ligatures w14:val="none"/>
+        </w:rPr>
+        <w:t>🔧</w:t>
+      </w:r>
+      <w:r>
+        <w:rPr>
+          <w:rFonts w:asciiTheme="majorHAnsi" w:eastAsiaTheme="majorEastAsia" w:hAnsiTheme="majorHAnsi" w:cstheme="majorBidi"/>
+          <w:b/>
+          <w:bCs/>
+          <w:color w:val="2F5496" w:themeColor="accent1" w:themeShade="BF"/>
+          <w:kern w:val="0"/>
+          <w:sz w:val="34"/>
+          <w:szCs w:val="34"/>
+          <w:lang w:val="en"/>
+          <w14:ligatures w14:val="none"/>
+        </w:rPr>
+        <w:t xml:space="preserve"> Examples of Hybrid Topologies</w:t>
       </w:r>
     </w:p>
     <w:p>
       <w:pPr>
-        <w:spacing w:before="240" w:after="240"/>
-        <w:rPr>
+        <w:spacing w:before="240" w:after="240" w:line="276" w:lineRule="auto"/>
+        <w:rPr>
+          <w:rFonts w:ascii="Arial" w:eastAsia="Arial" w:hAnsi="Arial" w:cs="Arial"/>
           <w:b/>
           <w:bCs/>
+          <w:kern w:val="0"/>
           <w:sz w:val="14"/>
           <w:szCs w:val="14"/>
           <w:shd w:val="clear" w:color="auto" w:fill="B7B7B7"/>
-        </w:rPr>
-      </w:pPr>
-      <w:r>
-        <w:rPr>
-          <w:b/>
+          <w:lang w:val="en"/>
+          <w14:ligatures w14:val="none"/>
+        </w:rPr>
+      </w:pPr>
+      <w:r>
+        <w:rPr>
+          <w:rFonts w:ascii="Arial" w:eastAsia="Arial" w:hAnsi="Arial" w:cs="Arial"/>
+          <w:b/>
+          <w:kern w:val="0"/>
+          <w:sz w:val="22"/>
+          <w:szCs w:val="22"/>
           <w:highlight w:val="darkGray"/>
+          <w:lang w:val="en"/>
+          <w14:ligatures w14:val="none"/>
         </w:rPr>
         <w:t># Source</w:t>
       </w:r>
       <w:r>
         <w:rPr>
+          <w:rFonts w:ascii="Arial" w:eastAsia="Arial" w:hAnsi="Arial" w:cs="Arial"/>
+          <w:kern w:val="0"/>
+          <w:sz w:val="22"/>
+          <w:szCs w:val="22"/>
           <w:highlight w:val="darkGray"/>
+          <w:lang w:val="en"/>
+          <w14:ligatures w14:val="none"/>
         </w:rPr>
         <w:t xml:space="preserve">: </w:t>
       </w:r>
       <w:r>
         <w:rPr>
-          <w:b/>
+          <w:rFonts w:ascii="Arial" w:eastAsia="Arial" w:hAnsi="Arial" w:cs="Arial"/>
+          <w:b/>
+          <w:kern w:val="0"/>
+          <w:sz w:val="22"/>
+          <w:szCs w:val="22"/>
           <w:highlight w:val="darkGray"/>
-        </w:rPr>
-        <w:t>Chatgpt (GPT‑5 Mini) at [12/18/2025]</w:t>
+          <w:lang w:val="en"/>
+          <w14:ligatures w14:val="none"/>
+        </w:rPr>
+        <w:t>Chatgpt (GPT</w:t>
+      </w:r>
+      <w:r>
+        <w:rPr>
+          <w:rFonts w:ascii="Cambria Math" w:eastAsia="Arial" w:hAnsi="Cambria Math" w:cs="Cambria Math"/>
+          <w:b/>
+          <w:kern w:val="0"/>
+          <w:sz w:val="22"/>
+          <w:szCs w:val="22"/>
+          <w:highlight w:val="darkGray"/>
+          <w:lang w:val="en"/>
+          <w14:ligatures w14:val="none"/>
+        </w:rPr>
+        <w:t>‑</w:t>
+      </w:r>
+      <w:r>
+        <w:rPr>
+          <w:rFonts w:ascii="Arial" w:eastAsia="Arial" w:hAnsi="Arial" w:cs="Arial"/>
+          <w:b/>
+          <w:kern w:val="0"/>
+          <w:sz w:val="22"/>
+          <w:szCs w:val="22"/>
+          <w:highlight w:val="darkGray"/>
+          <w:lang w:val="en"/>
+          <w14:ligatures w14:val="none"/>
+        </w:rPr>
+        <w:t>5 Mini) at [12/18/2025]</w:t>
       </w:r>
     </w:p>
     <w:p>
-      <w:r>
-        <w:rPr>
+      <w:pPr>
+        <w:spacing w:after="0" w:line="276" w:lineRule="auto"/>
+        <w:rPr>
+          <w:rFonts w:ascii="Arial" w:eastAsia="Arial" w:hAnsi="Arial" w:cs="Arial"/>
+          <w:kern w:val="0"/>
+          <w:sz w:val="22"/>
+          <w:szCs w:val="22"/>
+          <w:lang w:val="en"/>
+          <w14:ligatures w14:val="none"/>
+        </w:rPr>
+      </w:pPr>
+      <w:r>
+        <w:rPr>
+          <w:rFonts w:ascii="Arial" w:eastAsia="Arial" w:hAnsi="Arial" w:cs="Arial"/>
           <w:noProof/>
+          <w:kern w:val="0"/>
+          <w:sz w:val="22"/>
+          <w:szCs w:val="22"/>
+          <w:lang w:val="en"/>
+          <w14:ligatures w14:val="none"/>
         </w:rPr>
         <w:drawing>
-          <wp:inline distT="114300" distB="114300" distL="114300" distR="114300" wp14:anchorId="57B639B6" wp14:editId="04D0E046">
+          <wp:inline distT="114300" distB="114300" distL="114300" distR="114300" wp14:anchorId="7E7DEFA2" wp14:editId="405F1E40">
             <wp:extent cx="5943600" cy="1231900"/>
             <wp:effectExtent l="0" t="0" r="0" b="0"/>
             <wp:docPr id="4" name="image2.png"/>
@@ -640,7 +1420,19 @@
         </w:drawing>
       </w:r>
     </w:p>
-    <w:p/>
+    <w:p>
+      <w:pPr>
+        <w:spacing w:after="0" w:line="276" w:lineRule="auto"/>
+        <w:rPr>
+          <w:rFonts w:ascii="Arial" w:eastAsia="Arial" w:hAnsi="Arial" w:cs="Arial"/>
+          <w:kern w:val="0"/>
+          <w:sz w:val="22"/>
+          <w:szCs w:val="22"/>
+          <w:lang w:val="en"/>
+          <w14:ligatures w14:val="none"/>
+        </w:rPr>
+      </w:pPr>
+    </w:p>
     <w:tbl>
       <w:tblPr>
         <w:tblW w:w="6895" w:type="dxa"/>
@@ -681,14 +1473,26 @@
           </w:tcPr>
           <w:p>
             <w:pPr>
+              <w:spacing w:after="0" w:line="276" w:lineRule="auto"/>
               <w:jc w:val="center"/>
+              <w:rPr>
+                <w:rFonts w:ascii="Arial" w:eastAsia="Arial" w:hAnsi="Arial" w:cs="Arial"/>
+                <w:kern w:val="0"/>
+                <w:sz w:val="22"/>
+                <w:szCs w:val="22"/>
+                <w:lang w:val="en"/>
+                <w14:ligatures w14:val="none"/>
+              </w:rPr>
             </w:pPr>
             <w:r>
               <w:rPr>
-                <w:rFonts w:ascii="Roboto Mono" w:eastAsia="Roboto Mono" w:hAnsi="Roboto Mono"/>
+                <w:rFonts w:ascii="Roboto Mono" w:eastAsia="Roboto Mono" w:hAnsi="Roboto Mono" w:cs="Arial"/>
                 <w:b/>
                 <w:bCs/>
-                <w:sz w:val="24"/>
+                <w:kern w:val="0"/>
+                <w:szCs w:val="22"/>
+                <w:lang w:val="en"/>
+                <w14:ligatures w14:val="none"/>
               </w:rPr>
               <w:t>Combination</w:t>
             </w:r>
@@ -712,14 +1516,26 @@
           </w:tcPr>
           <w:p>
             <w:pPr>
+              <w:spacing w:after="0" w:line="276" w:lineRule="auto"/>
               <w:jc w:val="center"/>
+              <w:rPr>
+                <w:rFonts w:ascii="Arial" w:eastAsia="Arial" w:hAnsi="Arial" w:cs="Arial"/>
+                <w:kern w:val="0"/>
+                <w:sz w:val="22"/>
+                <w:szCs w:val="22"/>
+                <w:lang w:val="en"/>
+                <w14:ligatures w14:val="none"/>
+              </w:rPr>
             </w:pPr>
             <w:r>
               <w:rPr>
-                <w:rFonts w:ascii="Roboto Mono" w:eastAsia="Roboto Mono" w:hAnsi="Roboto Mono"/>
+                <w:rFonts w:ascii="Roboto Mono" w:eastAsia="Roboto Mono" w:hAnsi="Roboto Mono" w:cs="Arial"/>
                 <w:b/>
                 <w:bCs/>
-                <w:sz w:val="24"/>
+                <w:kern w:val="0"/>
+                <w:szCs w:val="22"/>
+                <w:lang w:val="en"/>
+                <w14:ligatures w14:val="none"/>
               </w:rPr>
               <w:t>Description</w:t>
             </w:r>
@@ -747,19 +1563,46 @@
             </w:tcMar>
           </w:tcPr>
           <w:p>
-            <w:r>
-              <w:rPr>
-                <w:rFonts w:ascii="Roboto Mono" w:eastAsia="Roboto Mono" w:hAnsi="Roboto Mono"/>
-                <w:sz w:val="24"/>
-              </w:rPr>
-              <w:t xml:space="preserve">🔄 </w:t>
-            </w:r>
-            <w:r>
-              <w:rPr>
-                <w:rFonts w:ascii="Roboto Mono" w:eastAsia="Roboto Mono" w:hAnsi="Roboto Mono"/>
+            <w:pPr>
+              <w:spacing w:after="0" w:line="276" w:lineRule="auto"/>
+              <w:rPr>
+                <w:rFonts w:ascii="Arial" w:eastAsia="Arial" w:hAnsi="Arial" w:cs="Arial"/>
+                <w:kern w:val="0"/>
+                <w:sz w:val="22"/>
+                <w:szCs w:val="22"/>
+                <w:lang w:val="en"/>
+                <w14:ligatures w14:val="none"/>
+              </w:rPr>
+            </w:pPr>
+            <w:r>
+              <w:rPr>
+                <w:rFonts w:ascii="Segoe UI Emoji" w:eastAsia="Roboto Mono" w:hAnsi="Segoe UI Emoji" w:cs="Segoe UI Emoji"/>
+                <w:kern w:val="0"/>
+                <w:szCs w:val="22"/>
+                <w:lang w:val="en"/>
+                <w14:ligatures w14:val="none"/>
+              </w:rPr>
+              <w:t>🔄</w:t>
+            </w:r>
+            <w:r>
+              <w:rPr>
+                <w:rFonts w:ascii="Roboto Mono" w:eastAsia="Roboto Mono" w:hAnsi="Roboto Mono" w:cs="Arial"/>
+                <w:kern w:val="0"/>
+                <w:szCs w:val="22"/>
+                <w:lang w:val="en"/>
+                <w14:ligatures w14:val="none"/>
+              </w:rPr>
+              <w:t xml:space="preserve"> </w:t>
+            </w:r>
+            <w:r>
+              <w:rPr>
+                <w:rFonts w:ascii="Roboto Mono" w:eastAsia="Roboto Mono" w:hAnsi="Roboto Mono" w:cs="Arial"/>
                 <w:b/>
                 <w:bCs/>
-                <w:sz w:val="24"/>
+                <w:kern w:val="0"/>
+                <w:szCs w:val="22"/>
+                <w:lang w:val="en"/>
+                <w14:ligatures w14:val="none"/>
               </w:rPr>
               <w:t>Star-Ring</w:t>
             </w:r>
@@ -782,10 +1625,24 @@
             </w:tcMar>
           </w:tcPr>
           <w:p>
-            <w:r>
-              <w:rPr>
-                <w:rFonts w:ascii="Roboto Mono" w:eastAsia="Roboto Mono" w:hAnsi="Roboto Mono"/>
-                <w:sz w:val="24"/>
+            <w:pPr>
+              <w:spacing w:after="0" w:line="276" w:lineRule="auto"/>
+              <w:rPr>
+                <w:rFonts w:ascii="Arial" w:eastAsia="Arial" w:hAnsi="Arial" w:cs="Arial"/>
+                <w:kern w:val="0"/>
+                <w:sz w:val="22"/>
+                <w:szCs w:val="22"/>
+                <w:lang w:val="en"/>
+                <w14:ligatures w14:val="none"/>
+              </w:rPr>
+            </w:pPr>
+            <w:r>
+              <w:rPr>
+                <w:rFonts w:ascii="Roboto Mono" w:eastAsia="Roboto Mono" w:hAnsi="Roboto Mono" w:cs="Arial"/>
+                <w:kern w:val="0"/>
+                <w:szCs w:val="22"/>
+                <w:lang w:val="en"/>
+                <w14:ligatures w14:val="none"/>
               </w:rPr>
               <w:t>Star layout within departments; ring between them</w:t>
             </w:r>
@@ -813,19 +1670,46 @@
             </w:tcMar>
           </w:tcPr>
           <w:p>
-            <w:r>
-              <w:rPr>
-                <w:rFonts w:ascii="Roboto Mono" w:eastAsia="Roboto Mono" w:hAnsi="Roboto Mono"/>
-                <w:sz w:val="24"/>
-              </w:rPr>
-              <w:t xml:space="preserve">🔗 </w:t>
-            </w:r>
-            <w:r>
-              <w:rPr>
-                <w:rFonts w:ascii="Roboto Mono" w:eastAsia="Roboto Mono" w:hAnsi="Roboto Mono"/>
+            <w:pPr>
+              <w:spacing w:after="0" w:line="276" w:lineRule="auto"/>
+              <w:rPr>
+                <w:rFonts w:ascii="Arial" w:eastAsia="Arial" w:hAnsi="Arial" w:cs="Arial"/>
+                <w:kern w:val="0"/>
+                <w:sz w:val="22"/>
+                <w:szCs w:val="22"/>
+                <w:lang w:val="en"/>
+                <w14:ligatures w14:val="none"/>
+              </w:rPr>
+            </w:pPr>
+            <w:r>
+              <w:rPr>
+                <w:rFonts w:ascii="Segoe UI Emoji" w:eastAsia="Roboto Mono" w:hAnsi="Segoe UI Emoji" w:cs="Segoe UI Emoji"/>
+                <w:kern w:val="0"/>
+                <w:szCs w:val="22"/>
+                <w:lang w:val="en"/>
+                <w14:ligatures w14:val="none"/>
+              </w:rPr>
+              <w:t>🔗</w:t>
+            </w:r>
+            <w:r>
+              <w:rPr>
+                <w:rFonts w:ascii="Roboto Mono" w:eastAsia="Roboto Mono" w:hAnsi="Roboto Mono" w:cs="Arial"/>
+                <w:kern w:val="0"/>
+                <w:szCs w:val="22"/>
+                <w:lang w:val="en"/>
+                <w14:ligatures w14:val="none"/>
+              </w:rPr>
+              <w:t xml:space="preserve"> </w:t>
+            </w:r>
+            <w:r>
+              <w:rPr>
+                <w:rFonts w:ascii="Roboto Mono" w:eastAsia="Roboto Mono" w:hAnsi="Roboto Mono" w:cs="Arial"/>
                 <w:b/>
                 <w:bCs/>
-                <w:sz w:val="24"/>
+                <w:kern w:val="0"/>
+                <w:szCs w:val="22"/>
+                <w:lang w:val="en"/>
+                <w14:ligatures w14:val="none"/>
               </w:rPr>
               <w:t>Star-Bus</w:t>
             </w:r>
@@ -848,10 +1732,24 @@
             </w:tcMar>
           </w:tcPr>
           <w:p>
-            <w:r>
-              <w:rPr>
-                <w:rFonts w:ascii="Roboto Mono" w:eastAsia="Roboto Mono" w:hAnsi="Roboto Mono"/>
-                <w:sz w:val="24"/>
+            <w:pPr>
+              <w:spacing w:after="0" w:line="276" w:lineRule="auto"/>
+              <w:rPr>
+                <w:rFonts w:ascii="Arial" w:eastAsia="Arial" w:hAnsi="Arial" w:cs="Arial"/>
+                <w:kern w:val="0"/>
+                <w:sz w:val="22"/>
+                <w:szCs w:val="22"/>
+                <w:lang w:val="en"/>
+                <w14:ligatures w14:val="none"/>
+              </w:rPr>
+            </w:pPr>
+            <w:r>
+              <w:rPr>
+                <w:rFonts w:ascii="Roboto Mono" w:eastAsia="Roboto Mono" w:hAnsi="Roboto Mono" w:cs="Arial"/>
+                <w:kern w:val="0"/>
+                <w:szCs w:val="22"/>
+                <w:lang w:val="en"/>
+                <w14:ligatures w14:val="none"/>
               </w:rPr>
               <w:t>Multiple star networks connected by a bus backbone</w:t>
             </w:r>
@@ -879,20 +1777,46 @@
             </w:tcMar>
           </w:tcPr>
           <w:p>
-            <w:r>
-              <w:rPr>
-                <w:rFonts w:ascii="Roboto Mono" w:eastAsia="Roboto Mono" w:hAnsi="Roboto Mono"/>
-                <w:sz w:val="24"/>
-              </w:rPr>
-              <w:lastRenderedPageBreak/>
-              <w:t xml:space="preserve">🕸 </w:t>
-            </w:r>
-            <w:r>
-              <w:rPr>
-                <w:rFonts w:ascii="Roboto Mono" w:eastAsia="Roboto Mono" w:hAnsi="Roboto Mono"/>
+            <w:pPr>
+              <w:spacing w:after="0" w:line="276" w:lineRule="auto"/>
+              <w:rPr>
+                <w:rFonts w:ascii="Arial" w:eastAsia="Arial" w:hAnsi="Arial" w:cs="Arial"/>
+                <w:kern w:val="0"/>
+                <w:sz w:val="22"/>
+                <w:szCs w:val="22"/>
+                <w:lang w:val="en"/>
+                <w14:ligatures w14:val="none"/>
+              </w:rPr>
+            </w:pPr>
+            <w:r>
+              <w:rPr>
+                <w:rFonts w:ascii="Segoe UI Symbol" w:eastAsia="Roboto Mono" w:hAnsi="Segoe UI Symbol" w:cs="Segoe UI Symbol"/>
+                <w:kern w:val="0"/>
+                <w:szCs w:val="22"/>
+                <w:lang w:val="en"/>
+                <w14:ligatures w14:val="none"/>
+              </w:rPr>
+              <w:t>🕸</w:t>
+            </w:r>
+            <w:r>
+              <w:rPr>
+                <w:rFonts w:ascii="Roboto Mono" w:eastAsia="Roboto Mono" w:hAnsi="Roboto Mono" w:cs="Arial"/>
+                <w:kern w:val="0"/>
+                <w:szCs w:val="22"/>
+                <w:lang w:val="en"/>
+                <w14:ligatures w14:val="none"/>
+              </w:rPr>
+              <w:t xml:space="preserve"> </w:t>
+            </w:r>
+            <w:r>
+              <w:rPr>
+                <w:rFonts w:ascii="Roboto Mono" w:eastAsia="Roboto Mono" w:hAnsi="Roboto Mono" w:cs="Arial"/>
                 <w:b/>
                 <w:bCs/>
-                <w:sz w:val="24"/>
+                <w:kern w:val="0"/>
+                <w:szCs w:val="22"/>
+                <w:lang w:val="en"/>
+                <w14:ligatures w14:val="none"/>
               </w:rPr>
               <w:t>Mesh-Star</w:t>
             </w:r>
@@ -915,10 +1839,24 @@
             </w:tcMar>
           </w:tcPr>
           <w:p>
-            <w:r>
-              <w:rPr>
-                <w:rFonts w:ascii="Roboto Mono" w:eastAsia="Roboto Mono" w:hAnsi="Roboto Mono"/>
-                <w:sz w:val="24"/>
+            <w:pPr>
+              <w:spacing w:after="0" w:line="276" w:lineRule="auto"/>
+              <w:rPr>
+                <w:rFonts w:ascii="Arial" w:eastAsia="Arial" w:hAnsi="Arial" w:cs="Arial"/>
+                <w:kern w:val="0"/>
+                <w:sz w:val="22"/>
+                <w:szCs w:val="22"/>
+                <w:lang w:val="en"/>
+                <w14:ligatures w14:val="none"/>
+              </w:rPr>
+            </w:pPr>
+            <w:r>
+              <w:rPr>
+                <w:rFonts w:ascii="Roboto Mono" w:eastAsia="Roboto Mono" w:hAnsi="Roboto Mono" w:cs="Arial"/>
+                <w:kern w:val="0"/>
+                <w:szCs w:val="22"/>
+                <w:lang w:val="en"/>
+                <w14:ligatures w14:val="none"/>
               </w:rPr>
               <w:t>Mesh core with star-shaped branch offices</w:t>
             </w:r>
@@ -927,80 +1865,181 @@
       </w:tr>
     </w:tbl>
     <w:p>
-      <w:r>
-        <w:rPr>
-          <w:rFonts w:ascii="Roboto Mono" w:eastAsia="Roboto Mono" w:hAnsi="Roboto Mono"/>
-          <w:sz w:val="24"/>
-        </w:rPr>
-        <w:pict w14:anchorId="36160623">
+      <w:pPr>
+        <w:spacing w:after="0" w:line="276" w:lineRule="auto"/>
+        <w:rPr>
+          <w:rFonts w:ascii="Arial" w:eastAsia="Arial" w:hAnsi="Arial" w:cs="Arial"/>
+          <w:kern w:val="0"/>
+          <w:sz w:val="22"/>
+          <w:szCs w:val="22"/>
+          <w:lang w:val="en"/>
+          <w14:ligatures w14:val="none"/>
+        </w:rPr>
+      </w:pPr>
+      <w:r>
+        <w:rPr>
+          <w:rFonts w:ascii="Roboto Mono" w:eastAsia="Roboto Mono" w:hAnsi="Roboto Mono" w:cs="Arial"/>
+          <w:kern w:val="0"/>
+          <w:szCs w:val="22"/>
+          <w:lang w:val="en"/>
+          <w14:ligatures w14:val="none"/>
+        </w:rPr>
+        <w:pict w14:anchorId="7291AD8D">
           <v:rect id="_x0000_i1028" style="width:0;height:1.5pt" o:hralign="center" o:hrstd="t" o:hr="t" fillcolor="#a0a0a0" stroked="f"/>
         </w:pict>
       </w:r>
     </w:p>
     <w:p>
       <w:pPr>
-        <w:pStyle w:val="Heading2"/>
-        <w:keepNext w:val="0"/>
-        <w:keepLines w:val="0"/>
-        <w:rPr>
+        <w:spacing w:before="160" w:after="80" w:line="276" w:lineRule="auto"/>
+        <w:outlineLvl w:val="1"/>
+        <w:rPr>
+          <w:rFonts w:asciiTheme="majorHAnsi" w:eastAsiaTheme="majorEastAsia" w:hAnsiTheme="majorHAnsi" w:cstheme="majorBidi"/>
           <w:b/>
           <w:bCs/>
+          <w:color w:val="2F5496" w:themeColor="accent1" w:themeShade="BF"/>
+          <w:kern w:val="0"/>
           <w:sz w:val="34"/>
           <w:szCs w:val="34"/>
+          <w:lang w:val="en"/>
+          <w14:ligatures w14:val="none"/>
         </w:rPr>
       </w:pPr>
       <w:bookmarkStart w:id="4" w:name="_8ju2zo7lwhgq" w:colFirst="0" w:colLast="0"/>
       <w:bookmarkEnd w:id="4"/>
       <w:r>
         <w:rPr>
-          <w:rFonts w:ascii="Arial Unicode MS" w:eastAsia="Arial Unicode MS" w:hAnsi="Arial Unicode MS" w:cs="Arial Unicode MS"/>
+          <w:rFonts w:ascii="Segoe UI Emoji" w:eastAsia="Arial Unicode MS" w:hAnsi="Segoe UI Emoji" w:cs="Segoe UI Emoji"/>
           <w:b/>
           <w:bCs/>
+          <w:color w:val="2F5496" w:themeColor="accent1" w:themeShade="BF"/>
+          <w:kern w:val="0"/>
           <w:sz w:val="34"/>
           <w:szCs w:val="34"/>
-        </w:rPr>
-        <w:t>✅ Advantages</w:t>
+          <w:lang w:val="en"/>
+          <w14:ligatures w14:val="none"/>
+        </w:rPr>
+        <w:t>✅</w:t>
+      </w:r>
+      <w:r>
+        <w:rPr>
+          <w:rFonts w:ascii="Arial Unicode MS" w:eastAsia="Arial Unicode MS" w:hAnsi="Arial Unicode MS" w:cs="Arial Unicode MS"/>
+          <w:b/>
+          <w:bCs/>
+          <w:color w:val="2F5496" w:themeColor="accent1" w:themeShade="BF"/>
+          <w:kern w:val="0"/>
+          <w:sz w:val="34"/>
+          <w:szCs w:val="34"/>
+          <w:lang w:val="en"/>
+          <w14:ligatures w14:val="none"/>
+        </w:rPr>
+        <w:t xml:space="preserve"> Advantages</w:t>
       </w:r>
     </w:p>
     <w:p>
       <w:pPr>
-        <w:spacing w:before="240" w:after="240"/>
-        <w:rPr>
+        <w:spacing w:before="240" w:after="240" w:line="276" w:lineRule="auto"/>
+        <w:rPr>
+          <w:rFonts w:ascii="Arial" w:eastAsia="Arial" w:hAnsi="Arial" w:cs="Arial"/>
           <w:b/>
           <w:bCs/>
+          <w:kern w:val="0"/>
           <w:sz w:val="14"/>
           <w:szCs w:val="14"/>
           <w:shd w:val="clear" w:color="auto" w:fill="B7B7B7"/>
-        </w:rPr>
-      </w:pPr>
-      <w:r>
-        <w:rPr>
-          <w:b/>
+          <w:lang w:val="en"/>
+          <w14:ligatures w14:val="none"/>
+        </w:rPr>
+      </w:pPr>
+      <w:r>
+        <w:rPr>
+          <w:rFonts w:ascii="Arial" w:eastAsia="Arial" w:hAnsi="Arial" w:cs="Arial"/>
+          <w:b/>
+          <w:kern w:val="0"/>
+          <w:sz w:val="22"/>
+          <w:szCs w:val="22"/>
           <w:highlight w:val="darkGray"/>
+          <w:lang w:val="en"/>
+          <w14:ligatures w14:val="none"/>
         </w:rPr>
         <w:t># Source</w:t>
       </w:r>
       <w:r>
         <w:rPr>
+          <w:rFonts w:ascii="Arial" w:eastAsia="Arial" w:hAnsi="Arial" w:cs="Arial"/>
+          <w:kern w:val="0"/>
+          <w:sz w:val="22"/>
+          <w:szCs w:val="22"/>
           <w:highlight w:val="darkGray"/>
+          <w:lang w:val="en"/>
+          <w14:ligatures w14:val="none"/>
         </w:rPr>
         <w:t xml:space="preserve">: </w:t>
       </w:r>
       <w:r>
         <w:rPr>
-          <w:b/>
+          <w:rFonts w:ascii="Arial" w:eastAsia="Arial" w:hAnsi="Arial" w:cs="Arial"/>
+          <w:b/>
+          <w:kern w:val="0"/>
+          <w:sz w:val="22"/>
+          <w:szCs w:val="22"/>
           <w:highlight w:val="darkGray"/>
-        </w:rPr>
-        <w:t>Chatgpt (GPT‑5 Mini) at [12/18/2025]</w:t>
+          <w:lang w:val="en"/>
+          <w14:ligatures w14:val="none"/>
+        </w:rPr>
+        <w:t>Chatgpt (GPT</w:t>
+      </w:r>
+      <w:r>
+        <w:rPr>
+          <w:rFonts w:ascii="Cambria Math" w:eastAsia="Arial" w:hAnsi="Cambria Math" w:cs="Cambria Math"/>
+          <w:b/>
+          <w:kern w:val="0"/>
+          <w:sz w:val="22"/>
+          <w:szCs w:val="22"/>
+          <w:highlight w:val="darkGray"/>
+          <w:lang w:val="en"/>
+          <w14:ligatures w14:val="none"/>
+        </w:rPr>
+        <w:t>‑</w:t>
+      </w:r>
+      <w:r>
+        <w:rPr>
+          <w:rFonts w:ascii="Arial" w:eastAsia="Arial" w:hAnsi="Arial" w:cs="Arial"/>
+          <w:b/>
+          <w:kern w:val="0"/>
+          <w:sz w:val="22"/>
+          <w:szCs w:val="22"/>
+          <w:highlight w:val="darkGray"/>
+          <w:lang w:val="en"/>
+          <w14:ligatures w14:val="none"/>
+        </w:rPr>
+        <w:t>5 Mini) at [12/18/2025]</w:t>
       </w:r>
     </w:p>
     <w:p>
-      <w:r>
-        <w:rPr>
+      <w:pPr>
+        <w:spacing w:after="0" w:line="276" w:lineRule="auto"/>
+        <w:rPr>
+          <w:rFonts w:ascii="Arial" w:eastAsia="Arial" w:hAnsi="Arial" w:cs="Arial"/>
+          <w:kern w:val="0"/>
+          <w:sz w:val="22"/>
+          <w:szCs w:val="22"/>
+          <w:lang w:val="en"/>
+          <w14:ligatures w14:val="none"/>
+        </w:rPr>
+      </w:pPr>
+      <w:r>
+        <w:rPr>
+          <w:rFonts w:ascii="Arial" w:eastAsia="Arial" w:hAnsi="Arial" w:cs="Arial"/>
           <w:noProof/>
+          <w:kern w:val="0"/>
+          <w:sz w:val="22"/>
+          <w:szCs w:val="22"/>
+          <w:lang w:val="en"/>
+          <w14:ligatures w14:val="none"/>
         </w:rPr>
         <w:drawing>
-          <wp:inline distT="114300" distB="114300" distL="114300" distR="114300" wp14:anchorId="5C389925" wp14:editId="025817BB">
+          <wp:inline distT="114300" distB="114300" distL="114300" distR="114300" wp14:anchorId="1C185598" wp14:editId="6C98619D">
             <wp:extent cx="5943600" cy="1612900"/>
             <wp:effectExtent l="0" t="0" r="0" b="0"/>
             <wp:docPr id="5" name="image4.png"/>
@@ -1036,7 +2075,19 @@
         </w:drawing>
       </w:r>
     </w:p>
-    <w:p/>
+    <w:p>
+      <w:pPr>
+        <w:spacing w:after="0" w:line="276" w:lineRule="auto"/>
+        <w:rPr>
+          <w:rFonts w:ascii="Arial" w:eastAsia="Arial" w:hAnsi="Arial" w:cs="Arial"/>
+          <w:kern w:val="0"/>
+          <w:sz w:val="22"/>
+          <w:szCs w:val="22"/>
+          <w:lang w:val="en"/>
+          <w14:ligatures w14:val="none"/>
+        </w:rPr>
+      </w:pPr>
+    </w:p>
     <w:tbl>
       <w:tblPr>
         <w:tblW w:w="8035" w:type="dxa"/>
@@ -1077,14 +2128,26 @@
           </w:tcPr>
           <w:p>
             <w:pPr>
+              <w:spacing w:after="0" w:line="276" w:lineRule="auto"/>
               <w:jc w:val="center"/>
+              <w:rPr>
+                <w:rFonts w:ascii="Arial" w:eastAsia="Arial" w:hAnsi="Arial" w:cs="Arial"/>
+                <w:kern w:val="0"/>
+                <w:sz w:val="22"/>
+                <w:szCs w:val="22"/>
+                <w:lang w:val="en"/>
+                <w14:ligatures w14:val="none"/>
+              </w:rPr>
             </w:pPr>
             <w:r>
               <w:rPr>
-                <w:rFonts w:ascii="Roboto Mono" w:eastAsia="Roboto Mono" w:hAnsi="Roboto Mono"/>
+                <w:rFonts w:ascii="Roboto Mono" w:eastAsia="Roboto Mono" w:hAnsi="Roboto Mono" w:cs="Arial"/>
                 <w:b/>
                 <w:bCs/>
-                <w:sz w:val="24"/>
+                <w:kern w:val="0"/>
+                <w:szCs w:val="22"/>
+                <w:lang w:val="en"/>
+                <w14:ligatures w14:val="none"/>
               </w:rPr>
               <w:t>Feature</w:t>
             </w:r>
@@ -1108,14 +2171,26 @@
           </w:tcPr>
           <w:p>
             <w:pPr>
+              <w:spacing w:after="0" w:line="276" w:lineRule="auto"/>
               <w:jc w:val="center"/>
+              <w:rPr>
+                <w:rFonts w:ascii="Arial" w:eastAsia="Arial" w:hAnsi="Arial" w:cs="Arial"/>
+                <w:kern w:val="0"/>
+                <w:sz w:val="22"/>
+                <w:szCs w:val="22"/>
+                <w:lang w:val="en"/>
+                <w14:ligatures w14:val="none"/>
+              </w:rPr>
             </w:pPr>
             <w:r>
               <w:rPr>
-                <w:rFonts w:ascii="Roboto Mono" w:eastAsia="Roboto Mono" w:hAnsi="Roboto Mono"/>
+                <w:rFonts w:ascii="Roboto Mono" w:eastAsia="Roboto Mono" w:hAnsi="Roboto Mono" w:cs="Arial"/>
                 <w:b/>
                 <w:bCs/>
-                <w:sz w:val="24"/>
+                <w:kern w:val="0"/>
+                <w:szCs w:val="22"/>
+                <w:lang w:val="en"/>
+                <w14:ligatures w14:val="none"/>
               </w:rPr>
               <w:t>Benefit</w:t>
             </w:r>
@@ -1143,19 +2218,46 @@
             </w:tcMar>
           </w:tcPr>
           <w:p>
-            <w:r>
-              <w:rPr>
-                <w:rFonts w:ascii="Roboto Mono" w:eastAsia="Roboto Mono" w:hAnsi="Roboto Mono"/>
-                <w:sz w:val="24"/>
-              </w:rPr>
-              <w:t xml:space="preserve">🔁 </w:t>
-            </w:r>
-            <w:r>
-              <w:rPr>
-                <w:rFonts w:ascii="Roboto Mono" w:eastAsia="Roboto Mono" w:hAnsi="Roboto Mono"/>
+            <w:pPr>
+              <w:spacing w:after="0" w:line="276" w:lineRule="auto"/>
+              <w:rPr>
+                <w:rFonts w:ascii="Arial" w:eastAsia="Arial" w:hAnsi="Arial" w:cs="Arial"/>
+                <w:kern w:val="0"/>
+                <w:sz w:val="22"/>
+                <w:szCs w:val="22"/>
+                <w:lang w:val="en"/>
+                <w14:ligatures w14:val="none"/>
+              </w:rPr>
+            </w:pPr>
+            <w:r>
+              <w:rPr>
+                <w:rFonts w:ascii="Segoe UI Emoji" w:eastAsia="Roboto Mono" w:hAnsi="Segoe UI Emoji" w:cs="Segoe UI Emoji"/>
+                <w:kern w:val="0"/>
+                <w:szCs w:val="22"/>
+                <w:lang w:val="en"/>
+                <w14:ligatures w14:val="none"/>
+              </w:rPr>
+              <w:t>🔁</w:t>
+            </w:r>
+            <w:r>
+              <w:rPr>
+                <w:rFonts w:ascii="Roboto Mono" w:eastAsia="Roboto Mono" w:hAnsi="Roboto Mono" w:cs="Arial"/>
+                <w:kern w:val="0"/>
+                <w:szCs w:val="22"/>
+                <w:lang w:val="en"/>
+                <w14:ligatures w14:val="none"/>
+              </w:rPr>
+              <w:t xml:space="preserve"> </w:t>
+            </w:r>
+            <w:r>
+              <w:rPr>
+                <w:rFonts w:ascii="Roboto Mono" w:eastAsia="Roboto Mono" w:hAnsi="Roboto Mono" w:cs="Arial"/>
                 <w:b/>
                 <w:bCs/>
-                <w:sz w:val="24"/>
+                <w:kern w:val="0"/>
+                <w:szCs w:val="22"/>
+                <w:lang w:val="en"/>
+                <w14:ligatures w14:val="none"/>
               </w:rPr>
               <w:t>Flexible</w:t>
             </w:r>
@@ -1178,10 +2280,24 @@
             </w:tcMar>
           </w:tcPr>
           <w:p>
-            <w:r>
-              <w:rPr>
-                <w:rFonts w:ascii="Roboto Mono" w:eastAsia="Roboto Mono" w:hAnsi="Roboto Mono"/>
-                <w:sz w:val="24"/>
+            <w:pPr>
+              <w:spacing w:after="0" w:line="276" w:lineRule="auto"/>
+              <w:rPr>
+                <w:rFonts w:ascii="Arial" w:eastAsia="Arial" w:hAnsi="Arial" w:cs="Arial"/>
+                <w:kern w:val="0"/>
+                <w:sz w:val="22"/>
+                <w:szCs w:val="22"/>
+                <w:lang w:val="en"/>
+                <w14:ligatures w14:val="none"/>
+              </w:rPr>
+            </w:pPr>
+            <w:r>
+              <w:rPr>
+                <w:rFonts w:ascii="Roboto Mono" w:eastAsia="Roboto Mono" w:hAnsi="Roboto Mono" w:cs="Arial"/>
+                <w:kern w:val="0"/>
+                <w:szCs w:val="22"/>
+                <w:lang w:val="en"/>
+                <w14:ligatures w14:val="none"/>
               </w:rPr>
               <w:t>Tailored to specific needs</w:t>
             </w:r>
@@ -1209,19 +2325,46 @@
             </w:tcMar>
           </w:tcPr>
           <w:p>
-            <w:r>
-              <w:rPr>
-                <w:rFonts w:ascii="Roboto Mono" w:eastAsia="Roboto Mono" w:hAnsi="Roboto Mono"/>
-                <w:sz w:val="24"/>
-              </w:rPr>
-              <w:t xml:space="preserve">📈 </w:t>
-            </w:r>
-            <w:r>
-              <w:rPr>
-                <w:rFonts w:ascii="Roboto Mono" w:eastAsia="Roboto Mono" w:hAnsi="Roboto Mono"/>
+            <w:pPr>
+              <w:spacing w:after="0" w:line="276" w:lineRule="auto"/>
+              <w:rPr>
+                <w:rFonts w:ascii="Arial" w:eastAsia="Arial" w:hAnsi="Arial" w:cs="Arial"/>
+                <w:kern w:val="0"/>
+                <w:sz w:val="22"/>
+                <w:szCs w:val="22"/>
+                <w:lang w:val="en"/>
+                <w14:ligatures w14:val="none"/>
+              </w:rPr>
+            </w:pPr>
+            <w:r>
+              <w:rPr>
+                <w:rFonts w:ascii="Segoe UI Emoji" w:eastAsia="Roboto Mono" w:hAnsi="Segoe UI Emoji" w:cs="Segoe UI Emoji"/>
+                <w:kern w:val="0"/>
+                <w:szCs w:val="22"/>
+                <w:lang w:val="en"/>
+                <w14:ligatures w14:val="none"/>
+              </w:rPr>
+              <w:t>📈</w:t>
+            </w:r>
+            <w:r>
+              <w:rPr>
+                <w:rFonts w:ascii="Roboto Mono" w:eastAsia="Roboto Mono" w:hAnsi="Roboto Mono" w:cs="Arial"/>
+                <w:kern w:val="0"/>
+                <w:szCs w:val="22"/>
+                <w:lang w:val="en"/>
+                <w14:ligatures w14:val="none"/>
+              </w:rPr>
+              <w:t xml:space="preserve"> </w:t>
+            </w:r>
+            <w:r>
+              <w:rPr>
+                <w:rFonts w:ascii="Roboto Mono" w:eastAsia="Roboto Mono" w:hAnsi="Roboto Mono" w:cs="Arial"/>
                 <w:b/>
                 <w:bCs/>
-                <w:sz w:val="24"/>
+                <w:kern w:val="0"/>
+                <w:szCs w:val="22"/>
+                <w:lang w:val="en"/>
+                <w14:ligatures w14:val="none"/>
               </w:rPr>
               <w:t>Highly scalable</w:t>
             </w:r>
@@ -1244,10 +2387,24 @@
             </w:tcMar>
           </w:tcPr>
           <w:p>
-            <w:r>
-              <w:rPr>
-                <w:rFonts w:ascii="Roboto Mono" w:eastAsia="Roboto Mono" w:hAnsi="Roboto Mono"/>
-                <w:sz w:val="24"/>
+            <w:pPr>
+              <w:spacing w:after="0" w:line="276" w:lineRule="auto"/>
+              <w:rPr>
+                <w:rFonts w:ascii="Arial" w:eastAsia="Arial" w:hAnsi="Arial" w:cs="Arial"/>
+                <w:kern w:val="0"/>
+                <w:sz w:val="22"/>
+                <w:szCs w:val="22"/>
+                <w:lang w:val="en"/>
+                <w14:ligatures w14:val="none"/>
+              </w:rPr>
+            </w:pPr>
+            <w:r>
+              <w:rPr>
+                <w:rFonts w:ascii="Roboto Mono" w:eastAsia="Roboto Mono" w:hAnsi="Roboto Mono" w:cs="Arial"/>
+                <w:kern w:val="0"/>
+                <w:szCs w:val="22"/>
+                <w:lang w:val="en"/>
+                <w14:ligatures w14:val="none"/>
               </w:rPr>
               <w:t>Easy to expand parts of the network</w:t>
             </w:r>
@@ -1275,19 +2432,46 @@
             </w:tcMar>
           </w:tcPr>
           <w:p>
-            <w:r>
-              <w:rPr>
-                <w:rFonts w:ascii="Roboto Mono" w:eastAsia="Roboto Mono" w:hAnsi="Roboto Mono"/>
-                <w:sz w:val="24"/>
-              </w:rPr>
-              <w:t xml:space="preserve">🛠️ </w:t>
-            </w:r>
-            <w:r>
-              <w:rPr>
-                <w:rFonts w:ascii="Roboto Mono" w:eastAsia="Roboto Mono" w:hAnsi="Roboto Mono"/>
+            <w:pPr>
+              <w:spacing w:after="0" w:line="276" w:lineRule="auto"/>
+              <w:rPr>
+                <w:rFonts w:ascii="Arial" w:eastAsia="Arial" w:hAnsi="Arial" w:cs="Arial"/>
+                <w:kern w:val="0"/>
+                <w:sz w:val="22"/>
+                <w:szCs w:val="22"/>
+                <w:lang w:val="en"/>
+                <w14:ligatures w14:val="none"/>
+              </w:rPr>
+            </w:pPr>
+            <w:r>
+              <w:rPr>
+                <w:rFonts w:ascii="Segoe UI Emoji" w:eastAsia="Roboto Mono" w:hAnsi="Segoe UI Emoji" w:cs="Segoe UI Emoji"/>
+                <w:kern w:val="0"/>
+                <w:szCs w:val="22"/>
+                <w:lang w:val="en"/>
+                <w14:ligatures w14:val="none"/>
+              </w:rPr>
+              <w:t>🛠️</w:t>
+            </w:r>
+            <w:r>
+              <w:rPr>
+                <w:rFonts w:ascii="Roboto Mono" w:eastAsia="Roboto Mono" w:hAnsi="Roboto Mono" w:cs="Arial"/>
+                <w:kern w:val="0"/>
+                <w:szCs w:val="22"/>
+                <w:lang w:val="en"/>
+                <w14:ligatures w14:val="none"/>
+              </w:rPr>
+              <w:t xml:space="preserve"> </w:t>
+            </w:r>
+            <w:r>
+              <w:rPr>
+                <w:rFonts w:ascii="Roboto Mono" w:eastAsia="Roboto Mono" w:hAnsi="Roboto Mono" w:cs="Arial"/>
                 <w:b/>
                 <w:bCs/>
-                <w:sz w:val="24"/>
+                <w:kern w:val="0"/>
+                <w:szCs w:val="22"/>
+                <w:lang w:val="en"/>
+                <w14:ligatures w14:val="none"/>
               </w:rPr>
               <w:t>Custom fault tolerance</w:t>
             </w:r>
@@ -1310,10 +2494,24 @@
             </w:tcMar>
           </w:tcPr>
           <w:p>
-            <w:r>
-              <w:rPr>
-                <w:rFonts w:ascii="Roboto Mono" w:eastAsia="Roboto Mono" w:hAnsi="Roboto Mono"/>
-                <w:sz w:val="24"/>
+            <w:pPr>
+              <w:spacing w:after="0" w:line="276" w:lineRule="auto"/>
+              <w:rPr>
+                <w:rFonts w:ascii="Arial" w:eastAsia="Arial" w:hAnsi="Arial" w:cs="Arial"/>
+                <w:kern w:val="0"/>
+                <w:sz w:val="22"/>
+                <w:szCs w:val="22"/>
+                <w:lang w:val="en"/>
+                <w14:ligatures w14:val="none"/>
+              </w:rPr>
+            </w:pPr>
+            <w:r>
+              <w:rPr>
+                <w:rFonts w:ascii="Roboto Mono" w:eastAsia="Roboto Mono" w:hAnsi="Roboto Mono" w:cs="Arial"/>
+                <w:kern w:val="0"/>
+                <w:szCs w:val="22"/>
+                <w:lang w:val="en"/>
+                <w14:ligatures w14:val="none"/>
               </w:rPr>
               <w:t>Critical areas can use mesh; others can be simpler</w:t>
             </w:r>
@@ -1341,19 +2539,46 @@
             </w:tcMar>
           </w:tcPr>
           <w:p>
-            <w:r>
-              <w:rPr>
-                <w:rFonts w:ascii="Roboto Mono" w:eastAsia="Roboto Mono" w:hAnsi="Roboto Mono"/>
-                <w:sz w:val="24"/>
-              </w:rPr>
-              <w:t xml:space="preserve">⚡ </w:t>
-            </w:r>
-            <w:r>
-              <w:rPr>
-                <w:rFonts w:ascii="Roboto Mono" w:eastAsia="Roboto Mono" w:hAnsi="Roboto Mono"/>
+            <w:pPr>
+              <w:spacing w:after="0" w:line="276" w:lineRule="auto"/>
+              <w:rPr>
+                <w:rFonts w:ascii="Arial" w:eastAsia="Arial" w:hAnsi="Arial" w:cs="Arial"/>
+                <w:kern w:val="0"/>
+                <w:sz w:val="22"/>
+                <w:szCs w:val="22"/>
+                <w:lang w:val="en"/>
+                <w14:ligatures w14:val="none"/>
+              </w:rPr>
+            </w:pPr>
+            <w:r>
+              <w:rPr>
+                <w:rFonts w:ascii="Segoe UI Emoji" w:eastAsia="Roboto Mono" w:hAnsi="Segoe UI Emoji" w:cs="Segoe UI Emoji"/>
+                <w:kern w:val="0"/>
+                <w:szCs w:val="22"/>
+                <w:lang w:val="en"/>
+                <w14:ligatures w14:val="none"/>
+              </w:rPr>
+              <w:t>⚡</w:t>
+            </w:r>
+            <w:r>
+              <w:rPr>
+                <w:rFonts w:ascii="Roboto Mono" w:eastAsia="Roboto Mono" w:hAnsi="Roboto Mono" w:cs="Arial"/>
+                <w:kern w:val="0"/>
+                <w:szCs w:val="22"/>
+                <w:lang w:val="en"/>
+                <w14:ligatures w14:val="none"/>
+              </w:rPr>
+              <w:t xml:space="preserve"> </w:t>
+            </w:r>
+            <w:r>
+              <w:rPr>
+                <w:rFonts w:ascii="Roboto Mono" w:eastAsia="Roboto Mono" w:hAnsi="Roboto Mono" w:cs="Arial"/>
                 <w:b/>
                 <w:bCs/>
-                <w:sz w:val="24"/>
+                <w:kern w:val="0"/>
+                <w:szCs w:val="22"/>
+                <w:lang w:val="en"/>
+                <w14:ligatures w14:val="none"/>
               </w:rPr>
               <w:t>Performance-optimized</w:t>
             </w:r>
@@ -1376,10 +2601,24 @@
             </w:tcMar>
           </w:tcPr>
           <w:p>
-            <w:r>
-              <w:rPr>
-                <w:rFonts w:ascii="Roboto Mono" w:eastAsia="Roboto Mono" w:hAnsi="Roboto Mono"/>
-                <w:sz w:val="24"/>
+            <w:pPr>
+              <w:spacing w:after="0" w:line="276" w:lineRule="auto"/>
+              <w:rPr>
+                <w:rFonts w:ascii="Arial" w:eastAsia="Arial" w:hAnsi="Arial" w:cs="Arial"/>
+                <w:kern w:val="0"/>
+                <w:sz w:val="22"/>
+                <w:szCs w:val="22"/>
+                <w:lang w:val="en"/>
+                <w14:ligatures w14:val="none"/>
+              </w:rPr>
+            </w:pPr>
+            <w:r>
+              <w:rPr>
+                <w:rFonts w:ascii="Roboto Mono" w:eastAsia="Roboto Mono" w:hAnsi="Roboto Mono" w:cs="Arial"/>
+                <w:kern w:val="0"/>
+                <w:szCs w:val="22"/>
+                <w:lang w:val="en"/>
+                <w14:ligatures w14:val="none"/>
               </w:rPr>
               <w:t>Best topology used for each network segment</w:t>
             </w:r>
@@ -1388,81 +2627,181 @@
       </w:tr>
     </w:tbl>
     <w:p>
-      <w:r>
-        <w:rPr>
-          <w:rFonts w:ascii="Roboto Mono" w:eastAsia="Roboto Mono" w:hAnsi="Roboto Mono"/>
-          <w:sz w:val="24"/>
-        </w:rPr>
-        <w:pict w14:anchorId="05F64E0D">
+      <w:pPr>
+        <w:spacing w:after="0" w:line="276" w:lineRule="auto"/>
+        <w:rPr>
+          <w:rFonts w:ascii="Arial" w:eastAsia="Arial" w:hAnsi="Arial" w:cs="Arial"/>
+          <w:kern w:val="0"/>
+          <w:sz w:val="22"/>
+          <w:szCs w:val="22"/>
+          <w:lang w:val="en"/>
+          <w14:ligatures w14:val="none"/>
+        </w:rPr>
+      </w:pPr>
+      <w:r>
+        <w:rPr>
+          <w:rFonts w:ascii="Roboto Mono" w:eastAsia="Roboto Mono" w:hAnsi="Roboto Mono" w:cs="Arial"/>
+          <w:kern w:val="0"/>
+          <w:szCs w:val="22"/>
+          <w:lang w:val="en"/>
+          <w14:ligatures w14:val="none"/>
+        </w:rPr>
+        <w:pict w14:anchorId="59BBFE05">
           <v:rect id="_x0000_i1029" style="width:0;height:1.5pt" o:hralign="center" o:hrstd="t" o:hr="t" fillcolor="#a0a0a0" stroked="f"/>
         </w:pict>
       </w:r>
     </w:p>
     <w:p>
       <w:pPr>
-        <w:pStyle w:val="Heading2"/>
-        <w:keepNext w:val="0"/>
-        <w:keepLines w:val="0"/>
-        <w:rPr>
+        <w:spacing w:before="160" w:after="80" w:line="276" w:lineRule="auto"/>
+        <w:outlineLvl w:val="1"/>
+        <w:rPr>
+          <w:rFonts w:asciiTheme="majorHAnsi" w:eastAsiaTheme="majorEastAsia" w:hAnsiTheme="majorHAnsi" w:cstheme="majorBidi"/>
           <w:b/>
           <w:bCs/>
+          <w:color w:val="2F5496" w:themeColor="accent1" w:themeShade="BF"/>
+          <w:kern w:val="0"/>
           <w:sz w:val="34"/>
           <w:szCs w:val="34"/>
+          <w:lang w:val="en"/>
+          <w14:ligatures w14:val="none"/>
         </w:rPr>
       </w:pPr>
       <w:bookmarkStart w:id="5" w:name="_38vvizwixycu" w:colFirst="0" w:colLast="0"/>
       <w:bookmarkEnd w:id="5"/>
       <w:r>
         <w:rPr>
-          <w:rFonts w:ascii="Arial Unicode MS" w:eastAsia="Arial Unicode MS" w:hAnsi="Arial Unicode MS" w:cs="Arial Unicode MS"/>
+          <w:rFonts w:ascii="Segoe UI Emoji" w:eastAsia="Arial Unicode MS" w:hAnsi="Segoe UI Emoji" w:cs="Segoe UI Emoji"/>
           <w:b/>
           <w:bCs/>
+          <w:color w:val="2F5496" w:themeColor="accent1" w:themeShade="BF"/>
+          <w:kern w:val="0"/>
           <w:sz w:val="34"/>
           <w:szCs w:val="34"/>
-        </w:rPr>
-        <w:t>❌ Disadvantages</w:t>
+          <w:lang w:val="en"/>
+          <w14:ligatures w14:val="none"/>
+        </w:rPr>
+        <w:t>❌</w:t>
+      </w:r>
+      <w:r>
+        <w:rPr>
+          <w:rFonts w:ascii="Arial Unicode MS" w:eastAsia="Arial Unicode MS" w:hAnsi="Arial Unicode MS" w:cs="Arial Unicode MS"/>
+          <w:b/>
+          <w:bCs/>
+          <w:color w:val="2F5496" w:themeColor="accent1" w:themeShade="BF"/>
+          <w:kern w:val="0"/>
+          <w:sz w:val="34"/>
+          <w:szCs w:val="34"/>
+          <w:lang w:val="en"/>
+          <w14:ligatures w14:val="none"/>
+        </w:rPr>
+        <w:t xml:space="preserve"> Disadvantages</w:t>
       </w:r>
     </w:p>
     <w:p>
       <w:pPr>
-        <w:spacing w:before="240" w:after="240"/>
-        <w:rPr>
+        <w:spacing w:before="240" w:after="240" w:line="276" w:lineRule="auto"/>
+        <w:rPr>
+          <w:rFonts w:ascii="Arial" w:eastAsia="Arial" w:hAnsi="Arial" w:cs="Arial"/>
           <w:b/>
           <w:bCs/>
+          <w:kern w:val="0"/>
           <w:sz w:val="14"/>
           <w:szCs w:val="14"/>
           <w:shd w:val="clear" w:color="auto" w:fill="B7B7B7"/>
-        </w:rPr>
-      </w:pPr>
-      <w:r>
-        <w:rPr>
-          <w:b/>
+          <w:lang w:val="en"/>
+          <w14:ligatures w14:val="none"/>
+        </w:rPr>
+      </w:pPr>
+      <w:r>
+        <w:rPr>
+          <w:rFonts w:ascii="Arial" w:eastAsia="Arial" w:hAnsi="Arial" w:cs="Arial"/>
+          <w:b/>
+          <w:kern w:val="0"/>
+          <w:sz w:val="22"/>
+          <w:szCs w:val="22"/>
           <w:highlight w:val="darkGray"/>
+          <w:lang w:val="en"/>
+          <w14:ligatures w14:val="none"/>
         </w:rPr>
         <w:t># Source</w:t>
       </w:r>
       <w:r>
         <w:rPr>
+          <w:rFonts w:ascii="Arial" w:eastAsia="Arial" w:hAnsi="Arial" w:cs="Arial"/>
+          <w:kern w:val="0"/>
+          <w:sz w:val="22"/>
+          <w:szCs w:val="22"/>
           <w:highlight w:val="darkGray"/>
+          <w:lang w:val="en"/>
+          <w14:ligatures w14:val="none"/>
         </w:rPr>
         <w:t xml:space="preserve">: </w:t>
       </w:r>
       <w:r>
         <w:rPr>
-          <w:b/>
+          <w:rFonts w:ascii="Arial" w:eastAsia="Arial" w:hAnsi="Arial" w:cs="Arial"/>
+          <w:b/>
+          <w:kern w:val="0"/>
+          <w:sz w:val="22"/>
+          <w:szCs w:val="22"/>
           <w:highlight w:val="darkGray"/>
-        </w:rPr>
-        <w:t>Chatgpt (GPT‑5 Mini) at [12/18/2025]</w:t>
+          <w:lang w:val="en"/>
+          <w14:ligatures w14:val="none"/>
+        </w:rPr>
+        <w:t>Chatgpt (GPT</w:t>
+      </w:r>
+      <w:r>
+        <w:rPr>
+          <w:rFonts w:ascii="Cambria Math" w:eastAsia="Arial" w:hAnsi="Cambria Math" w:cs="Cambria Math"/>
+          <w:b/>
+          <w:kern w:val="0"/>
+          <w:sz w:val="22"/>
+          <w:szCs w:val="22"/>
+          <w:highlight w:val="darkGray"/>
+          <w:lang w:val="en"/>
+          <w14:ligatures w14:val="none"/>
+        </w:rPr>
+        <w:t>‑</w:t>
+      </w:r>
+      <w:r>
+        <w:rPr>
+          <w:rFonts w:ascii="Arial" w:eastAsia="Arial" w:hAnsi="Arial" w:cs="Arial"/>
+          <w:b/>
+          <w:kern w:val="0"/>
+          <w:sz w:val="22"/>
+          <w:szCs w:val="22"/>
+          <w:highlight w:val="darkGray"/>
+          <w:lang w:val="en"/>
+          <w14:ligatures w14:val="none"/>
+        </w:rPr>
+        <w:t>5 Mini) at [12/18/2025]</w:t>
       </w:r>
     </w:p>
     <w:p>
-      <w:r>
-        <w:rPr>
+      <w:pPr>
+        <w:spacing w:after="0" w:line="276" w:lineRule="auto"/>
+        <w:rPr>
+          <w:rFonts w:ascii="Arial" w:eastAsia="Arial" w:hAnsi="Arial" w:cs="Arial"/>
+          <w:kern w:val="0"/>
+          <w:sz w:val="22"/>
+          <w:szCs w:val="22"/>
+          <w:lang w:val="en"/>
+          <w14:ligatures w14:val="none"/>
+        </w:rPr>
+      </w:pPr>
+      <w:r>
+        <w:rPr>
+          <w:rFonts w:ascii="Arial" w:eastAsia="Arial" w:hAnsi="Arial" w:cs="Arial"/>
           <w:noProof/>
-        </w:rPr>
-        <w:lastRenderedPageBreak/>
+          <w:kern w:val="0"/>
+          <w:sz w:val="22"/>
+          <w:szCs w:val="22"/>
+          <w:lang w:val="en"/>
+          <w14:ligatures w14:val="none"/>
+        </w:rPr>
         <w:drawing>
-          <wp:inline distT="114300" distB="114300" distL="114300" distR="114300" wp14:anchorId="08931B02" wp14:editId="0E7FC671">
+          <wp:inline distT="114300" distB="114300" distL="114300" distR="114300" wp14:anchorId="2CE5A31F" wp14:editId="00AFA313">
             <wp:extent cx="5943600" cy="1244600"/>
             <wp:effectExtent l="0" t="0" r="0" b="0"/>
             <wp:docPr id="2" name="image6.png"/>
@@ -1498,7 +2837,19 @@
         </w:drawing>
       </w:r>
     </w:p>
-    <w:p/>
+    <w:p>
+      <w:pPr>
+        <w:spacing w:after="0" w:line="276" w:lineRule="auto"/>
+        <w:rPr>
+          <w:rFonts w:ascii="Arial" w:eastAsia="Arial" w:hAnsi="Arial" w:cs="Arial"/>
+          <w:kern w:val="0"/>
+          <w:sz w:val="22"/>
+          <w:szCs w:val="22"/>
+          <w:lang w:val="en"/>
+          <w14:ligatures w14:val="none"/>
+        </w:rPr>
+      </w:pPr>
+    </w:p>
     <w:tbl>
       <w:tblPr>
         <w:tblW w:w="7375" w:type="dxa"/>
@@ -1539,14 +2890,26 @@
           </w:tcPr>
           <w:p>
             <w:pPr>
+              <w:spacing w:after="0" w:line="276" w:lineRule="auto"/>
               <w:jc w:val="center"/>
+              <w:rPr>
+                <w:rFonts w:ascii="Arial" w:eastAsia="Arial" w:hAnsi="Arial" w:cs="Arial"/>
+                <w:kern w:val="0"/>
+                <w:sz w:val="22"/>
+                <w:szCs w:val="22"/>
+                <w:lang w:val="en"/>
+                <w14:ligatures w14:val="none"/>
+              </w:rPr>
             </w:pPr>
             <w:r>
               <w:rPr>
-                <w:rFonts w:ascii="Roboto Mono" w:eastAsia="Roboto Mono" w:hAnsi="Roboto Mono"/>
+                <w:rFonts w:ascii="Roboto Mono" w:eastAsia="Roboto Mono" w:hAnsi="Roboto Mono" w:cs="Arial"/>
                 <w:b/>
                 <w:bCs/>
-                <w:sz w:val="24"/>
+                <w:kern w:val="0"/>
+                <w:szCs w:val="22"/>
+                <w:lang w:val="en"/>
+                <w14:ligatures w14:val="none"/>
               </w:rPr>
               <w:t>Limitation</w:t>
             </w:r>
@@ -1570,14 +2933,26 @@
           </w:tcPr>
           <w:p>
             <w:pPr>
+              <w:spacing w:after="0" w:line="276" w:lineRule="auto"/>
               <w:jc w:val="center"/>
+              <w:rPr>
+                <w:rFonts w:ascii="Arial" w:eastAsia="Arial" w:hAnsi="Arial" w:cs="Arial"/>
+                <w:kern w:val="0"/>
+                <w:sz w:val="22"/>
+                <w:szCs w:val="22"/>
+                <w:lang w:val="en"/>
+                <w14:ligatures w14:val="none"/>
+              </w:rPr>
             </w:pPr>
             <w:r>
               <w:rPr>
-                <w:rFonts w:ascii="Roboto Mono" w:eastAsia="Roboto Mono" w:hAnsi="Roboto Mono"/>
+                <w:rFonts w:ascii="Roboto Mono" w:eastAsia="Roboto Mono" w:hAnsi="Roboto Mono" w:cs="Arial"/>
                 <w:b/>
                 <w:bCs/>
-                <w:sz w:val="24"/>
+                <w:kern w:val="0"/>
+                <w:szCs w:val="22"/>
+                <w:lang w:val="en"/>
+                <w14:ligatures w14:val="none"/>
               </w:rPr>
               <w:t>Description</w:t>
             </w:r>
@@ -1605,19 +2980,46 @@
             </w:tcMar>
           </w:tcPr>
           <w:p>
-            <w:r>
-              <w:rPr>
-                <w:rFonts w:ascii="Roboto Mono" w:eastAsia="Roboto Mono" w:hAnsi="Roboto Mono"/>
-                <w:sz w:val="24"/>
-              </w:rPr>
-              <w:t xml:space="preserve">🛠️ </w:t>
-            </w:r>
-            <w:r>
-              <w:rPr>
-                <w:rFonts w:ascii="Roboto Mono" w:eastAsia="Roboto Mono" w:hAnsi="Roboto Mono"/>
+            <w:pPr>
+              <w:spacing w:after="0" w:line="276" w:lineRule="auto"/>
+              <w:rPr>
+                <w:rFonts w:ascii="Arial" w:eastAsia="Arial" w:hAnsi="Arial" w:cs="Arial"/>
+                <w:kern w:val="0"/>
+                <w:sz w:val="22"/>
+                <w:szCs w:val="22"/>
+                <w:lang w:val="en"/>
+                <w14:ligatures w14:val="none"/>
+              </w:rPr>
+            </w:pPr>
+            <w:r>
+              <w:rPr>
+                <w:rFonts w:ascii="Segoe UI Emoji" w:eastAsia="Roboto Mono" w:hAnsi="Segoe UI Emoji" w:cs="Segoe UI Emoji"/>
+                <w:kern w:val="0"/>
+                <w:szCs w:val="22"/>
+                <w:lang w:val="en"/>
+                <w14:ligatures w14:val="none"/>
+              </w:rPr>
+              <w:t>🛠️</w:t>
+            </w:r>
+            <w:r>
+              <w:rPr>
+                <w:rFonts w:ascii="Roboto Mono" w:eastAsia="Roboto Mono" w:hAnsi="Roboto Mono" w:cs="Arial"/>
+                <w:kern w:val="0"/>
+                <w:szCs w:val="22"/>
+                <w:lang w:val="en"/>
+                <w14:ligatures w14:val="none"/>
+              </w:rPr>
+              <w:t xml:space="preserve"> </w:t>
+            </w:r>
+            <w:r>
+              <w:rPr>
+                <w:rFonts w:ascii="Roboto Mono" w:eastAsia="Roboto Mono" w:hAnsi="Roboto Mono" w:cs="Arial"/>
                 <w:b/>
                 <w:bCs/>
-                <w:sz w:val="24"/>
+                <w:kern w:val="0"/>
+                <w:szCs w:val="22"/>
+                <w:lang w:val="en"/>
+                <w14:ligatures w14:val="none"/>
               </w:rPr>
               <w:t>Complex to design</w:t>
             </w:r>
@@ -1640,10 +3042,24 @@
             </w:tcMar>
           </w:tcPr>
           <w:p>
-            <w:r>
-              <w:rPr>
-                <w:rFonts w:ascii="Roboto Mono" w:eastAsia="Roboto Mono" w:hAnsi="Roboto Mono"/>
-                <w:sz w:val="24"/>
+            <w:pPr>
+              <w:spacing w:after="0" w:line="276" w:lineRule="auto"/>
+              <w:rPr>
+                <w:rFonts w:ascii="Arial" w:eastAsia="Arial" w:hAnsi="Arial" w:cs="Arial"/>
+                <w:kern w:val="0"/>
+                <w:sz w:val="22"/>
+                <w:szCs w:val="22"/>
+                <w:lang w:val="en"/>
+                <w14:ligatures w14:val="none"/>
+              </w:rPr>
+            </w:pPr>
+            <w:r>
+              <w:rPr>
+                <w:rFonts w:ascii="Roboto Mono" w:eastAsia="Roboto Mono" w:hAnsi="Roboto Mono" w:cs="Arial"/>
+                <w:kern w:val="0"/>
+                <w:szCs w:val="22"/>
+                <w:lang w:val="en"/>
+                <w14:ligatures w14:val="none"/>
               </w:rPr>
               <w:t>More planning needed for integration</w:t>
             </w:r>
@@ -1671,19 +3087,46 @@
             </w:tcMar>
           </w:tcPr>
           <w:p>
-            <w:r>
-              <w:rPr>
-                <w:rFonts w:ascii="Roboto Mono" w:eastAsia="Roboto Mono" w:hAnsi="Roboto Mono"/>
-                <w:sz w:val="24"/>
-              </w:rPr>
-              <w:t xml:space="preserve">💰 </w:t>
-            </w:r>
-            <w:r>
-              <w:rPr>
-                <w:rFonts w:ascii="Roboto Mono" w:eastAsia="Roboto Mono" w:hAnsi="Roboto Mono"/>
+            <w:pPr>
+              <w:spacing w:after="0" w:line="276" w:lineRule="auto"/>
+              <w:rPr>
+                <w:rFonts w:ascii="Arial" w:eastAsia="Arial" w:hAnsi="Arial" w:cs="Arial"/>
+                <w:kern w:val="0"/>
+                <w:sz w:val="22"/>
+                <w:szCs w:val="22"/>
+                <w:lang w:val="en"/>
+                <w14:ligatures w14:val="none"/>
+              </w:rPr>
+            </w:pPr>
+            <w:r>
+              <w:rPr>
+                <w:rFonts w:ascii="Segoe UI Emoji" w:eastAsia="Roboto Mono" w:hAnsi="Segoe UI Emoji" w:cs="Segoe UI Emoji"/>
+                <w:kern w:val="0"/>
+                <w:szCs w:val="22"/>
+                <w:lang w:val="en"/>
+                <w14:ligatures w14:val="none"/>
+              </w:rPr>
+              <w:t>💰</w:t>
+            </w:r>
+            <w:r>
+              <w:rPr>
+                <w:rFonts w:ascii="Roboto Mono" w:eastAsia="Roboto Mono" w:hAnsi="Roboto Mono" w:cs="Arial"/>
+                <w:kern w:val="0"/>
+                <w:szCs w:val="22"/>
+                <w:lang w:val="en"/>
+                <w14:ligatures w14:val="none"/>
+              </w:rPr>
+              <w:t xml:space="preserve"> </w:t>
+            </w:r>
+            <w:r>
+              <w:rPr>
+                <w:rFonts w:ascii="Roboto Mono" w:eastAsia="Roboto Mono" w:hAnsi="Roboto Mono" w:cs="Arial"/>
                 <w:b/>
                 <w:bCs/>
-                <w:sz w:val="24"/>
+                <w:kern w:val="0"/>
+                <w:szCs w:val="22"/>
+                <w:lang w:val="en"/>
+                <w14:ligatures w14:val="none"/>
               </w:rPr>
               <w:t>Higher cost</w:t>
             </w:r>
@@ -1706,10 +3149,24 @@
             </w:tcMar>
           </w:tcPr>
           <w:p>
-            <w:r>
-              <w:rPr>
-                <w:rFonts w:ascii="Roboto Mono" w:eastAsia="Roboto Mono" w:hAnsi="Roboto Mono"/>
-                <w:sz w:val="24"/>
+            <w:pPr>
+              <w:spacing w:after="0" w:line="276" w:lineRule="auto"/>
+              <w:rPr>
+                <w:rFonts w:ascii="Arial" w:eastAsia="Arial" w:hAnsi="Arial" w:cs="Arial"/>
+                <w:kern w:val="0"/>
+                <w:sz w:val="22"/>
+                <w:szCs w:val="22"/>
+                <w:lang w:val="en"/>
+                <w14:ligatures w14:val="none"/>
+              </w:rPr>
+            </w:pPr>
+            <w:r>
+              <w:rPr>
+                <w:rFonts w:ascii="Roboto Mono" w:eastAsia="Roboto Mono" w:hAnsi="Roboto Mono" w:cs="Arial"/>
+                <w:kern w:val="0"/>
+                <w:szCs w:val="22"/>
+                <w:lang w:val="en"/>
+                <w14:ligatures w14:val="none"/>
               </w:rPr>
               <w:t>May require various types of hardware &amp; cables</w:t>
             </w:r>
@@ -1737,19 +3194,46 @@
             </w:tcMar>
           </w:tcPr>
           <w:p>
-            <w:r>
-              <w:rPr>
-                <w:rFonts w:ascii="Roboto Mono" w:eastAsia="Roboto Mono" w:hAnsi="Roboto Mono"/>
-                <w:sz w:val="24"/>
-              </w:rPr>
-              <w:t xml:space="preserve">📚 </w:t>
-            </w:r>
-            <w:r>
-              <w:rPr>
-                <w:rFonts w:ascii="Roboto Mono" w:eastAsia="Roboto Mono" w:hAnsi="Roboto Mono"/>
+            <w:pPr>
+              <w:spacing w:after="0" w:line="276" w:lineRule="auto"/>
+              <w:rPr>
+                <w:rFonts w:ascii="Arial" w:eastAsia="Arial" w:hAnsi="Arial" w:cs="Arial"/>
+                <w:kern w:val="0"/>
+                <w:sz w:val="22"/>
+                <w:szCs w:val="22"/>
+                <w:lang w:val="en"/>
+                <w14:ligatures w14:val="none"/>
+              </w:rPr>
+            </w:pPr>
+            <w:r>
+              <w:rPr>
+                <w:rFonts w:ascii="Segoe UI Emoji" w:eastAsia="Roboto Mono" w:hAnsi="Segoe UI Emoji" w:cs="Segoe UI Emoji"/>
+                <w:kern w:val="0"/>
+                <w:szCs w:val="22"/>
+                <w:lang w:val="en"/>
+                <w14:ligatures w14:val="none"/>
+              </w:rPr>
+              <w:t>📚</w:t>
+            </w:r>
+            <w:r>
+              <w:rPr>
+                <w:rFonts w:ascii="Roboto Mono" w:eastAsia="Roboto Mono" w:hAnsi="Roboto Mono" w:cs="Arial"/>
+                <w:kern w:val="0"/>
+                <w:szCs w:val="22"/>
+                <w:lang w:val="en"/>
+                <w14:ligatures w14:val="none"/>
+              </w:rPr>
+              <w:t xml:space="preserve"> </w:t>
+            </w:r>
+            <w:r>
+              <w:rPr>
+                <w:rFonts w:ascii="Roboto Mono" w:eastAsia="Roboto Mono" w:hAnsi="Roboto Mono" w:cs="Arial"/>
                 <w:b/>
                 <w:bCs/>
-                <w:sz w:val="24"/>
+                <w:kern w:val="0"/>
+                <w:szCs w:val="22"/>
+                <w:lang w:val="en"/>
+                <w14:ligatures w14:val="none"/>
               </w:rPr>
               <w:t>Requires expertise</w:t>
             </w:r>
@@ -1772,10 +3256,24 @@
             </w:tcMar>
           </w:tcPr>
           <w:p>
-            <w:r>
-              <w:rPr>
-                <w:rFonts w:ascii="Roboto Mono" w:eastAsia="Roboto Mono" w:hAnsi="Roboto Mono"/>
-                <w:sz w:val="24"/>
+            <w:pPr>
+              <w:spacing w:after="0" w:line="276" w:lineRule="auto"/>
+              <w:rPr>
+                <w:rFonts w:ascii="Arial" w:eastAsia="Arial" w:hAnsi="Arial" w:cs="Arial"/>
+                <w:kern w:val="0"/>
+                <w:sz w:val="22"/>
+                <w:szCs w:val="22"/>
+                <w:lang w:val="en"/>
+                <w14:ligatures w14:val="none"/>
+              </w:rPr>
+            </w:pPr>
+            <w:r>
+              <w:rPr>
+                <w:rFonts w:ascii="Roboto Mono" w:eastAsia="Roboto Mono" w:hAnsi="Roboto Mono" w:cs="Arial"/>
+                <w:kern w:val="0"/>
+                <w:szCs w:val="22"/>
+                <w:lang w:val="en"/>
+                <w14:ligatures w14:val="none"/>
               </w:rPr>
               <w:t>Managing multiple topologies adds complexity</w:t>
             </w:r>
@@ -1784,79 +3282,181 @@
       </w:tr>
     </w:tbl>
     <w:p>
-      <w:r>
-        <w:rPr>
-          <w:rFonts w:ascii="Roboto Mono" w:eastAsia="Roboto Mono" w:hAnsi="Roboto Mono"/>
-          <w:sz w:val="24"/>
-        </w:rPr>
-        <w:pict w14:anchorId="551CFA53">
+      <w:pPr>
+        <w:spacing w:after="0" w:line="276" w:lineRule="auto"/>
+        <w:rPr>
+          <w:rFonts w:ascii="Arial" w:eastAsia="Arial" w:hAnsi="Arial" w:cs="Arial"/>
+          <w:kern w:val="0"/>
+          <w:sz w:val="22"/>
+          <w:szCs w:val="22"/>
+          <w:lang w:val="en"/>
+          <w14:ligatures w14:val="none"/>
+        </w:rPr>
+      </w:pPr>
+      <w:r>
+        <w:rPr>
+          <w:rFonts w:ascii="Roboto Mono" w:eastAsia="Roboto Mono" w:hAnsi="Roboto Mono" w:cs="Arial"/>
+          <w:kern w:val="0"/>
+          <w:szCs w:val="22"/>
+          <w:lang w:val="en"/>
+          <w14:ligatures w14:val="none"/>
+        </w:rPr>
+        <w:pict w14:anchorId="1C0CF324">
           <v:rect id="_x0000_i1030" style="width:0;height:1.5pt" o:hralign="center" o:hrstd="t" o:hr="t" fillcolor="#a0a0a0" stroked="f"/>
         </w:pict>
       </w:r>
     </w:p>
     <w:p>
       <w:pPr>
-        <w:pStyle w:val="Heading2"/>
-        <w:keepNext w:val="0"/>
-        <w:keepLines w:val="0"/>
-        <w:rPr>
+        <w:spacing w:before="160" w:after="80" w:line="276" w:lineRule="auto"/>
+        <w:outlineLvl w:val="1"/>
+        <w:rPr>
+          <w:rFonts w:asciiTheme="majorHAnsi" w:eastAsiaTheme="majorEastAsia" w:hAnsiTheme="majorHAnsi" w:cstheme="majorBidi"/>
           <w:b/>
           <w:bCs/>
+          <w:color w:val="2F5496" w:themeColor="accent1" w:themeShade="BF"/>
+          <w:kern w:val="0"/>
           <w:sz w:val="34"/>
           <w:szCs w:val="34"/>
+          <w:lang w:val="en"/>
+          <w14:ligatures w14:val="none"/>
         </w:rPr>
       </w:pPr>
       <w:bookmarkStart w:id="6" w:name="_3xstra3t9k3u" w:colFirst="0" w:colLast="0"/>
       <w:bookmarkEnd w:id="6"/>
       <w:r>
         <w:rPr>
+          <w:rFonts w:ascii="Segoe UI Emoji" w:eastAsiaTheme="majorEastAsia" w:hAnsi="Segoe UI Emoji" w:cs="Segoe UI Emoji"/>
           <w:b/>
           <w:bCs/>
+          <w:color w:val="2F5496" w:themeColor="accent1" w:themeShade="BF"/>
+          <w:kern w:val="0"/>
           <w:sz w:val="34"/>
           <w:szCs w:val="34"/>
-        </w:rPr>
-        <w:t>🏢 Common Use Cases</w:t>
+          <w:lang w:val="en"/>
+          <w14:ligatures w14:val="none"/>
+        </w:rPr>
+        <w:t>🏢</w:t>
+      </w:r>
+      <w:r>
+        <w:rPr>
+          <w:rFonts w:asciiTheme="majorHAnsi" w:eastAsiaTheme="majorEastAsia" w:hAnsiTheme="majorHAnsi" w:cstheme="majorBidi"/>
+          <w:b/>
+          <w:bCs/>
+          <w:color w:val="2F5496" w:themeColor="accent1" w:themeShade="BF"/>
+          <w:kern w:val="0"/>
+          <w:sz w:val="34"/>
+          <w:szCs w:val="34"/>
+          <w:lang w:val="en"/>
+          <w14:ligatures w14:val="none"/>
+        </w:rPr>
+        <w:t xml:space="preserve"> Common Use Cases</w:t>
       </w:r>
     </w:p>
     <w:p>
       <w:pPr>
-        <w:spacing w:before="240" w:after="240"/>
-        <w:rPr>
+        <w:spacing w:before="240" w:after="240" w:line="276" w:lineRule="auto"/>
+        <w:rPr>
+          <w:rFonts w:ascii="Arial" w:eastAsia="Arial" w:hAnsi="Arial" w:cs="Arial"/>
           <w:b/>
           <w:bCs/>
+          <w:kern w:val="0"/>
           <w:sz w:val="14"/>
           <w:szCs w:val="14"/>
           <w:shd w:val="clear" w:color="auto" w:fill="B7B7B7"/>
-        </w:rPr>
-      </w:pPr>
-      <w:r>
-        <w:rPr>
-          <w:b/>
+          <w:lang w:val="en"/>
+          <w14:ligatures w14:val="none"/>
+        </w:rPr>
+      </w:pPr>
+      <w:r>
+        <w:rPr>
+          <w:rFonts w:ascii="Arial" w:eastAsia="Arial" w:hAnsi="Arial" w:cs="Arial"/>
+          <w:b/>
+          <w:kern w:val="0"/>
+          <w:sz w:val="22"/>
+          <w:szCs w:val="22"/>
           <w:highlight w:val="darkGray"/>
+          <w:lang w:val="en"/>
+          <w14:ligatures w14:val="none"/>
         </w:rPr>
         <w:t># Source</w:t>
       </w:r>
       <w:r>
         <w:rPr>
+          <w:rFonts w:ascii="Arial" w:eastAsia="Arial" w:hAnsi="Arial" w:cs="Arial"/>
+          <w:kern w:val="0"/>
+          <w:sz w:val="22"/>
+          <w:szCs w:val="22"/>
           <w:highlight w:val="darkGray"/>
+          <w:lang w:val="en"/>
+          <w14:ligatures w14:val="none"/>
         </w:rPr>
         <w:t xml:space="preserve">: </w:t>
       </w:r>
       <w:r>
         <w:rPr>
-          <w:b/>
+          <w:rFonts w:ascii="Arial" w:eastAsia="Arial" w:hAnsi="Arial" w:cs="Arial"/>
+          <w:b/>
+          <w:kern w:val="0"/>
+          <w:sz w:val="22"/>
+          <w:szCs w:val="22"/>
           <w:highlight w:val="darkGray"/>
-        </w:rPr>
-        <w:t>Chatgpt (GPT‑5 Mini) at [12/18/2025]</w:t>
+          <w:lang w:val="en"/>
+          <w14:ligatures w14:val="none"/>
+        </w:rPr>
+        <w:t>Chatgpt (GPT</w:t>
+      </w:r>
+      <w:r>
+        <w:rPr>
+          <w:rFonts w:ascii="Cambria Math" w:eastAsia="Arial" w:hAnsi="Cambria Math" w:cs="Cambria Math"/>
+          <w:b/>
+          <w:kern w:val="0"/>
+          <w:sz w:val="22"/>
+          <w:szCs w:val="22"/>
+          <w:highlight w:val="darkGray"/>
+          <w:lang w:val="en"/>
+          <w14:ligatures w14:val="none"/>
+        </w:rPr>
+        <w:t>‑</w:t>
+      </w:r>
+      <w:r>
+        <w:rPr>
+          <w:rFonts w:ascii="Arial" w:eastAsia="Arial" w:hAnsi="Arial" w:cs="Arial"/>
+          <w:b/>
+          <w:kern w:val="0"/>
+          <w:sz w:val="22"/>
+          <w:szCs w:val="22"/>
+          <w:highlight w:val="darkGray"/>
+          <w:lang w:val="en"/>
+          <w14:ligatures w14:val="none"/>
+        </w:rPr>
+        <w:t>5 Mini) at [12/18/2025]</w:t>
       </w:r>
     </w:p>
     <w:p>
-      <w:r>
-        <w:rPr>
+      <w:pPr>
+        <w:spacing w:after="0" w:line="276" w:lineRule="auto"/>
+        <w:rPr>
+          <w:rFonts w:ascii="Arial" w:eastAsia="Arial" w:hAnsi="Arial" w:cs="Arial"/>
+          <w:kern w:val="0"/>
+          <w:sz w:val="22"/>
+          <w:szCs w:val="22"/>
+          <w:lang w:val="en"/>
+          <w14:ligatures w14:val="none"/>
+        </w:rPr>
+      </w:pPr>
+      <w:r>
+        <w:rPr>
+          <w:rFonts w:ascii="Arial" w:eastAsia="Arial" w:hAnsi="Arial" w:cs="Arial"/>
           <w:noProof/>
+          <w:kern w:val="0"/>
+          <w:sz w:val="22"/>
+          <w:szCs w:val="22"/>
+          <w:lang w:val="en"/>
+          <w14:ligatures w14:val="none"/>
         </w:rPr>
         <w:drawing>
-          <wp:inline distT="114300" distB="114300" distL="114300" distR="114300" wp14:anchorId="56EC95B0" wp14:editId="4D3757D1">
+          <wp:inline distT="114300" distB="114300" distL="114300" distR="114300" wp14:anchorId="6D0FB5F7" wp14:editId="0EC4A910">
             <wp:extent cx="5943600" cy="1244600"/>
             <wp:effectExtent l="0" t="0" r="0" b="0"/>
             <wp:docPr id="3" name="image5.png"/>
@@ -1892,7 +3492,19 @@
         </w:drawing>
       </w:r>
     </w:p>
-    <w:p/>
+    <w:p>
+      <w:pPr>
+        <w:spacing w:after="0" w:line="276" w:lineRule="auto"/>
+        <w:rPr>
+          <w:rFonts w:ascii="Arial" w:eastAsia="Arial" w:hAnsi="Arial" w:cs="Arial"/>
+          <w:kern w:val="0"/>
+          <w:sz w:val="22"/>
+          <w:szCs w:val="22"/>
+          <w:lang w:val="en"/>
+          <w14:ligatures w14:val="none"/>
+        </w:rPr>
+      </w:pPr>
+    </w:p>
     <w:tbl>
       <w:tblPr>
         <w:tblW w:w="7690" w:type="dxa"/>
@@ -1933,14 +3545,26 @@
           </w:tcPr>
           <w:p>
             <w:pPr>
+              <w:spacing w:after="0" w:line="276" w:lineRule="auto"/>
               <w:jc w:val="center"/>
+              <w:rPr>
+                <w:rFonts w:ascii="Arial" w:eastAsia="Arial" w:hAnsi="Arial" w:cs="Arial"/>
+                <w:kern w:val="0"/>
+                <w:sz w:val="22"/>
+                <w:szCs w:val="22"/>
+                <w:lang w:val="en"/>
+                <w14:ligatures w14:val="none"/>
+              </w:rPr>
             </w:pPr>
             <w:r>
               <w:rPr>
-                <w:rFonts w:ascii="Roboto Mono" w:eastAsia="Roboto Mono" w:hAnsi="Roboto Mono"/>
+                <w:rFonts w:ascii="Roboto Mono" w:eastAsia="Roboto Mono" w:hAnsi="Roboto Mono" w:cs="Arial"/>
                 <w:b/>
                 <w:bCs/>
-                <w:sz w:val="24"/>
+                <w:kern w:val="0"/>
+                <w:szCs w:val="22"/>
+                <w:lang w:val="en"/>
+                <w14:ligatures w14:val="none"/>
               </w:rPr>
               <w:t>Environment</w:t>
             </w:r>
@@ -1964,14 +3588,26 @@
           </w:tcPr>
           <w:p>
             <w:pPr>
+              <w:spacing w:after="0" w:line="276" w:lineRule="auto"/>
               <w:jc w:val="center"/>
+              <w:rPr>
+                <w:rFonts w:ascii="Arial" w:eastAsia="Arial" w:hAnsi="Arial" w:cs="Arial"/>
+                <w:kern w:val="0"/>
+                <w:sz w:val="22"/>
+                <w:szCs w:val="22"/>
+                <w:lang w:val="en"/>
+                <w14:ligatures w14:val="none"/>
+              </w:rPr>
             </w:pPr>
             <w:r>
               <w:rPr>
-                <w:rFonts w:ascii="Roboto Mono" w:eastAsia="Roboto Mono" w:hAnsi="Roboto Mono"/>
+                <w:rFonts w:ascii="Roboto Mono" w:eastAsia="Roboto Mono" w:hAnsi="Roboto Mono" w:cs="Arial"/>
                 <w:b/>
                 <w:bCs/>
-                <w:sz w:val="24"/>
+                <w:kern w:val="0"/>
+                <w:szCs w:val="22"/>
+                <w:lang w:val="en"/>
+                <w14:ligatures w14:val="none"/>
               </w:rPr>
               <w:t>Why Hybrid Is Used</w:t>
             </w:r>
@@ -1999,12 +3635,36 @@
             </w:tcMar>
           </w:tcPr>
           <w:p>
-            <w:r>
-              <w:rPr>
-                <w:rFonts w:ascii="Roboto Mono" w:eastAsia="Roboto Mono" w:hAnsi="Roboto Mono"/>
-                <w:sz w:val="24"/>
-              </w:rPr>
-              <w:t>🏢 Large enterprises</w:t>
+            <w:pPr>
+              <w:spacing w:after="0" w:line="276" w:lineRule="auto"/>
+              <w:rPr>
+                <w:rFonts w:ascii="Arial" w:eastAsia="Arial" w:hAnsi="Arial" w:cs="Arial"/>
+                <w:kern w:val="0"/>
+                <w:sz w:val="22"/>
+                <w:szCs w:val="22"/>
+                <w:lang w:val="en"/>
+                <w14:ligatures w14:val="none"/>
+              </w:rPr>
+            </w:pPr>
+            <w:r>
+              <w:rPr>
+                <w:rFonts w:ascii="Segoe UI Emoji" w:eastAsia="Roboto Mono" w:hAnsi="Segoe UI Emoji" w:cs="Segoe UI Emoji"/>
+                <w:kern w:val="0"/>
+                <w:szCs w:val="22"/>
+                <w:lang w:val="en"/>
+                <w14:ligatures w14:val="none"/>
+              </w:rPr>
+              <w:t>🏢</w:t>
+            </w:r>
+            <w:r>
+              <w:rPr>
+                <w:rFonts w:ascii="Roboto Mono" w:eastAsia="Roboto Mono" w:hAnsi="Roboto Mono" w:cs="Arial"/>
+                <w:kern w:val="0"/>
+                <w:szCs w:val="22"/>
+                <w:lang w:val="en"/>
+                <w14:ligatures w14:val="none"/>
+              </w:rPr>
+              <w:t xml:space="preserve"> Large enterprises</w:t>
             </w:r>
           </w:p>
         </w:tc>
@@ -2025,10 +3685,24 @@
             </w:tcMar>
           </w:tcPr>
           <w:p>
-            <w:r>
-              <w:rPr>
-                <w:rFonts w:ascii="Roboto Mono" w:eastAsia="Roboto Mono" w:hAnsi="Roboto Mono"/>
-                <w:sz w:val="24"/>
+            <w:pPr>
+              <w:spacing w:after="0" w:line="276" w:lineRule="auto"/>
+              <w:rPr>
+                <w:rFonts w:ascii="Arial" w:eastAsia="Arial" w:hAnsi="Arial" w:cs="Arial"/>
+                <w:kern w:val="0"/>
+                <w:sz w:val="22"/>
+                <w:szCs w:val="22"/>
+                <w:lang w:val="en"/>
+                <w14:ligatures w14:val="none"/>
+              </w:rPr>
+            </w:pPr>
+            <w:r>
+              <w:rPr>
+                <w:rFonts w:ascii="Roboto Mono" w:eastAsia="Roboto Mono" w:hAnsi="Roboto Mono" w:cs="Arial"/>
+                <w:kern w:val="0"/>
+                <w:szCs w:val="22"/>
+                <w:lang w:val="en"/>
+                <w14:ligatures w14:val="none"/>
               </w:rPr>
               <w:t>Different departments need different structures</w:t>
             </w:r>
@@ -2056,12 +3730,36 @@
             </w:tcMar>
           </w:tcPr>
           <w:p>
-            <w:r>
-              <w:rPr>
-                <w:rFonts w:ascii="Roboto Mono" w:eastAsia="Roboto Mono" w:hAnsi="Roboto Mono"/>
-                <w:sz w:val="24"/>
-              </w:rPr>
-              <w:t>🏫 Universities/campuses</w:t>
+            <w:pPr>
+              <w:spacing w:after="0" w:line="276" w:lineRule="auto"/>
+              <w:rPr>
+                <w:rFonts w:ascii="Arial" w:eastAsia="Arial" w:hAnsi="Arial" w:cs="Arial"/>
+                <w:kern w:val="0"/>
+                <w:sz w:val="22"/>
+                <w:szCs w:val="22"/>
+                <w:lang w:val="en"/>
+                <w14:ligatures w14:val="none"/>
+              </w:rPr>
+            </w:pPr>
+            <w:r>
+              <w:rPr>
+                <w:rFonts w:ascii="Segoe UI Emoji" w:eastAsia="Roboto Mono" w:hAnsi="Segoe UI Emoji" w:cs="Segoe UI Emoji"/>
+                <w:kern w:val="0"/>
+                <w:szCs w:val="22"/>
+                <w:lang w:val="en"/>
+                <w14:ligatures w14:val="none"/>
+              </w:rPr>
+              <w:t>🏫</w:t>
+            </w:r>
+            <w:r>
+              <w:rPr>
+                <w:rFonts w:ascii="Roboto Mono" w:eastAsia="Roboto Mono" w:hAnsi="Roboto Mono" w:cs="Arial"/>
+                <w:kern w:val="0"/>
+                <w:szCs w:val="22"/>
+                <w:lang w:val="en"/>
+                <w14:ligatures w14:val="none"/>
+              </w:rPr>
+              <w:t xml:space="preserve"> Universities/campuses</w:t>
             </w:r>
           </w:p>
         </w:tc>
@@ -2082,10 +3780,24 @@
             </w:tcMar>
           </w:tcPr>
           <w:p>
-            <w:r>
-              <w:rPr>
-                <w:rFonts w:ascii="Roboto Mono" w:eastAsia="Roboto Mono" w:hAnsi="Roboto Mono"/>
-                <w:sz w:val="24"/>
+            <w:pPr>
+              <w:spacing w:after="0" w:line="276" w:lineRule="auto"/>
+              <w:rPr>
+                <w:rFonts w:ascii="Arial" w:eastAsia="Arial" w:hAnsi="Arial" w:cs="Arial"/>
+                <w:kern w:val="0"/>
+                <w:sz w:val="22"/>
+                <w:szCs w:val="22"/>
+                <w:lang w:val="en"/>
+                <w14:ligatures w14:val="none"/>
+              </w:rPr>
+            </w:pPr>
+            <w:r>
+              <w:rPr>
+                <w:rFonts w:ascii="Roboto Mono" w:eastAsia="Roboto Mono" w:hAnsi="Roboto Mono" w:cs="Arial"/>
+                <w:kern w:val="0"/>
+                <w:szCs w:val="22"/>
+                <w:lang w:val="en"/>
+                <w14:ligatures w14:val="none"/>
               </w:rPr>
               <w:t>Mesh core + star access layers</w:t>
             </w:r>
@@ -2113,13 +3825,36 @@
             </w:tcMar>
           </w:tcPr>
           <w:p>
-            <w:r>
-              <w:rPr>
-                <w:rFonts w:ascii="Roboto Mono" w:eastAsia="Roboto Mono" w:hAnsi="Roboto Mono"/>
-                <w:sz w:val="24"/>
-              </w:rPr>
-              <w:lastRenderedPageBreak/>
-              <w:t>🏬 Multi-branch businesses</w:t>
+            <w:pPr>
+              <w:spacing w:after="0" w:line="276" w:lineRule="auto"/>
+              <w:rPr>
+                <w:rFonts w:ascii="Arial" w:eastAsia="Arial" w:hAnsi="Arial" w:cs="Arial"/>
+                <w:kern w:val="0"/>
+                <w:sz w:val="22"/>
+                <w:szCs w:val="22"/>
+                <w:lang w:val="en"/>
+                <w14:ligatures w14:val="none"/>
+              </w:rPr>
+            </w:pPr>
+            <w:r>
+              <w:rPr>
+                <w:rFonts w:ascii="Segoe UI Emoji" w:eastAsia="Roboto Mono" w:hAnsi="Segoe UI Emoji" w:cs="Segoe UI Emoji"/>
+                <w:kern w:val="0"/>
+                <w:szCs w:val="22"/>
+                <w:lang w:val="en"/>
+                <w14:ligatures w14:val="none"/>
+              </w:rPr>
+              <w:t>🏬</w:t>
+            </w:r>
+            <w:r>
+              <w:rPr>
+                <w:rFonts w:ascii="Roboto Mono" w:eastAsia="Roboto Mono" w:hAnsi="Roboto Mono" w:cs="Arial"/>
+                <w:kern w:val="0"/>
+                <w:szCs w:val="22"/>
+                <w:lang w:val="en"/>
+                <w14:ligatures w14:val="none"/>
+              </w:rPr>
+              <w:t xml:space="preserve"> Multi-branch businesses</w:t>
             </w:r>
           </w:p>
         </w:tc>
@@ -2140,10 +3875,24 @@
             </w:tcMar>
           </w:tcPr>
           <w:p>
-            <w:r>
-              <w:rPr>
-                <w:rFonts w:ascii="Roboto Mono" w:eastAsia="Roboto Mono" w:hAnsi="Roboto Mono"/>
-                <w:sz w:val="24"/>
+            <w:pPr>
+              <w:spacing w:after="0" w:line="276" w:lineRule="auto"/>
+              <w:rPr>
+                <w:rFonts w:ascii="Arial" w:eastAsia="Arial" w:hAnsi="Arial" w:cs="Arial"/>
+                <w:kern w:val="0"/>
+                <w:sz w:val="22"/>
+                <w:szCs w:val="22"/>
+                <w:lang w:val="en"/>
+                <w14:ligatures w14:val="none"/>
+              </w:rPr>
+            </w:pPr>
+            <w:r>
+              <w:rPr>
+                <w:rFonts w:ascii="Roboto Mono" w:eastAsia="Roboto Mono" w:hAnsi="Roboto Mono" w:cs="Arial"/>
+                <w:kern w:val="0"/>
+                <w:szCs w:val="22"/>
+                <w:lang w:val="en"/>
+                <w14:ligatures w14:val="none"/>
               </w:rPr>
               <w:t>Star for local, ring or mesh for HQ backbone</w:t>
             </w:r>
@@ -2152,80 +3901,181 @@
       </w:tr>
     </w:tbl>
     <w:p>
-      <w:r>
-        <w:rPr>
-          <w:rFonts w:ascii="Roboto Mono" w:eastAsia="Roboto Mono" w:hAnsi="Roboto Mono"/>
-          <w:sz w:val="24"/>
-        </w:rPr>
-        <w:pict w14:anchorId="53BC256E">
+      <w:pPr>
+        <w:spacing w:after="0" w:line="276" w:lineRule="auto"/>
+        <w:rPr>
+          <w:rFonts w:ascii="Arial" w:eastAsia="Arial" w:hAnsi="Arial" w:cs="Arial"/>
+          <w:kern w:val="0"/>
+          <w:sz w:val="22"/>
+          <w:szCs w:val="22"/>
+          <w:lang w:val="en"/>
+          <w14:ligatures w14:val="none"/>
+        </w:rPr>
+      </w:pPr>
+      <w:r>
+        <w:rPr>
+          <w:rFonts w:ascii="Roboto Mono" w:eastAsia="Roboto Mono" w:hAnsi="Roboto Mono" w:cs="Arial"/>
+          <w:kern w:val="0"/>
+          <w:szCs w:val="22"/>
+          <w:lang w:val="en"/>
+          <w14:ligatures w14:val="none"/>
+        </w:rPr>
+        <w:pict w14:anchorId="37D86014">
           <v:rect id="_x0000_i1031" style="width:0;height:1.5pt" o:hralign="center" o:hrstd="t" o:hr="t" fillcolor="#a0a0a0" stroked="f"/>
         </w:pict>
       </w:r>
     </w:p>
     <w:p>
       <w:pPr>
-        <w:pStyle w:val="Heading2"/>
-        <w:keepNext w:val="0"/>
-        <w:keepLines w:val="0"/>
-        <w:rPr>
+        <w:spacing w:before="160" w:after="80" w:line="276" w:lineRule="auto"/>
+        <w:outlineLvl w:val="1"/>
+        <w:rPr>
+          <w:rFonts w:asciiTheme="majorHAnsi" w:eastAsiaTheme="majorEastAsia" w:hAnsiTheme="majorHAnsi" w:cstheme="majorBidi"/>
           <w:b/>
           <w:bCs/>
+          <w:color w:val="2F5496" w:themeColor="accent1" w:themeShade="BF"/>
+          <w:kern w:val="0"/>
           <w:sz w:val="34"/>
           <w:szCs w:val="34"/>
+          <w:lang w:val="en"/>
+          <w14:ligatures w14:val="none"/>
         </w:rPr>
       </w:pPr>
       <w:bookmarkStart w:id="7" w:name="_yj8s6whi4qyn" w:colFirst="0" w:colLast="0"/>
       <w:bookmarkEnd w:id="7"/>
       <w:r>
         <w:rPr>
-          <w:rFonts w:ascii="Arial Unicode MS" w:eastAsia="Arial Unicode MS" w:hAnsi="Arial Unicode MS" w:cs="Arial Unicode MS"/>
+          <w:rFonts w:ascii="Segoe UI Emoji" w:eastAsia="Arial Unicode MS" w:hAnsi="Segoe UI Emoji" w:cs="Segoe UI Emoji"/>
           <w:b/>
           <w:bCs/>
+          <w:color w:val="2F5496" w:themeColor="accent1" w:themeShade="BF"/>
+          <w:kern w:val="0"/>
           <w:sz w:val="34"/>
           <w:szCs w:val="34"/>
-        </w:rPr>
-        <w:t>✅ Summary</w:t>
+          <w:lang w:val="en"/>
+          <w14:ligatures w14:val="none"/>
+        </w:rPr>
+        <w:t>✅</w:t>
+      </w:r>
+      <w:r>
+        <w:rPr>
+          <w:rFonts w:ascii="Arial Unicode MS" w:eastAsia="Arial Unicode MS" w:hAnsi="Arial Unicode MS" w:cs="Arial Unicode MS"/>
+          <w:b/>
+          <w:bCs/>
+          <w:color w:val="2F5496" w:themeColor="accent1" w:themeShade="BF"/>
+          <w:kern w:val="0"/>
+          <w:sz w:val="34"/>
+          <w:szCs w:val="34"/>
+          <w:lang w:val="en"/>
+          <w14:ligatures w14:val="none"/>
+        </w:rPr>
+        <w:t xml:space="preserve"> Summary</w:t>
       </w:r>
     </w:p>
     <w:p>
       <w:pPr>
-        <w:spacing w:before="240" w:after="240"/>
-        <w:rPr>
+        <w:spacing w:before="240" w:after="240" w:line="276" w:lineRule="auto"/>
+        <w:rPr>
+          <w:rFonts w:ascii="Arial" w:eastAsia="Arial" w:hAnsi="Arial" w:cs="Arial"/>
           <w:b/>
           <w:bCs/>
+          <w:kern w:val="0"/>
           <w:sz w:val="14"/>
           <w:szCs w:val="14"/>
           <w:shd w:val="clear" w:color="auto" w:fill="B7B7B7"/>
-        </w:rPr>
-      </w:pPr>
-      <w:r>
-        <w:rPr>
-          <w:b/>
+          <w:lang w:val="en"/>
+          <w14:ligatures w14:val="none"/>
+        </w:rPr>
+      </w:pPr>
+      <w:r>
+        <w:rPr>
+          <w:rFonts w:ascii="Arial" w:eastAsia="Arial" w:hAnsi="Arial" w:cs="Arial"/>
+          <w:b/>
+          <w:kern w:val="0"/>
+          <w:sz w:val="22"/>
+          <w:szCs w:val="22"/>
           <w:highlight w:val="darkGray"/>
+          <w:lang w:val="en"/>
+          <w14:ligatures w14:val="none"/>
         </w:rPr>
         <w:t># Source</w:t>
       </w:r>
       <w:r>
         <w:rPr>
+          <w:rFonts w:ascii="Arial" w:eastAsia="Arial" w:hAnsi="Arial" w:cs="Arial"/>
+          <w:kern w:val="0"/>
+          <w:sz w:val="22"/>
+          <w:szCs w:val="22"/>
           <w:highlight w:val="darkGray"/>
+          <w:lang w:val="en"/>
+          <w14:ligatures w14:val="none"/>
         </w:rPr>
         <w:t xml:space="preserve">: </w:t>
       </w:r>
       <w:r>
         <w:rPr>
-          <w:b/>
+          <w:rFonts w:ascii="Arial" w:eastAsia="Arial" w:hAnsi="Arial" w:cs="Arial"/>
+          <w:b/>
+          <w:kern w:val="0"/>
+          <w:sz w:val="22"/>
+          <w:szCs w:val="22"/>
           <w:highlight w:val="darkGray"/>
-        </w:rPr>
-        <w:t>Chatgpt (GPT‑5 Mini) at [12/18/2025]</w:t>
+          <w:lang w:val="en"/>
+          <w14:ligatures w14:val="none"/>
+        </w:rPr>
+        <w:t>Chatgpt (GPT</w:t>
+      </w:r>
+      <w:r>
+        <w:rPr>
+          <w:rFonts w:ascii="Cambria Math" w:eastAsia="Arial" w:hAnsi="Cambria Math" w:cs="Cambria Math"/>
+          <w:b/>
+          <w:kern w:val="0"/>
+          <w:sz w:val="22"/>
+          <w:szCs w:val="22"/>
+          <w:highlight w:val="darkGray"/>
+          <w:lang w:val="en"/>
+          <w14:ligatures w14:val="none"/>
+        </w:rPr>
+        <w:t>‑</w:t>
+      </w:r>
+      <w:r>
+        <w:rPr>
+          <w:rFonts w:ascii="Arial" w:eastAsia="Arial" w:hAnsi="Arial" w:cs="Arial"/>
+          <w:b/>
+          <w:kern w:val="0"/>
+          <w:sz w:val="22"/>
+          <w:szCs w:val="22"/>
+          <w:highlight w:val="darkGray"/>
+          <w:lang w:val="en"/>
+          <w14:ligatures w14:val="none"/>
+        </w:rPr>
+        <w:t>5 Mini) at [12/18/2025]</w:t>
       </w:r>
     </w:p>
     <w:p>
-      <w:r>
-        <w:rPr>
+      <w:pPr>
+        <w:spacing w:after="0" w:line="276" w:lineRule="auto"/>
+        <w:rPr>
+          <w:rFonts w:ascii="Arial" w:eastAsia="Arial" w:hAnsi="Arial" w:cs="Arial"/>
+          <w:kern w:val="0"/>
+          <w:sz w:val="22"/>
+          <w:szCs w:val="22"/>
+          <w:lang w:val="en"/>
+          <w14:ligatures w14:val="none"/>
+        </w:rPr>
+      </w:pPr>
+      <w:r>
+        <w:rPr>
+          <w:rFonts w:ascii="Arial" w:eastAsia="Arial" w:hAnsi="Arial" w:cs="Arial"/>
           <w:noProof/>
+          <w:kern w:val="0"/>
+          <w:sz w:val="22"/>
+          <w:szCs w:val="22"/>
+          <w:lang w:val="en"/>
+          <w14:ligatures w14:val="none"/>
         </w:rPr>
         <w:drawing>
-          <wp:inline distT="114300" distB="114300" distL="114300" distR="114300" wp14:anchorId="5F30CB09" wp14:editId="6DE9F780">
+          <wp:inline distT="114300" distB="114300" distL="114300" distR="114300" wp14:anchorId="29969239" wp14:editId="10744C28">
             <wp:extent cx="5943600" cy="1562100"/>
             <wp:effectExtent l="0" t="0" r="0" b="0"/>
             <wp:docPr id="6" name="image3.png"/>
@@ -2261,7 +4111,19 @@
         </w:drawing>
       </w:r>
     </w:p>
-    <w:p/>
+    <w:p>
+      <w:pPr>
+        <w:spacing w:after="0" w:line="276" w:lineRule="auto"/>
+        <w:rPr>
+          <w:rFonts w:ascii="Arial" w:eastAsia="Arial" w:hAnsi="Arial" w:cs="Arial"/>
+          <w:kern w:val="0"/>
+          <w:sz w:val="22"/>
+          <w:szCs w:val="22"/>
+          <w:lang w:val="en"/>
+          <w14:ligatures w14:val="none"/>
+        </w:rPr>
+      </w:pPr>
+    </w:p>
     <w:tbl>
       <w:tblPr>
         <w:tblW w:w="6055" w:type="dxa"/>
@@ -2302,14 +4164,26 @@
           </w:tcPr>
           <w:p>
             <w:pPr>
+              <w:spacing w:after="0" w:line="276" w:lineRule="auto"/>
               <w:jc w:val="center"/>
+              <w:rPr>
+                <w:rFonts w:ascii="Arial" w:eastAsia="Arial" w:hAnsi="Arial" w:cs="Arial"/>
+                <w:kern w:val="0"/>
+                <w:sz w:val="22"/>
+                <w:szCs w:val="22"/>
+                <w:lang w:val="en"/>
+                <w14:ligatures w14:val="none"/>
+              </w:rPr>
             </w:pPr>
             <w:r>
               <w:rPr>
-                <w:rFonts w:ascii="Roboto Mono" w:eastAsia="Roboto Mono" w:hAnsi="Roboto Mono"/>
+                <w:rFonts w:ascii="Roboto Mono" w:eastAsia="Roboto Mono" w:hAnsi="Roboto Mono" w:cs="Arial"/>
                 <w:b/>
                 <w:bCs/>
-                <w:sz w:val="24"/>
+                <w:kern w:val="0"/>
+                <w:szCs w:val="22"/>
+                <w:lang w:val="en"/>
+                <w14:ligatures w14:val="none"/>
               </w:rPr>
               <w:t>Attribute</w:t>
             </w:r>
@@ -2333,14 +4207,26 @@
           </w:tcPr>
           <w:p>
             <w:pPr>
+              <w:spacing w:after="0" w:line="276" w:lineRule="auto"/>
               <w:jc w:val="center"/>
+              <w:rPr>
+                <w:rFonts w:ascii="Arial" w:eastAsia="Arial" w:hAnsi="Arial" w:cs="Arial"/>
+                <w:kern w:val="0"/>
+                <w:sz w:val="22"/>
+                <w:szCs w:val="22"/>
+                <w:lang w:val="en"/>
+                <w14:ligatures w14:val="none"/>
+              </w:rPr>
             </w:pPr>
             <w:r>
               <w:rPr>
-                <w:rFonts w:ascii="Roboto Mono" w:eastAsia="Roboto Mono" w:hAnsi="Roboto Mono"/>
+                <w:rFonts w:ascii="Roboto Mono" w:eastAsia="Roboto Mono" w:hAnsi="Roboto Mono" w:cs="Arial"/>
                 <w:b/>
                 <w:bCs/>
-                <w:sz w:val="24"/>
+                <w:kern w:val="0"/>
+                <w:szCs w:val="22"/>
+                <w:lang w:val="en"/>
+                <w14:ligatures w14:val="none"/>
               </w:rPr>
               <w:t>Hybrid Topology</w:t>
             </w:r>
@@ -2368,12 +4254,26 @@
             </w:tcMar>
           </w:tcPr>
           <w:p>
-            <w:r>
-              <w:rPr>
-                <w:rFonts w:ascii="Roboto Mono" w:eastAsia="Roboto Mono" w:hAnsi="Roboto Mono"/>
+            <w:pPr>
+              <w:spacing w:after="0" w:line="276" w:lineRule="auto"/>
+              <w:rPr>
+                <w:rFonts w:ascii="Arial" w:eastAsia="Arial" w:hAnsi="Arial" w:cs="Arial"/>
+                <w:kern w:val="0"/>
+                <w:sz w:val="22"/>
+                <w:szCs w:val="22"/>
+                <w:lang w:val="en"/>
+                <w14:ligatures w14:val="none"/>
+              </w:rPr>
+            </w:pPr>
+            <w:r>
+              <w:rPr>
+                <w:rFonts w:ascii="Roboto Mono" w:eastAsia="Roboto Mono" w:hAnsi="Roboto Mono" w:cs="Arial"/>
                 <w:b/>
                 <w:bCs/>
-                <w:sz w:val="24"/>
+                <w:kern w:val="0"/>
+                <w:szCs w:val="22"/>
+                <w:lang w:val="en"/>
+                <w14:ligatures w14:val="none"/>
               </w:rPr>
               <w:t>Definition</w:t>
             </w:r>
@@ -2396,10 +4296,24 @@
             </w:tcMar>
           </w:tcPr>
           <w:p>
-            <w:r>
-              <w:rPr>
-                <w:rFonts w:ascii="Roboto Mono" w:eastAsia="Roboto Mono" w:hAnsi="Roboto Mono"/>
-                <w:sz w:val="24"/>
+            <w:pPr>
+              <w:spacing w:after="0" w:line="276" w:lineRule="auto"/>
+              <w:rPr>
+                <w:rFonts w:ascii="Arial" w:eastAsia="Arial" w:hAnsi="Arial" w:cs="Arial"/>
+                <w:kern w:val="0"/>
+                <w:sz w:val="22"/>
+                <w:szCs w:val="22"/>
+                <w:lang w:val="en"/>
+                <w14:ligatures w14:val="none"/>
+              </w:rPr>
+            </w:pPr>
+            <w:r>
+              <w:rPr>
+                <w:rFonts w:ascii="Roboto Mono" w:eastAsia="Roboto Mono" w:hAnsi="Roboto Mono" w:cs="Arial"/>
+                <w:kern w:val="0"/>
+                <w:szCs w:val="22"/>
+                <w:lang w:val="en"/>
+                <w14:ligatures w14:val="none"/>
               </w:rPr>
               <w:t>Mix of two or more topologies</w:t>
             </w:r>
@@ -2427,12 +4341,26 @@
             </w:tcMar>
           </w:tcPr>
           <w:p>
-            <w:r>
-              <w:rPr>
-                <w:rFonts w:ascii="Roboto Mono" w:eastAsia="Roboto Mono" w:hAnsi="Roboto Mono"/>
+            <w:pPr>
+              <w:spacing w:after="0" w:line="276" w:lineRule="auto"/>
+              <w:rPr>
+                <w:rFonts w:ascii="Arial" w:eastAsia="Arial" w:hAnsi="Arial" w:cs="Arial"/>
+                <w:kern w:val="0"/>
+                <w:sz w:val="22"/>
+                <w:szCs w:val="22"/>
+                <w:lang w:val="en"/>
+                <w14:ligatures w14:val="none"/>
+              </w:rPr>
+            </w:pPr>
+            <w:r>
+              <w:rPr>
+                <w:rFonts w:ascii="Roboto Mono" w:eastAsia="Roboto Mono" w:hAnsi="Roboto Mono" w:cs="Arial"/>
                 <w:b/>
                 <w:bCs/>
-                <w:sz w:val="24"/>
+                <w:kern w:val="0"/>
+                <w:szCs w:val="22"/>
+                <w:lang w:val="en"/>
+                <w14:ligatures w14:val="none"/>
               </w:rPr>
               <w:t>Use Case</w:t>
             </w:r>
@@ -2455,10 +4383,24 @@
             </w:tcMar>
           </w:tcPr>
           <w:p>
-            <w:r>
-              <w:rPr>
-                <w:rFonts w:ascii="Roboto Mono" w:eastAsia="Roboto Mono" w:hAnsi="Roboto Mono"/>
-                <w:sz w:val="24"/>
+            <w:pPr>
+              <w:spacing w:after="0" w:line="276" w:lineRule="auto"/>
+              <w:rPr>
+                <w:rFonts w:ascii="Arial" w:eastAsia="Arial" w:hAnsi="Arial" w:cs="Arial"/>
+                <w:kern w:val="0"/>
+                <w:sz w:val="22"/>
+                <w:szCs w:val="22"/>
+                <w:lang w:val="en"/>
+                <w14:ligatures w14:val="none"/>
+              </w:rPr>
+            </w:pPr>
+            <w:r>
+              <w:rPr>
+                <w:rFonts w:ascii="Roboto Mono" w:eastAsia="Roboto Mono" w:hAnsi="Roboto Mono" w:cs="Arial"/>
+                <w:kern w:val="0"/>
+                <w:szCs w:val="22"/>
+                <w:lang w:val="en"/>
+                <w14:ligatures w14:val="none"/>
               </w:rPr>
               <w:t>Complex, large, or high-availability networks</w:t>
             </w:r>
@@ -2486,12 +4428,26 @@
             </w:tcMar>
           </w:tcPr>
           <w:p>
-            <w:r>
-              <w:rPr>
-                <w:rFonts w:ascii="Roboto Mono" w:eastAsia="Roboto Mono" w:hAnsi="Roboto Mono"/>
+            <w:pPr>
+              <w:spacing w:after="0" w:line="276" w:lineRule="auto"/>
+              <w:rPr>
+                <w:rFonts w:ascii="Arial" w:eastAsia="Arial" w:hAnsi="Arial" w:cs="Arial"/>
+                <w:kern w:val="0"/>
+                <w:sz w:val="22"/>
+                <w:szCs w:val="22"/>
+                <w:lang w:val="en"/>
+                <w14:ligatures w14:val="none"/>
+              </w:rPr>
+            </w:pPr>
+            <w:r>
+              <w:rPr>
+                <w:rFonts w:ascii="Roboto Mono" w:eastAsia="Roboto Mono" w:hAnsi="Roboto Mono" w:cs="Arial"/>
                 <w:b/>
                 <w:bCs/>
-                <w:sz w:val="24"/>
+                <w:kern w:val="0"/>
+                <w:szCs w:val="22"/>
+                <w:lang w:val="en"/>
+                <w14:ligatures w14:val="none"/>
               </w:rPr>
               <w:t>Strengths</w:t>
             </w:r>
@@ -2514,10 +4470,24 @@
             </w:tcMar>
           </w:tcPr>
           <w:p>
-            <w:r>
-              <w:rPr>
-                <w:rFonts w:ascii="Roboto Mono" w:eastAsia="Roboto Mono" w:hAnsi="Roboto Mono"/>
-                <w:sz w:val="24"/>
+            <w:pPr>
+              <w:spacing w:after="0" w:line="276" w:lineRule="auto"/>
+              <w:rPr>
+                <w:rFonts w:ascii="Arial" w:eastAsia="Arial" w:hAnsi="Arial" w:cs="Arial"/>
+                <w:kern w:val="0"/>
+                <w:sz w:val="22"/>
+                <w:szCs w:val="22"/>
+                <w:lang w:val="en"/>
+                <w14:ligatures w14:val="none"/>
+              </w:rPr>
+            </w:pPr>
+            <w:r>
+              <w:rPr>
+                <w:rFonts w:ascii="Roboto Mono" w:eastAsia="Roboto Mono" w:hAnsi="Roboto Mono" w:cs="Arial"/>
+                <w:kern w:val="0"/>
+                <w:szCs w:val="22"/>
+                <w:lang w:val="en"/>
+                <w14:ligatures w14:val="none"/>
               </w:rPr>
               <w:t>Flexible, scalable, performance-optimized</w:t>
             </w:r>
@@ -2545,12 +4515,26 @@
             </w:tcMar>
           </w:tcPr>
           <w:p>
-            <w:r>
-              <w:rPr>
-                <w:rFonts w:ascii="Roboto Mono" w:eastAsia="Roboto Mono" w:hAnsi="Roboto Mono"/>
+            <w:pPr>
+              <w:spacing w:after="0" w:line="276" w:lineRule="auto"/>
+              <w:rPr>
+                <w:rFonts w:ascii="Arial" w:eastAsia="Arial" w:hAnsi="Arial" w:cs="Arial"/>
+                <w:kern w:val="0"/>
+                <w:sz w:val="22"/>
+                <w:szCs w:val="22"/>
+                <w:lang w:val="en"/>
+                <w14:ligatures w14:val="none"/>
+              </w:rPr>
+            </w:pPr>
+            <w:r>
+              <w:rPr>
+                <w:rFonts w:ascii="Roboto Mono" w:eastAsia="Roboto Mono" w:hAnsi="Roboto Mono" w:cs="Arial"/>
                 <w:b/>
                 <w:bCs/>
-                <w:sz w:val="24"/>
+                <w:kern w:val="0"/>
+                <w:szCs w:val="22"/>
+                <w:lang w:val="en"/>
+                <w14:ligatures w14:val="none"/>
               </w:rPr>
               <w:t>Weaknesses</w:t>
             </w:r>
@@ -2573,10 +4557,24 @@
             </w:tcMar>
           </w:tcPr>
           <w:p>
-            <w:r>
-              <w:rPr>
-                <w:rFonts w:ascii="Roboto Mono" w:eastAsia="Roboto Mono" w:hAnsi="Roboto Mono"/>
-                <w:sz w:val="24"/>
+            <w:pPr>
+              <w:spacing w:after="0" w:line="276" w:lineRule="auto"/>
+              <w:rPr>
+                <w:rFonts w:ascii="Arial" w:eastAsia="Arial" w:hAnsi="Arial" w:cs="Arial"/>
+                <w:kern w:val="0"/>
+                <w:sz w:val="22"/>
+                <w:szCs w:val="22"/>
+                <w:lang w:val="en"/>
+                <w14:ligatures w14:val="none"/>
+              </w:rPr>
+            </w:pPr>
+            <w:r>
+              <w:rPr>
+                <w:rFonts w:ascii="Roboto Mono" w:eastAsia="Roboto Mono" w:hAnsi="Roboto Mono" w:cs="Arial"/>
+                <w:kern w:val="0"/>
+                <w:szCs w:val="22"/>
+                <w:lang w:val="en"/>
+                <w14:ligatures w14:val="none"/>
               </w:rPr>
               <w:t>Complex, potentially expensive</w:t>
             </w:r>
@@ -2585,17 +4583,56 @@
       </w:tr>
     </w:tbl>
     <w:p>
-      <w:r>
-        <w:rPr>
-          <w:rFonts w:ascii="Roboto Mono" w:eastAsia="Roboto Mono" w:hAnsi="Roboto Mono"/>
-          <w:sz w:val="24"/>
-        </w:rPr>
-        <w:pict w14:anchorId="73F4E0A6">
+      <w:pPr>
+        <w:spacing w:after="0" w:line="276" w:lineRule="auto"/>
+        <w:rPr>
+          <w:rFonts w:ascii="Arial" w:eastAsia="Arial" w:hAnsi="Arial" w:cs="Arial"/>
+          <w:kern w:val="0"/>
+          <w:sz w:val="22"/>
+          <w:szCs w:val="22"/>
+          <w:lang w:val="en"/>
+          <w14:ligatures w14:val="none"/>
+        </w:rPr>
+      </w:pPr>
+      <w:r>
+        <w:rPr>
+          <w:rFonts w:ascii="Roboto Mono" w:eastAsia="Roboto Mono" w:hAnsi="Roboto Mono" w:cs="Arial"/>
+          <w:kern w:val="0"/>
+          <w:szCs w:val="22"/>
+          <w:lang w:val="en"/>
+          <w14:ligatures w14:val="none"/>
+        </w:rPr>
+        <w:pict w14:anchorId="02EABB5B">
           <v:rect id="_x0000_i1032" style="width:0;height:1.5pt" o:hralign="center" o:hrstd="t" o:hr="t" fillcolor="#a0a0a0" stroked="f"/>
         </w:pict>
       </w:r>
     </w:p>
-    <w:p/>
+    <w:p>
+      <w:pPr>
+        <w:spacing w:after="0" w:line="276" w:lineRule="auto"/>
+        <w:rPr>
+          <w:rFonts w:ascii="Arial" w:eastAsia="Arial" w:hAnsi="Arial" w:cs="Arial"/>
+          <w:kern w:val="0"/>
+          <w:sz w:val="22"/>
+          <w:szCs w:val="22"/>
+          <w:lang w:val="en"/>
+          <w14:ligatures w14:val="none"/>
+        </w:rPr>
+      </w:pPr>
+    </w:p>
+    <w:p>
+      <w:pPr>
+        <w:spacing w:after="0" w:line="276" w:lineRule="auto"/>
+        <w:rPr>
+          <w:rFonts w:ascii="Arial" w:eastAsia="Arial" w:hAnsi="Arial" w:cs="Arial"/>
+          <w:kern w:val="0"/>
+          <w:sz w:val="22"/>
+          <w:szCs w:val="22"/>
+          <w:lang w:val="en"/>
+          <w14:ligatures w14:val="none"/>
+        </w:rPr>
+      </w:pPr>
+    </w:p>
     <w:p/>
     <w:sectPr>
       <w:pgSz w:w="12240" w:h="15840"/>
@@ -3128,18 +5165,6 @@
   <w:style w:type="paragraph" w:default="1" w:styleId="Normal">
     <w:name w:val="Normal"/>
     <w:qFormat/>
-    <w:rsid w:val="006B25A4"/>
-    <w:pPr>
-      <w:spacing w:after="0" w:line="276" w:lineRule="auto"/>
-    </w:pPr>
-    <w:rPr>
-      <w:rFonts w:ascii="Arial" w:eastAsia="Arial" w:hAnsi="Arial" w:cs="Arial"/>
-      <w:kern w:val="0"/>
-      <w:sz w:val="22"/>
-      <w:szCs w:val="22"/>
-      <w:lang w:val="en"/>
-      <w14:ligatures w14:val="none"/>
-    </w:rPr>
   </w:style>
   <w:style w:type="paragraph" w:styleId="Heading1">
     <w:name w:val="heading 1"/>
@@ -3148,7 +5173,7 @@
     <w:link w:val="Heading1Char"/>
     <w:uiPriority w:val="9"/>
     <w:qFormat/>
-    <w:rsid w:val="008147E5"/>
+    <w:rsid w:val="008F1598"/>
     <w:pPr>
       <w:keepNext/>
       <w:keepLines/>
@@ -3168,9 +5193,10 @@
     <w:next w:val="Normal"/>
     <w:link w:val="Heading2Char"/>
     <w:uiPriority w:val="9"/>
+    <w:semiHidden/>
     <w:unhideWhenUsed/>
     <w:qFormat/>
-    <w:rsid w:val="008147E5"/>
+    <w:rsid w:val="008F1598"/>
     <w:pPr>
       <w:keepNext/>
       <w:keepLines/>
@@ -3193,7 +5219,7 @@
     <w:semiHidden/>
     <w:unhideWhenUsed/>
     <w:qFormat/>
-    <w:rsid w:val="008147E5"/>
+    <w:rsid w:val="008F1598"/>
     <w:pPr>
       <w:keepNext/>
       <w:keepLines/>
@@ -3216,7 +5242,7 @@
     <w:semiHidden/>
     <w:unhideWhenUsed/>
     <w:qFormat/>
-    <w:rsid w:val="008147E5"/>
+    <w:rsid w:val="008F1598"/>
     <w:pPr>
       <w:keepNext/>
       <w:keepLines/>
@@ -3239,7 +5265,7 @@
     <w:semiHidden/>
     <w:unhideWhenUsed/>
     <w:qFormat/>
-    <w:rsid w:val="008147E5"/>
+    <w:rsid w:val="008F1598"/>
     <w:pPr>
       <w:keepNext/>
       <w:keepLines/>
@@ -3260,11 +5286,11 @@
     <w:semiHidden/>
     <w:unhideWhenUsed/>
     <w:qFormat/>
-    <w:rsid w:val="008147E5"/>
+    <w:rsid w:val="008F1598"/>
     <w:pPr>
       <w:keepNext/>
       <w:keepLines/>
-      <w:spacing w:before="40"/>
+      <w:spacing w:before="40" w:after="0"/>
       <w:outlineLvl w:val="5"/>
     </w:pPr>
     <w:rPr>
@@ -3283,11 +5309,11 @@
     <w:semiHidden/>
     <w:unhideWhenUsed/>
     <w:qFormat/>
-    <w:rsid w:val="008147E5"/>
+    <w:rsid w:val="008F1598"/>
     <w:pPr>
       <w:keepNext/>
       <w:keepLines/>
-      <w:spacing w:before="40"/>
+      <w:spacing w:before="40" w:after="0"/>
       <w:outlineLvl w:val="6"/>
     </w:pPr>
     <w:rPr>
@@ -3304,10 +5330,11 @@
     <w:semiHidden/>
     <w:unhideWhenUsed/>
     <w:qFormat/>
-    <w:rsid w:val="008147E5"/>
+    <w:rsid w:val="008F1598"/>
     <w:pPr>
       <w:keepNext/>
       <w:keepLines/>
+      <w:spacing w:after="0"/>
       <w:outlineLvl w:val="7"/>
     </w:pPr>
     <w:rPr>
@@ -3326,10 +5353,11 @@
     <w:semiHidden/>
     <w:unhideWhenUsed/>
     <w:qFormat/>
-    <w:rsid w:val="008147E5"/>
+    <w:rsid w:val="008F1598"/>
     <w:pPr>
       <w:keepNext/>
       <w:keepLines/>
+      <w:spacing w:after="0"/>
       <w:outlineLvl w:val="8"/>
     </w:pPr>
     <w:rPr>
@@ -3369,7 +5397,7 @@
     <w:basedOn w:val="DefaultParagraphFont"/>
     <w:link w:val="Heading1"/>
     <w:uiPriority w:val="9"/>
-    <w:rsid w:val="008147E5"/>
+    <w:rsid w:val="008F1598"/>
     <w:rPr>
       <w:rFonts w:asciiTheme="majorHAnsi" w:eastAsiaTheme="majorEastAsia" w:hAnsiTheme="majorHAnsi" w:cstheme="majorBidi"/>
       <w:color w:val="2F5496" w:themeColor="accent1" w:themeShade="BF"/>
@@ -3382,7 +5410,8 @@
     <w:basedOn w:val="DefaultParagraphFont"/>
     <w:link w:val="Heading2"/>
     <w:uiPriority w:val="9"/>
-    <w:rsid w:val="008147E5"/>
+    <w:semiHidden/>
+    <w:rsid w:val="008F1598"/>
     <w:rPr>
       <w:rFonts w:asciiTheme="majorHAnsi" w:eastAsiaTheme="majorEastAsia" w:hAnsiTheme="majorHAnsi" w:cstheme="majorBidi"/>
       <w:color w:val="2F5496" w:themeColor="accent1" w:themeShade="BF"/>
@@ -3396,7 +5425,7 @@
     <w:link w:val="Heading3"/>
     <w:uiPriority w:val="9"/>
     <w:semiHidden/>
-    <w:rsid w:val="008147E5"/>
+    <w:rsid w:val="008F1598"/>
     <w:rPr>
       <w:rFonts w:eastAsiaTheme="majorEastAsia" w:cstheme="majorBidi"/>
       <w:color w:val="2F5496" w:themeColor="accent1" w:themeShade="BF"/>
@@ -3410,7 +5439,7 @@
     <w:link w:val="Heading4"/>
     <w:uiPriority w:val="9"/>
     <w:semiHidden/>
-    <w:rsid w:val="008147E5"/>
+    <w:rsid w:val="008F1598"/>
     <w:rPr>
       <w:rFonts w:eastAsiaTheme="majorEastAsia" w:cstheme="majorBidi"/>
       <w:i/>
@@ -3424,7 +5453,7 @@
     <w:link w:val="Heading5"/>
     <w:uiPriority w:val="9"/>
     <w:semiHidden/>
-    <w:rsid w:val="008147E5"/>
+    <w:rsid w:val="008F1598"/>
     <w:rPr>
       <w:rFonts w:eastAsiaTheme="majorEastAsia" w:cstheme="majorBidi"/>
       <w:color w:val="2F5496" w:themeColor="accent1" w:themeShade="BF"/>
@@ -3436,7 +5465,7 @@
     <w:link w:val="Heading6"/>
     <w:uiPriority w:val="9"/>
     <w:semiHidden/>
-    <w:rsid w:val="008147E5"/>
+    <w:rsid w:val="008F1598"/>
     <w:rPr>
       <w:rFonts w:eastAsiaTheme="majorEastAsia" w:cstheme="majorBidi"/>
       <w:i/>
@@ -3450,7 +5479,7 @@
     <w:link w:val="Heading7"/>
     <w:uiPriority w:val="9"/>
     <w:semiHidden/>
-    <w:rsid w:val="008147E5"/>
+    <w:rsid w:val="008F1598"/>
     <w:rPr>
       <w:rFonts w:eastAsiaTheme="majorEastAsia" w:cstheme="majorBidi"/>
       <w:color w:val="595959" w:themeColor="text1" w:themeTint="A6"/>
@@ -3462,7 +5491,7 @@
     <w:link w:val="Heading8"/>
     <w:uiPriority w:val="9"/>
     <w:semiHidden/>
-    <w:rsid w:val="008147E5"/>
+    <w:rsid w:val="008F1598"/>
     <w:rPr>
       <w:rFonts w:eastAsiaTheme="majorEastAsia" w:cstheme="majorBidi"/>
       <w:i/>
@@ -3476,7 +5505,7 @@
     <w:link w:val="Heading9"/>
     <w:uiPriority w:val="9"/>
     <w:semiHidden/>
-    <w:rsid w:val="008147E5"/>
+    <w:rsid w:val="008F1598"/>
     <w:rPr>
       <w:rFonts w:eastAsiaTheme="majorEastAsia" w:cstheme="majorBidi"/>
       <w:color w:val="272727" w:themeColor="text1" w:themeTint="D8"/>
@@ -3489,7 +5518,7 @@
     <w:link w:val="TitleChar"/>
     <w:uiPriority w:val="10"/>
     <w:qFormat/>
-    <w:rsid w:val="008147E5"/>
+    <w:rsid w:val="008F1598"/>
     <w:pPr>
       <w:spacing w:after="80" w:line="240" w:lineRule="auto"/>
       <w:contextualSpacing/>
@@ -3507,7 +5536,7 @@
     <w:basedOn w:val="DefaultParagraphFont"/>
     <w:link w:val="Title"/>
     <w:uiPriority w:val="10"/>
-    <w:rsid w:val="008147E5"/>
+    <w:rsid w:val="008F1598"/>
     <w:rPr>
       <w:rFonts w:asciiTheme="majorHAnsi" w:eastAsiaTheme="majorEastAsia" w:hAnsiTheme="majorHAnsi" w:cstheme="majorBidi"/>
       <w:spacing w:val="-10"/>
@@ -3523,7 +5552,7 @@
     <w:link w:val="SubtitleChar"/>
     <w:uiPriority w:val="11"/>
     <w:qFormat/>
-    <w:rsid w:val="008147E5"/>
+    <w:rsid w:val="008F1598"/>
     <w:pPr>
       <w:numPr>
         <w:ilvl w:val="1"/>
@@ -3542,7 +5571,7 @@
     <w:basedOn w:val="DefaultParagraphFont"/>
     <w:link w:val="Subtitle"/>
     <w:uiPriority w:val="11"/>
-    <w:rsid w:val="008147E5"/>
+    <w:rsid w:val="008F1598"/>
     <w:rPr>
       <w:rFonts w:eastAsiaTheme="majorEastAsia" w:cstheme="majorBidi"/>
       <w:color w:val="595959" w:themeColor="text1" w:themeTint="A6"/>
@@ -3558,7 +5587,7 @@
     <w:link w:val="QuoteChar"/>
     <w:uiPriority w:val="29"/>
     <w:qFormat/>
-    <w:rsid w:val="008147E5"/>
+    <w:rsid w:val="008F1598"/>
     <w:pPr>
       <w:spacing w:before="160"/>
       <w:jc w:val="center"/>
@@ -3574,7 +5603,7 @@
     <w:basedOn w:val="DefaultParagraphFont"/>
     <w:link w:val="Quote"/>
     <w:uiPriority w:val="29"/>
-    <w:rsid w:val="008147E5"/>
+    <w:rsid w:val="008F1598"/>
     <w:rPr>
       <w:i/>
       <w:iCs/>
@@ -3586,7 +5615,7 @@
     <w:basedOn w:val="Normal"/>
     <w:uiPriority w:val="34"/>
     <w:qFormat/>
-    <w:rsid w:val="008147E5"/>
+    <w:rsid w:val="008F1598"/>
     <w:pPr>
       <w:ind w:left="720"/>
       <w:contextualSpacing/>
@@ -3597,7 +5626,7 @@
     <w:basedOn w:val="DefaultParagraphFont"/>
     <w:uiPriority w:val="21"/>
     <w:qFormat/>
-    <w:rsid w:val="008147E5"/>
+    <w:rsid w:val="008F1598"/>
     <w:rPr>
       <w:i/>
       <w:iCs/>
@@ -3611,7 +5640,7 @@
     <w:link w:val="IntenseQuoteChar"/>
     <w:uiPriority w:val="30"/>
     <w:qFormat/>
-    <w:rsid w:val="008147E5"/>
+    <w:rsid w:val="008F1598"/>
     <w:pPr>
       <w:pBdr>
         <w:top w:val="single" w:sz="4" w:space="10" w:color="2F5496" w:themeColor="accent1" w:themeShade="BF"/>
@@ -3632,7 +5661,7 @@
     <w:basedOn w:val="DefaultParagraphFont"/>
     <w:link w:val="IntenseQuote"/>
     <w:uiPriority w:val="30"/>
-    <w:rsid w:val="008147E5"/>
+    <w:rsid w:val="008F1598"/>
     <w:rPr>
       <w:i/>
       <w:iCs/>
@@ -3644,7 +5673,7 @@
     <w:basedOn w:val="DefaultParagraphFont"/>
     <w:uiPriority w:val="32"/>
     <w:qFormat/>
-    <w:rsid w:val="008147E5"/>
+    <w:rsid w:val="008F1598"/>
     <w:rPr>
       <w:b/>
       <w:bCs/>

--- a/Knowledge/3-Work knowledge/1-Software Engineering/1-Software Engineering Fundamentals/5-My Source/3-Network Topologies/7-Hybrid Topology.docx
+++ b/Knowledge/3-Work knowledge/1-Software Engineering/1-Software Engineering Fundamentals/5-My Source/3-Network Topologies/7-Hybrid Topology.docx
@@ -4,60 +4,30 @@
   <w:body>
     <w:p>
       <w:pPr>
-        <w:keepNext/>
-        <w:keepLines/>
-        <w:spacing w:before="240" w:after="240" w:line="276" w:lineRule="auto"/>
-        <w:outlineLvl w:val="0"/>
-        <w:rPr>
-          <w:rFonts w:asciiTheme="majorHAnsi" w:eastAsiaTheme="majorEastAsia" w:hAnsiTheme="majorHAnsi" w:cstheme="majorBidi"/>
-          <w:color w:val="2F5496" w:themeColor="accent1" w:themeShade="BF"/>
-          <w:kern w:val="0"/>
-          <w:sz w:val="40"/>
-          <w:szCs w:val="40"/>
-          <w:lang w:val="en"/>
-          <w14:ligatures w14:val="none"/>
+        <w:pStyle w:val="Heading1"/>
+        <w:rPr>
+          <w:lang w:val="en"/>
         </w:rPr>
       </w:pPr>
       <w:bookmarkStart w:id="0" w:name="_xcm2oz38c465" w:colFirst="0" w:colLast="0"/>
       <w:bookmarkEnd w:id="0"/>
       <w:r>
         <w:rPr>
-          <w:rFonts w:asciiTheme="majorHAnsi" w:eastAsiaTheme="majorEastAsia" w:hAnsiTheme="majorHAnsi" w:cstheme="majorBidi"/>
-          <w:color w:val="2F5496" w:themeColor="accent1" w:themeShade="BF"/>
-          <w:kern w:val="0"/>
-          <w:sz w:val="40"/>
-          <w:szCs w:val="40"/>
-          <w:lang w:val="en"/>
-          <w14:ligatures w14:val="none"/>
+          <w:lang w:val="en"/>
         </w:rPr>
         <w:t>Hybrid Topology</w:t>
       </w:r>
     </w:p>
     <w:p>
       <w:pPr>
-        <w:keepNext/>
-        <w:keepLines/>
-        <w:spacing w:before="160" w:after="80" w:line="276" w:lineRule="auto"/>
-        <w:outlineLvl w:val="1"/>
-        <w:rPr>
-          <w:rFonts w:asciiTheme="majorHAnsi" w:eastAsiaTheme="majorEastAsia" w:hAnsiTheme="majorHAnsi" w:cstheme="majorBidi"/>
-          <w:color w:val="2F5496" w:themeColor="accent1" w:themeShade="BF"/>
-          <w:kern w:val="0"/>
-          <w:sz w:val="32"/>
-          <w:szCs w:val="32"/>
-          <w:lang w:val="en"/>
-          <w14:ligatures w14:val="none"/>
-        </w:rPr>
-      </w:pPr>
-      <w:r>
-        <w:rPr>
-          <w:rFonts w:asciiTheme="majorHAnsi" w:eastAsiaTheme="majorEastAsia" w:hAnsiTheme="majorHAnsi" w:cstheme="majorBidi"/>
-          <w:color w:val="2F5496" w:themeColor="accent1" w:themeShade="BF"/>
-          <w:kern w:val="0"/>
-          <w:sz w:val="32"/>
-          <w:szCs w:val="32"/>
-          <w:lang w:val="en"/>
-          <w14:ligatures w14:val="none"/>
+        <w:pStyle w:val="Heading2"/>
+        <w:rPr>
+          <w:lang w:val="en"/>
+        </w:rPr>
+      </w:pPr>
+      <w:r>
+        <w:rPr>
+          <w:lang w:val="en"/>
         </w:rPr>
         <w:t>What Is Hybrid Topology?</w:t>
       </w:r>
@@ -99,6 +69,7 @@
         </w:rPr>
         <w:t xml:space="preserve">: </w:t>
       </w:r>
+      <w:proofErr w:type="spellStart"/>
       <w:r>
         <w:rPr>
           <w:rFonts w:ascii="Arial" w:eastAsia="Arial" w:hAnsi="Arial" w:cs="Arial"/>
@@ -110,7 +81,21 @@
           <w:lang w:val="en"/>
           <w14:ligatures w14:val="none"/>
         </w:rPr>
-        <w:t>Chatgpt (GPT</w:t>
+        <w:t>Chatgpt</w:t>
+      </w:r>
+      <w:proofErr w:type="spellEnd"/>
+      <w:r>
+        <w:rPr>
+          <w:rFonts w:ascii="Arial" w:eastAsia="Arial" w:hAnsi="Arial" w:cs="Arial"/>
+          <w:b/>
+          <w:kern w:val="0"/>
+          <w:sz w:val="22"/>
+          <w:szCs w:val="22"/>
+          <w:highlight w:val="darkGray"/>
+          <w:lang w:val="en"/>
+          <w14:ligatures w14:val="none"/>
+        </w:rPr>
+        <w:t xml:space="preserve"> (GPT</w:t>
       </w:r>
       <w:r>
         <w:rPr>
@@ -255,47 +240,23 @@
     </w:p>
     <w:p>
       <w:pPr>
-        <w:spacing w:before="160" w:after="80" w:line="276" w:lineRule="auto"/>
-        <w:outlineLvl w:val="1"/>
-        <w:rPr>
-          <w:rFonts w:asciiTheme="majorHAnsi" w:eastAsiaTheme="majorEastAsia" w:hAnsiTheme="majorHAnsi" w:cstheme="majorBidi"/>
-          <w:b/>
-          <w:bCs/>
-          <w:color w:val="2F5496" w:themeColor="accent1" w:themeShade="BF"/>
-          <w:kern w:val="0"/>
-          <w:sz w:val="34"/>
-          <w:szCs w:val="34"/>
-          <w:lang w:val="en"/>
-          <w14:ligatures w14:val="none"/>
+        <w:pStyle w:val="Heading2"/>
+        <w:rPr>
+          <w:lang w:val="en"/>
         </w:rPr>
       </w:pPr>
       <w:bookmarkStart w:id="1" w:name="_7rbp9imz5g3k" w:colFirst="0" w:colLast="0"/>
       <w:bookmarkEnd w:id="1"/>
       <w:r>
         <w:rPr>
-          <w:rFonts w:ascii="Segoe UI Emoji" w:eastAsiaTheme="majorEastAsia" w:hAnsi="Segoe UI Emoji" w:cs="Segoe UI Emoji"/>
-          <w:b/>
-          <w:bCs/>
-          <w:color w:val="2F5496" w:themeColor="accent1" w:themeShade="BF"/>
-          <w:kern w:val="0"/>
-          <w:sz w:val="34"/>
-          <w:szCs w:val="34"/>
-          <w:lang w:val="en"/>
-          <w14:ligatures w14:val="none"/>
+          <w:rFonts w:ascii="Segoe UI Emoji" w:hAnsi="Segoe UI Emoji" w:cs="Segoe UI Emoji"/>
+          <w:lang w:val="en"/>
         </w:rPr>
         <w:t>🧠</w:t>
       </w:r>
       <w:r>
         <w:rPr>
-          <w:rFonts w:asciiTheme="majorHAnsi" w:eastAsiaTheme="majorEastAsia" w:hAnsiTheme="majorHAnsi" w:cstheme="majorBidi"/>
-          <w:b/>
-          <w:bCs/>
-          <w:color w:val="2F5496" w:themeColor="accent1" w:themeShade="BF"/>
-          <w:kern w:val="0"/>
-          <w:sz w:val="34"/>
-          <w:szCs w:val="34"/>
-          <w:lang w:val="en"/>
-          <w14:ligatures w14:val="none"/>
+          <w:lang w:val="en"/>
         </w:rPr>
         <w:t xml:space="preserve"> Simple Definition:</w:t>
       </w:r>
@@ -337,6 +298,7 @@
         </w:rPr>
         <w:t xml:space="preserve">: </w:t>
       </w:r>
+      <w:proofErr w:type="spellStart"/>
       <w:r>
         <w:rPr>
           <w:rFonts w:ascii="Arial" w:eastAsia="Arial" w:hAnsi="Arial" w:cs="Arial"/>
@@ -348,7 +310,21 @@
           <w:lang w:val="en"/>
           <w14:ligatures w14:val="none"/>
         </w:rPr>
-        <w:t>Chatgpt (GPT</w:t>
+        <w:t>Chatgpt</w:t>
+      </w:r>
+      <w:proofErr w:type="spellEnd"/>
+      <w:r>
+        <w:rPr>
+          <w:rFonts w:ascii="Arial" w:eastAsia="Arial" w:hAnsi="Arial" w:cs="Arial"/>
+          <w:b/>
+          <w:kern w:val="0"/>
+          <w:sz w:val="22"/>
+          <w:szCs w:val="22"/>
+          <w:highlight w:val="darkGray"/>
+          <w:lang w:val="en"/>
+          <w14:ligatures w14:val="none"/>
+        </w:rPr>
+        <w:t xml:space="preserve"> (GPT</w:t>
       </w:r>
       <w:r>
         <w:rPr>
@@ -494,47 +470,23 @@
     </w:p>
     <w:p>
       <w:pPr>
-        <w:spacing w:before="160" w:after="80" w:line="276" w:lineRule="auto"/>
-        <w:outlineLvl w:val="1"/>
-        <w:rPr>
-          <w:rFonts w:asciiTheme="majorHAnsi" w:eastAsiaTheme="majorEastAsia" w:hAnsiTheme="majorHAnsi" w:cstheme="majorBidi"/>
-          <w:b/>
-          <w:bCs/>
-          <w:color w:val="2F5496" w:themeColor="accent1" w:themeShade="BF"/>
-          <w:kern w:val="0"/>
-          <w:sz w:val="34"/>
-          <w:szCs w:val="34"/>
-          <w:lang w:val="en"/>
-          <w14:ligatures w14:val="none"/>
+        <w:pStyle w:val="Heading2"/>
+        <w:rPr>
+          <w:lang w:val="en"/>
         </w:rPr>
       </w:pPr>
       <w:bookmarkStart w:id="2" w:name="_pml3l9zbsgep" w:colFirst="0" w:colLast="0"/>
       <w:bookmarkEnd w:id="2"/>
       <w:r>
         <w:rPr>
-          <w:rFonts w:ascii="Segoe UI Emoji" w:eastAsiaTheme="majorEastAsia" w:hAnsi="Segoe UI Emoji" w:cs="Segoe UI Emoji"/>
-          <w:b/>
-          <w:bCs/>
-          <w:color w:val="2F5496" w:themeColor="accent1" w:themeShade="BF"/>
-          <w:kern w:val="0"/>
-          <w:sz w:val="34"/>
-          <w:szCs w:val="34"/>
-          <w:lang w:val="en"/>
-          <w14:ligatures w14:val="none"/>
+          <w:rFonts w:ascii="Segoe UI Emoji" w:hAnsi="Segoe UI Emoji" w:cs="Segoe UI Emoji"/>
+          <w:lang w:val="en"/>
         </w:rPr>
         <w:t>🖼️</w:t>
       </w:r>
       <w:r>
         <w:rPr>
-          <w:rFonts w:asciiTheme="majorHAnsi" w:eastAsiaTheme="majorEastAsia" w:hAnsiTheme="majorHAnsi" w:cstheme="majorBidi"/>
-          <w:b/>
-          <w:bCs/>
-          <w:color w:val="2F5496" w:themeColor="accent1" w:themeShade="BF"/>
-          <w:kern w:val="0"/>
-          <w:sz w:val="34"/>
-          <w:szCs w:val="34"/>
-          <w:lang w:val="en"/>
-          <w14:ligatures w14:val="none"/>
+          <w:lang w:val="en"/>
         </w:rPr>
         <w:t xml:space="preserve"> Visual Example</w:t>
       </w:r>
@@ -576,6 +528,7 @@
         </w:rPr>
         <w:t xml:space="preserve">: </w:t>
       </w:r>
+      <w:proofErr w:type="spellStart"/>
       <w:r>
         <w:rPr>
           <w:rFonts w:ascii="Arial" w:eastAsia="Arial" w:hAnsi="Arial" w:cs="Arial"/>
@@ -587,7 +540,21 @@
           <w:lang w:val="en"/>
           <w14:ligatures w14:val="none"/>
         </w:rPr>
-        <w:t>Chatgpt (GPT</w:t>
+        <w:t>Chatgpt</w:t>
+      </w:r>
+      <w:proofErr w:type="spellEnd"/>
+      <w:r>
+        <w:rPr>
+          <w:rFonts w:ascii="Arial" w:eastAsia="Arial" w:hAnsi="Arial" w:cs="Arial"/>
+          <w:b/>
+          <w:kern w:val="0"/>
+          <w:sz w:val="22"/>
+          <w:szCs w:val="22"/>
+          <w:highlight w:val="darkGray"/>
+          <w:lang w:val="en"/>
+          <w14:ligatures w14:val="none"/>
+        </w:rPr>
+        <w:t xml:space="preserve"> (GPT</w:t>
       </w:r>
       <w:r>
         <w:rPr>
@@ -838,6 +805,7 @@
           <w:lang w:val="en"/>
           <w14:ligatures w14:val="none"/>
         </w:rPr>
+        <w:lastRenderedPageBreak/>
         <w:drawing>
           <wp:inline distT="114300" distB="114300" distL="114300" distR="114300" wp14:anchorId="15F70A9F" wp14:editId="415F4244">
             <wp:extent cx="5943600" cy="1866900"/>
@@ -895,7 +863,29 @@
           <w:lang w:val="en"/>
           <w14:ligatures w14:val="none"/>
         </w:rPr>
-        <w:t xml:space="preserve">    [PC1]       [PC2]</w:t>
+        <w:t xml:space="preserve">    [PC1]    </w:t>
+      </w:r>
+      <w:proofErr w:type="gramStart"/>
+      <w:r>
+        <w:rPr>
+          <w:rFonts w:ascii="Roboto Mono" w:eastAsia="Roboto Mono" w:hAnsi="Roboto Mono" w:cs="Arial"/>
+          <w:kern w:val="0"/>
+          <w:szCs w:val="22"/>
+          <w:lang w:val="en"/>
+          <w14:ligatures w14:val="none"/>
+        </w:rPr>
+        <w:t xml:space="preserve">   [</w:t>
+      </w:r>
+      <w:proofErr w:type="gramEnd"/>
+      <w:r>
+        <w:rPr>
+          <w:rFonts w:ascii="Roboto Mono" w:eastAsia="Roboto Mono" w:hAnsi="Roboto Mono" w:cs="Arial"/>
+          <w:kern w:val="0"/>
+          <w:szCs w:val="22"/>
+          <w:lang w:val="en"/>
+          <w14:ligatures w14:val="none"/>
+        </w:rPr>
+        <w:t>PC2]</w:t>
       </w:r>
     </w:p>
     <w:p>
@@ -941,7 +931,29 @@
           <w:lang w:val="en"/>
           <w14:ligatures w14:val="none"/>
         </w:rPr>
-        <w:t xml:space="preserve">        [Switch A]    </w:t>
+        <w:t xml:space="preserve">        [Switch </w:t>
+      </w:r>
+      <w:proofErr w:type="gramStart"/>
+      <w:r>
+        <w:rPr>
+          <w:rFonts w:ascii="Roboto Mono" w:eastAsia="Roboto Mono" w:hAnsi="Roboto Mono" w:cs="Arial Unicode MS"/>
+          <w:kern w:val="0"/>
+          <w:szCs w:val="22"/>
+          <w:lang w:val="en"/>
+          <w14:ligatures w14:val="none"/>
+        </w:rPr>
+        <w:t xml:space="preserve">A]   </w:t>
+      </w:r>
+      <w:proofErr w:type="gramEnd"/>
+      <w:r>
+        <w:rPr>
+          <w:rFonts w:ascii="Roboto Mono" w:eastAsia="Roboto Mono" w:hAnsi="Roboto Mono" w:cs="Arial Unicode MS"/>
+          <w:kern w:val="0"/>
+          <w:szCs w:val="22"/>
+          <w:lang w:val="en"/>
+          <w14:ligatures w14:val="none"/>
+        </w:rPr>
+        <w:t xml:space="preserve"> </w:t>
       </w:r>
       <w:r>
         <w:rPr>
@@ -1057,8 +1069,20 @@
           <w:lang w:val="en"/>
           <w14:ligatures w14:val="none"/>
         </w:rPr>
-        <w:t xml:space="preserve">[Router]   </w:t>
-      </w:r>
+        <w:t>[</w:t>
+      </w:r>
+      <w:proofErr w:type="gramStart"/>
+      <w:r>
+        <w:rPr>
+          <w:rFonts w:ascii="Roboto Mono" w:eastAsia="Roboto Mono" w:hAnsi="Roboto Mono" w:cs="Arial Unicode MS"/>
+          <w:kern w:val="0"/>
+          <w:szCs w:val="22"/>
+          <w:lang w:val="en"/>
+          <w14:ligatures w14:val="none"/>
+        </w:rPr>
+        <w:t xml:space="preserve">Router]   </w:t>
+      </w:r>
+      <w:proofErr w:type="gramEnd"/>
       <w:r>
         <w:rPr>
           <w:rFonts w:ascii="Arial" w:eastAsia="Roboto Mono" w:hAnsi="Arial" w:cs="Arial"/>
@@ -1173,7 +1197,51 @@
           <w:lang w:val="en"/>
           <w14:ligatures w14:val="none"/>
         </w:rPr>
-        <w:t xml:space="preserve">   [Server1]   [Server2]   [Server3]   </w:t>
+        <w:t xml:space="preserve">   [Server1]</w:t>
+      </w:r>
+      <w:proofErr w:type="gramStart"/>
+      <w:r>
+        <w:rPr>
+          <w:rFonts w:ascii="Roboto Mono" w:eastAsia="Roboto Mono" w:hAnsi="Roboto Mono" w:cs="Arial Unicode MS"/>
+          <w:kern w:val="0"/>
+          <w:szCs w:val="22"/>
+          <w:lang w:val="en"/>
+          <w14:ligatures w14:val="none"/>
+        </w:rPr>
+        <w:t xml:space="preserve">   [</w:t>
+      </w:r>
+      <w:proofErr w:type="gramEnd"/>
+      <w:r>
+        <w:rPr>
+          <w:rFonts w:ascii="Roboto Mono" w:eastAsia="Roboto Mono" w:hAnsi="Roboto Mono" w:cs="Arial Unicode MS"/>
+          <w:kern w:val="0"/>
+          <w:szCs w:val="22"/>
+          <w:lang w:val="en"/>
+          <w14:ligatures w14:val="none"/>
+        </w:rPr>
+        <w:t>Server2]</w:t>
+      </w:r>
+      <w:proofErr w:type="gramStart"/>
+      <w:r>
+        <w:rPr>
+          <w:rFonts w:ascii="Roboto Mono" w:eastAsia="Roboto Mono" w:hAnsi="Roboto Mono" w:cs="Arial Unicode MS"/>
+          <w:kern w:val="0"/>
+          <w:szCs w:val="22"/>
+          <w:lang w:val="en"/>
+          <w14:ligatures w14:val="none"/>
+        </w:rPr>
+        <w:t xml:space="preserve">   [</w:t>
+      </w:r>
+      <w:proofErr w:type="gramEnd"/>
+      <w:r>
+        <w:rPr>
+          <w:rFonts w:ascii="Roboto Mono" w:eastAsia="Roboto Mono" w:hAnsi="Roboto Mono" w:cs="Arial Unicode MS"/>
+          <w:kern w:val="0"/>
+          <w:szCs w:val="22"/>
+          <w:lang w:val="en"/>
+          <w14:ligatures w14:val="none"/>
+        </w:rPr>
+        <w:t xml:space="preserve">Server3]   </w:t>
       </w:r>
       <w:r>
         <w:rPr>
@@ -1236,47 +1304,23 @@
     </w:p>
     <w:p>
       <w:pPr>
-        <w:spacing w:before="160" w:after="80" w:line="276" w:lineRule="auto"/>
-        <w:outlineLvl w:val="1"/>
-        <w:rPr>
-          <w:rFonts w:asciiTheme="majorHAnsi" w:eastAsiaTheme="majorEastAsia" w:hAnsiTheme="majorHAnsi" w:cstheme="majorBidi"/>
-          <w:b/>
-          <w:bCs/>
-          <w:color w:val="2F5496" w:themeColor="accent1" w:themeShade="BF"/>
-          <w:kern w:val="0"/>
-          <w:sz w:val="34"/>
-          <w:szCs w:val="34"/>
-          <w:lang w:val="en"/>
-          <w14:ligatures w14:val="none"/>
+        <w:pStyle w:val="Heading2"/>
+        <w:rPr>
+          <w:lang w:val="en"/>
         </w:rPr>
       </w:pPr>
       <w:bookmarkStart w:id="3" w:name="_bobveij64zpm" w:colFirst="0" w:colLast="0"/>
       <w:bookmarkEnd w:id="3"/>
       <w:r>
         <w:rPr>
-          <w:rFonts w:ascii="Segoe UI Emoji" w:eastAsiaTheme="majorEastAsia" w:hAnsi="Segoe UI Emoji" w:cs="Segoe UI Emoji"/>
-          <w:b/>
-          <w:bCs/>
-          <w:color w:val="2F5496" w:themeColor="accent1" w:themeShade="BF"/>
-          <w:kern w:val="0"/>
-          <w:sz w:val="34"/>
-          <w:szCs w:val="34"/>
-          <w:lang w:val="en"/>
-          <w14:ligatures w14:val="none"/>
+          <w:rFonts w:ascii="Segoe UI Emoji" w:hAnsi="Segoe UI Emoji" w:cs="Segoe UI Emoji"/>
+          <w:lang w:val="en"/>
         </w:rPr>
         <w:t>🔧</w:t>
       </w:r>
       <w:r>
         <w:rPr>
-          <w:rFonts w:asciiTheme="majorHAnsi" w:eastAsiaTheme="majorEastAsia" w:hAnsiTheme="majorHAnsi" w:cstheme="majorBidi"/>
-          <w:b/>
-          <w:bCs/>
-          <w:color w:val="2F5496" w:themeColor="accent1" w:themeShade="BF"/>
-          <w:kern w:val="0"/>
-          <w:sz w:val="34"/>
-          <w:szCs w:val="34"/>
-          <w:lang w:val="en"/>
-          <w14:ligatures w14:val="none"/>
+          <w:lang w:val="en"/>
         </w:rPr>
         <w:t xml:space="preserve"> Examples of Hybrid Topologies</w:t>
       </w:r>
@@ -1321,6 +1365,7 @@
         </w:rPr>
         <w:t xml:space="preserve">: </w:t>
       </w:r>
+      <w:proofErr w:type="spellStart"/>
       <w:r>
         <w:rPr>
           <w:rFonts w:ascii="Arial" w:eastAsia="Arial" w:hAnsi="Arial" w:cs="Arial"/>
@@ -1332,7 +1377,21 @@
           <w:lang w:val="en"/>
           <w14:ligatures w14:val="none"/>
         </w:rPr>
-        <w:t>Chatgpt (GPT</w:t>
+        <w:t>Chatgpt</w:t>
+      </w:r>
+      <w:proofErr w:type="spellEnd"/>
+      <w:r>
+        <w:rPr>
+          <w:rFonts w:ascii="Arial" w:eastAsia="Arial" w:hAnsi="Arial" w:cs="Arial"/>
+          <w:b/>
+          <w:kern w:val="0"/>
+          <w:sz w:val="22"/>
+          <w:szCs w:val="22"/>
+          <w:highlight w:val="darkGray"/>
+          <w:lang w:val="en"/>
+          <w14:ligatures w14:val="none"/>
+        </w:rPr>
+        <w:t xml:space="preserve"> (GPT</w:t>
       </w:r>
       <w:r>
         <w:rPr>
@@ -1796,6 +1855,7 @@
                 <w:lang w:val="en"/>
                 <w14:ligatures w14:val="none"/>
               </w:rPr>
+              <w:lastRenderedPageBreak/>
               <w:t>🕸</w:t>
             </w:r>
             <w:r>
@@ -1891,18 +1951,9 @@
     </w:p>
     <w:p>
       <w:pPr>
-        <w:spacing w:before="160" w:after="80" w:line="276" w:lineRule="auto"/>
-        <w:outlineLvl w:val="1"/>
-        <w:rPr>
-          <w:rFonts w:asciiTheme="majorHAnsi" w:eastAsiaTheme="majorEastAsia" w:hAnsiTheme="majorHAnsi" w:cstheme="majorBidi"/>
-          <w:b/>
-          <w:bCs/>
-          <w:color w:val="2F5496" w:themeColor="accent1" w:themeShade="BF"/>
-          <w:kern w:val="0"/>
-          <w:sz w:val="34"/>
-          <w:szCs w:val="34"/>
-          <w:lang w:val="en"/>
-          <w14:ligatures w14:val="none"/>
+        <w:pStyle w:val="Heading2"/>
+        <w:rPr>
+          <w:lang w:val="en"/>
         </w:rPr>
       </w:pPr>
       <w:bookmarkStart w:id="4" w:name="_8ju2zo7lwhgq" w:colFirst="0" w:colLast="0"/>
@@ -1910,28 +1961,14 @@
       <w:r>
         <w:rPr>
           <w:rFonts w:ascii="Segoe UI Emoji" w:eastAsia="Arial Unicode MS" w:hAnsi="Segoe UI Emoji" w:cs="Segoe UI Emoji"/>
-          <w:b/>
-          <w:bCs/>
-          <w:color w:val="2F5496" w:themeColor="accent1" w:themeShade="BF"/>
-          <w:kern w:val="0"/>
-          <w:sz w:val="34"/>
-          <w:szCs w:val="34"/>
-          <w:lang w:val="en"/>
-          <w14:ligatures w14:val="none"/>
+          <w:lang w:val="en"/>
         </w:rPr>
         <w:t>✅</w:t>
       </w:r>
       <w:r>
         <w:rPr>
-          <w:rFonts w:ascii="Arial Unicode MS" w:eastAsia="Arial Unicode MS" w:hAnsi="Arial Unicode MS" w:cs="Arial Unicode MS"/>
-          <w:b/>
-          <w:bCs/>
-          <w:color w:val="2F5496" w:themeColor="accent1" w:themeShade="BF"/>
-          <w:kern w:val="0"/>
-          <w:sz w:val="34"/>
-          <w:szCs w:val="34"/>
-          <w:lang w:val="en"/>
-          <w14:ligatures w14:val="none"/>
+          <w:rFonts w:eastAsia="Arial Unicode MS"/>
+          <w:lang w:val="en"/>
         </w:rPr>
         <w:t xml:space="preserve"> Advantages</w:t>
       </w:r>
@@ -1976,6 +2013,7 @@
         </w:rPr>
         <w:t xml:space="preserve">: </w:t>
       </w:r>
+      <w:proofErr w:type="spellStart"/>
       <w:r>
         <w:rPr>
           <w:rFonts w:ascii="Arial" w:eastAsia="Arial" w:hAnsi="Arial" w:cs="Arial"/>
@@ -1987,7 +2025,21 @@
           <w:lang w:val="en"/>
           <w14:ligatures w14:val="none"/>
         </w:rPr>
-        <w:t>Chatgpt (GPT</w:t>
+        <w:t>Chatgpt</w:t>
+      </w:r>
+      <w:proofErr w:type="spellEnd"/>
+      <w:r>
+        <w:rPr>
+          <w:rFonts w:ascii="Arial" w:eastAsia="Arial" w:hAnsi="Arial" w:cs="Arial"/>
+          <w:b/>
+          <w:kern w:val="0"/>
+          <w:sz w:val="22"/>
+          <w:szCs w:val="22"/>
+          <w:highlight w:val="darkGray"/>
+          <w:lang w:val="en"/>
+          <w14:ligatures w14:val="none"/>
+        </w:rPr>
+        <w:t xml:space="preserve"> (GPT</w:t>
       </w:r>
       <w:r>
         <w:rPr>
@@ -2653,18 +2705,9 @@
     </w:p>
     <w:p>
       <w:pPr>
-        <w:spacing w:before="160" w:after="80" w:line="276" w:lineRule="auto"/>
-        <w:outlineLvl w:val="1"/>
-        <w:rPr>
-          <w:rFonts w:asciiTheme="majorHAnsi" w:eastAsiaTheme="majorEastAsia" w:hAnsiTheme="majorHAnsi" w:cstheme="majorBidi"/>
-          <w:b/>
-          <w:bCs/>
-          <w:color w:val="2F5496" w:themeColor="accent1" w:themeShade="BF"/>
-          <w:kern w:val="0"/>
-          <w:sz w:val="34"/>
-          <w:szCs w:val="34"/>
-          <w:lang w:val="en"/>
-          <w14:ligatures w14:val="none"/>
+        <w:pStyle w:val="Heading2"/>
+        <w:rPr>
+          <w:lang w:val="en"/>
         </w:rPr>
       </w:pPr>
       <w:bookmarkStart w:id="5" w:name="_38vvizwixycu" w:colFirst="0" w:colLast="0"/>
@@ -2672,28 +2715,14 @@
       <w:r>
         <w:rPr>
           <w:rFonts w:ascii="Segoe UI Emoji" w:eastAsia="Arial Unicode MS" w:hAnsi="Segoe UI Emoji" w:cs="Segoe UI Emoji"/>
-          <w:b/>
-          <w:bCs/>
-          <w:color w:val="2F5496" w:themeColor="accent1" w:themeShade="BF"/>
-          <w:kern w:val="0"/>
-          <w:sz w:val="34"/>
-          <w:szCs w:val="34"/>
-          <w:lang w:val="en"/>
-          <w14:ligatures w14:val="none"/>
+          <w:lang w:val="en"/>
         </w:rPr>
         <w:t>❌</w:t>
       </w:r>
       <w:r>
         <w:rPr>
-          <w:rFonts w:ascii="Arial Unicode MS" w:eastAsia="Arial Unicode MS" w:hAnsi="Arial Unicode MS" w:cs="Arial Unicode MS"/>
-          <w:b/>
-          <w:bCs/>
-          <w:color w:val="2F5496" w:themeColor="accent1" w:themeShade="BF"/>
-          <w:kern w:val="0"/>
-          <w:sz w:val="34"/>
-          <w:szCs w:val="34"/>
-          <w:lang w:val="en"/>
-          <w14:ligatures w14:val="none"/>
+          <w:rFonts w:eastAsia="Arial Unicode MS"/>
+          <w:lang w:val="en"/>
         </w:rPr>
         <w:t xml:space="preserve"> Disadvantages</w:t>
       </w:r>
@@ -2738,6 +2767,7 @@
         </w:rPr>
         <w:t xml:space="preserve">: </w:t>
       </w:r>
+      <w:proofErr w:type="spellStart"/>
       <w:r>
         <w:rPr>
           <w:rFonts w:ascii="Arial" w:eastAsia="Arial" w:hAnsi="Arial" w:cs="Arial"/>
@@ -2749,7 +2779,21 @@
           <w:lang w:val="en"/>
           <w14:ligatures w14:val="none"/>
         </w:rPr>
-        <w:t>Chatgpt (GPT</w:t>
+        <w:t>Chatgpt</w:t>
+      </w:r>
+      <w:proofErr w:type="spellEnd"/>
+      <w:r>
+        <w:rPr>
+          <w:rFonts w:ascii="Arial" w:eastAsia="Arial" w:hAnsi="Arial" w:cs="Arial"/>
+          <w:b/>
+          <w:kern w:val="0"/>
+          <w:sz w:val="22"/>
+          <w:szCs w:val="22"/>
+          <w:highlight w:val="darkGray"/>
+          <w:lang w:val="en"/>
+          <w14:ligatures w14:val="none"/>
+        </w:rPr>
+        <w:t xml:space="preserve"> (GPT</w:t>
       </w:r>
       <w:r>
         <w:rPr>
@@ -2800,6 +2844,7 @@
           <w:lang w:val="en"/>
           <w14:ligatures w14:val="none"/>
         </w:rPr>
+        <w:lastRenderedPageBreak/>
         <w:drawing>
           <wp:inline distT="114300" distB="114300" distL="114300" distR="114300" wp14:anchorId="2CE5A31F" wp14:editId="00AFA313">
             <wp:extent cx="5943600" cy="1244600"/>
@@ -3308,47 +3353,23 @@
     </w:p>
     <w:p>
       <w:pPr>
-        <w:spacing w:before="160" w:after="80" w:line="276" w:lineRule="auto"/>
-        <w:outlineLvl w:val="1"/>
-        <w:rPr>
-          <w:rFonts w:asciiTheme="majorHAnsi" w:eastAsiaTheme="majorEastAsia" w:hAnsiTheme="majorHAnsi" w:cstheme="majorBidi"/>
-          <w:b/>
-          <w:bCs/>
-          <w:color w:val="2F5496" w:themeColor="accent1" w:themeShade="BF"/>
-          <w:kern w:val="0"/>
-          <w:sz w:val="34"/>
-          <w:szCs w:val="34"/>
-          <w:lang w:val="en"/>
-          <w14:ligatures w14:val="none"/>
+        <w:pStyle w:val="Heading2"/>
+        <w:rPr>
+          <w:lang w:val="en"/>
         </w:rPr>
       </w:pPr>
       <w:bookmarkStart w:id="6" w:name="_3xstra3t9k3u" w:colFirst="0" w:colLast="0"/>
       <w:bookmarkEnd w:id="6"/>
       <w:r>
         <w:rPr>
-          <w:rFonts w:ascii="Segoe UI Emoji" w:eastAsiaTheme="majorEastAsia" w:hAnsi="Segoe UI Emoji" w:cs="Segoe UI Emoji"/>
-          <w:b/>
-          <w:bCs/>
-          <w:color w:val="2F5496" w:themeColor="accent1" w:themeShade="BF"/>
-          <w:kern w:val="0"/>
-          <w:sz w:val="34"/>
-          <w:szCs w:val="34"/>
-          <w:lang w:val="en"/>
-          <w14:ligatures w14:val="none"/>
+          <w:rFonts w:ascii="Segoe UI Emoji" w:hAnsi="Segoe UI Emoji" w:cs="Segoe UI Emoji"/>
+          <w:lang w:val="en"/>
         </w:rPr>
         <w:t>🏢</w:t>
       </w:r>
       <w:r>
         <w:rPr>
-          <w:rFonts w:asciiTheme="majorHAnsi" w:eastAsiaTheme="majorEastAsia" w:hAnsiTheme="majorHAnsi" w:cstheme="majorBidi"/>
-          <w:b/>
-          <w:bCs/>
-          <w:color w:val="2F5496" w:themeColor="accent1" w:themeShade="BF"/>
-          <w:kern w:val="0"/>
-          <w:sz w:val="34"/>
-          <w:szCs w:val="34"/>
-          <w:lang w:val="en"/>
-          <w14:ligatures w14:val="none"/>
+          <w:lang w:val="en"/>
         </w:rPr>
         <w:t xml:space="preserve"> Common Use Cases</w:t>
       </w:r>
@@ -3393,6 +3414,7 @@
         </w:rPr>
         <w:t xml:space="preserve">: </w:t>
       </w:r>
+      <w:proofErr w:type="spellStart"/>
       <w:r>
         <w:rPr>
           <w:rFonts w:ascii="Arial" w:eastAsia="Arial" w:hAnsi="Arial" w:cs="Arial"/>
@@ -3404,7 +3426,21 @@
           <w:lang w:val="en"/>
           <w14:ligatures w14:val="none"/>
         </w:rPr>
-        <w:t>Chatgpt (GPT</w:t>
+        <w:t>Chatgpt</w:t>
+      </w:r>
+      <w:proofErr w:type="spellEnd"/>
+      <w:r>
+        <w:rPr>
+          <w:rFonts w:ascii="Arial" w:eastAsia="Arial" w:hAnsi="Arial" w:cs="Arial"/>
+          <w:b/>
+          <w:kern w:val="0"/>
+          <w:sz w:val="22"/>
+          <w:szCs w:val="22"/>
+          <w:highlight w:val="darkGray"/>
+          <w:lang w:val="en"/>
+          <w14:ligatures w14:val="none"/>
+        </w:rPr>
+        <w:t xml:space="preserve"> (GPT</w:t>
       </w:r>
       <w:r>
         <w:rPr>
@@ -3844,6 +3880,7 @@
                 <w:lang w:val="en"/>
                 <w14:ligatures w14:val="none"/>
               </w:rPr>
+              <w:lastRenderedPageBreak/>
               <w:t>🏬</w:t>
             </w:r>
             <w:r>
@@ -3854,7 +3891,29 @@
                 <w:lang w:val="en"/>
                 <w14:ligatures w14:val="none"/>
               </w:rPr>
-              <w:t xml:space="preserve"> Multi-branch businesses</w:t>
+              <w:t xml:space="preserve"> </w:t>
+            </w:r>
+            <w:proofErr w:type="gramStart"/>
+            <w:r>
+              <w:rPr>
+                <w:rFonts w:ascii="Roboto Mono" w:eastAsia="Roboto Mono" w:hAnsi="Roboto Mono" w:cs="Arial"/>
+                <w:kern w:val="0"/>
+                <w:szCs w:val="22"/>
+                <w:lang w:val="en"/>
+                <w14:ligatures w14:val="none"/>
+              </w:rPr>
+              <w:t>Multi-branch</w:t>
+            </w:r>
+            <w:proofErr w:type="gramEnd"/>
+            <w:r>
+              <w:rPr>
+                <w:rFonts w:ascii="Roboto Mono" w:eastAsia="Roboto Mono" w:hAnsi="Roboto Mono" w:cs="Arial"/>
+                <w:kern w:val="0"/>
+                <w:szCs w:val="22"/>
+                <w:lang w:val="en"/>
+                <w14:ligatures w14:val="none"/>
+              </w:rPr>
+              <w:t xml:space="preserve"> businesses</w:t>
             </w:r>
           </w:p>
         </w:tc>
@@ -3927,18 +3986,9 @@
     </w:p>
     <w:p>
       <w:pPr>
-        <w:spacing w:before="160" w:after="80" w:line="276" w:lineRule="auto"/>
-        <w:outlineLvl w:val="1"/>
-        <w:rPr>
-          <w:rFonts w:asciiTheme="majorHAnsi" w:eastAsiaTheme="majorEastAsia" w:hAnsiTheme="majorHAnsi" w:cstheme="majorBidi"/>
-          <w:b/>
-          <w:bCs/>
-          <w:color w:val="2F5496" w:themeColor="accent1" w:themeShade="BF"/>
-          <w:kern w:val="0"/>
-          <w:sz w:val="34"/>
-          <w:szCs w:val="34"/>
-          <w:lang w:val="en"/>
-          <w14:ligatures w14:val="none"/>
+        <w:pStyle w:val="Heading2"/>
+        <w:rPr>
+          <w:lang w:val="en"/>
         </w:rPr>
       </w:pPr>
       <w:bookmarkStart w:id="7" w:name="_yj8s6whi4qyn" w:colFirst="0" w:colLast="0"/>
@@ -3946,28 +3996,14 @@
       <w:r>
         <w:rPr>
           <w:rFonts w:ascii="Segoe UI Emoji" w:eastAsia="Arial Unicode MS" w:hAnsi="Segoe UI Emoji" w:cs="Segoe UI Emoji"/>
-          <w:b/>
-          <w:bCs/>
-          <w:color w:val="2F5496" w:themeColor="accent1" w:themeShade="BF"/>
-          <w:kern w:val="0"/>
-          <w:sz w:val="34"/>
-          <w:szCs w:val="34"/>
-          <w:lang w:val="en"/>
-          <w14:ligatures w14:val="none"/>
+          <w:lang w:val="en"/>
         </w:rPr>
         <w:t>✅</w:t>
       </w:r>
       <w:r>
         <w:rPr>
-          <w:rFonts w:ascii="Arial Unicode MS" w:eastAsia="Arial Unicode MS" w:hAnsi="Arial Unicode MS" w:cs="Arial Unicode MS"/>
-          <w:b/>
-          <w:bCs/>
-          <w:color w:val="2F5496" w:themeColor="accent1" w:themeShade="BF"/>
-          <w:kern w:val="0"/>
-          <w:sz w:val="34"/>
-          <w:szCs w:val="34"/>
-          <w:lang w:val="en"/>
-          <w14:ligatures w14:val="none"/>
+          <w:rFonts w:eastAsia="Arial Unicode MS"/>
+          <w:lang w:val="en"/>
         </w:rPr>
         <w:t xml:space="preserve"> Summary</w:t>
       </w:r>
@@ -4012,6 +4048,7 @@
         </w:rPr>
         <w:t xml:space="preserve">: </w:t>
       </w:r>
+      <w:proofErr w:type="spellStart"/>
       <w:r>
         <w:rPr>
           <w:rFonts w:ascii="Arial" w:eastAsia="Arial" w:hAnsi="Arial" w:cs="Arial"/>
@@ -4023,7 +4060,21 @@
           <w:lang w:val="en"/>
           <w14:ligatures w14:val="none"/>
         </w:rPr>
-        <w:t>Chatgpt (GPT</w:t>
+        <w:t>Chatgpt</w:t>
+      </w:r>
+      <w:proofErr w:type="spellEnd"/>
+      <w:r>
+        <w:rPr>
+          <w:rFonts w:ascii="Arial" w:eastAsia="Arial" w:hAnsi="Arial" w:cs="Arial"/>
+          <w:b/>
+          <w:kern w:val="0"/>
+          <w:sz w:val="22"/>
+          <w:szCs w:val="22"/>
+          <w:highlight w:val="darkGray"/>
+          <w:lang w:val="en"/>
+          <w14:ligatures w14:val="none"/>
+        </w:rPr>
+        <w:t xml:space="preserve"> (GPT</w:t>
       </w:r>
       <w:r>
         <w:rPr>
@@ -5193,7 +5244,6 @@
     <w:next w:val="Normal"/>
     <w:link w:val="Heading2Char"/>
     <w:uiPriority w:val="9"/>
-    <w:semiHidden/>
     <w:unhideWhenUsed/>
     <w:qFormat/>
     <w:rsid w:val="008F1598"/>
@@ -5410,7 +5460,6 @@
     <w:basedOn w:val="DefaultParagraphFont"/>
     <w:link w:val="Heading2"/>
     <w:uiPriority w:val="9"/>
-    <w:semiHidden/>
     <w:rsid w:val="008F1598"/>
     <w:rPr>
       <w:rFonts w:asciiTheme="majorHAnsi" w:eastAsiaTheme="majorEastAsia" w:hAnsiTheme="majorHAnsi" w:cstheme="majorBidi"/>
